--- a/ams/AMS_Scope_Document.docx
+++ b/ams/AMS_Scope_Document.docx
@@ -73,11 +73,10 @@
         <w:br w:type="page" w:clear="all"/>
       </w:r>
       <w:r/>
-      <w:r/>
     </w:p>
     <w:p>
       <w:pPr>
-        <w:pStyle w:val="744"/>
+        <w:pStyle w:val="912"/>
         <w:pBdr/>
         <w:spacing w:after="180" w:before="360"/>
         <w:ind/>
@@ -134,7 +133,7 @@
     </w:p>
     <w:p>
       <w:pPr>
-        <w:pStyle w:val="736"/>
+        <w:pStyle w:val="904"/>
         <w:numPr>
           <w:ilvl w:val="0"/>
           <w:numId w:val="2"/>
@@ -157,7 +156,7 @@
     </w:p>
     <w:p>
       <w:pPr>
-        <w:pStyle w:val="736"/>
+        <w:pStyle w:val="904"/>
         <w:numPr>
           <w:ilvl w:val="0"/>
           <w:numId w:val="2"/>
@@ -180,7 +179,7 @@
     </w:p>
     <w:p>
       <w:pPr>
-        <w:pStyle w:val="736"/>
+        <w:pStyle w:val="904"/>
         <w:numPr>
           <w:ilvl w:val="0"/>
           <w:numId w:val="2"/>
@@ -203,7 +202,7 @@
     </w:p>
     <w:p>
       <w:pPr>
-        <w:pStyle w:val="736"/>
+        <w:pStyle w:val="904"/>
         <w:numPr>
           <w:ilvl w:val="0"/>
           <w:numId w:val="2"/>
@@ -256,7 +255,7 @@
     </w:p>
     <w:p>
       <w:pPr>
-        <w:pStyle w:val="744"/>
+        <w:pStyle w:val="912"/>
         <w:pBdr/>
         <w:spacing w:after="180" w:before="360"/>
         <w:ind/>
@@ -295,7 +294,7 @@
     </w:p>
     <w:p>
       <w:pPr>
-        <w:pStyle w:val="736"/>
+        <w:pStyle w:val="904"/>
         <w:numPr>
           <w:ilvl w:val="0"/>
           <w:numId w:val="2"/>
@@ -318,7 +317,7 @@
     </w:p>
     <w:p>
       <w:pPr>
-        <w:pStyle w:val="736"/>
+        <w:pStyle w:val="904"/>
         <w:numPr>
           <w:ilvl w:val="0"/>
           <w:numId w:val="2"/>
@@ -341,7 +340,7 @@
     </w:p>
     <w:p>
       <w:pPr>
-        <w:pStyle w:val="736"/>
+        <w:pStyle w:val="904"/>
         <w:numPr>
           <w:ilvl w:val="0"/>
           <w:numId w:val="2"/>
@@ -364,7 +363,7 @@
     </w:p>
     <w:p>
       <w:pPr>
-        <w:pStyle w:val="736"/>
+        <w:pStyle w:val="904"/>
         <w:numPr>
           <w:ilvl w:val="0"/>
           <w:numId w:val="2"/>
@@ -387,7 +386,7 @@
     </w:p>
     <w:p>
       <w:pPr>
-        <w:pStyle w:val="736"/>
+        <w:pStyle w:val="904"/>
         <w:numPr>
           <w:ilvl w:val="0"/>
           <w:numId w:val="2"/>
@@ -410,7 +409,7 @@
     </w:p>
     <w:p>
       <w:pPr>
-        <w:pStyle w:val="736"/>
+        <w:pStyle w:val="904"/>
         <w:numPr>
           <w:ilvl w:val="0"/>
           <w:numId w:val="2"/>
@@ -433,7 +432,7 @@
     </w:p>
     <w:p>
       <w:pPr>
-        <w:pStyle w:val="736"/>
+        <w:pStyle w:val="904"/>
         <w:numPr>
           <w:ilvl w:val="0"/>
           <w:numId w:val="2"/>
@@ -456,7 +455,7 @@
     </w:p>
     <w:p>
       <w:pPr>
-        <w:pStyle w:val="736"/>
+        <w:pStyle w:val="904"/>
         <w:numPr>
           <w:ilvl w:val="0"/>
           <w:numId w:val="2"/>
@@ -509,7 +508,7 @@
     </w:p>
     <w:p>
       <w:pPr>
-        <w:pStyle w:val="744"/>
+        <w:pStyle w:val="912"/>
         <w:pBdr/>
         <w:spacing w:after="180" w:before="360"/>
         <w:ind/>
@@ -548,7 +547,7 @@
     </w:p>
     <w:p>
       <w:pPr>
-        <w:pStyle w:val="736"/>
+        <w:pStyle w:val="904"/>
         <w:numPr>
           <w:ilvl w:val="0"/>
           <w:numId w:val="3"/>
@@ -571,7 +570,7 @@
     </w:p>
     <w:p>
       <w:pPr>
-        <w:pStyle w:val="736"/>
+        <w:pStyle w:val="904"/>
         <w:numPr>
           <w:ilvl w:val="0"/>
           <w:numId w:val="3"/>
@@ -594,7 +593,7 @@
     </w:p>
     <w:p>
       <w:pPr>
-        <w:pStyle w:val="736"/>
+        <w:pStyle w:val="904"/>
         <w:numPr>
           <w:ilvl w:val="0"/>
           <w:numId w:val="3"/>
@@ -617,7 +616,7 @@
     </w:p>
     <w:p>
       <w:pPr>
-        <w:pStyle w:val="736"/>
+        <w:pStyle w:val="904"/>
         <w:numPr>
           <w:ilvl w:val="0"/>
           <w:numId w:val="3"/>
@@ -640,7 +639,7 @@
     </w:p>
     <w:p>
       <w:pPr>
-        <w:pStyle w:val="736"/>
+        <w:pStyle w:val="904"/>
         <w:numPr>
           <w:ilvl w:val="0"/>
           <w:numId w:val="3"/>
@@ -663,7 +662,7 @@
     </w:p>
     <w:p>
       <w:pPr>
-        <w:pStyle w:val="736"/>
+        <w:pStyle w:val="904"/>
         <w:numPr>
           <w:ilvl w:val="0"/>
           <w:numId w:val="3"/>
@@ -686,7 +685,7 @@
     </w:p>
     <w:p>
       <w:pPr>
-        <w:pStyle w:val="736"/>
+        <w:pStyle w:val="904"/>
         <w:numPr>
           <w:ilvl w:val="0"/>
           <w:numId w:val="3"/>
@@ -709,7 +708,7 @@
     </w:p>
     <w:p>
       <w:pPr>
-        <w:pStyle w:val="736"/>
+        <w:pStyle w:val="904"/>
         <w:numPr>
           <w:ilvl w:val="0"/>
           <w:numId w:val="3"/>
@@ -744,7 +743,7 @@
     </w:p>
     <w:p>
       <w:pPr>
-        <w:pStyle w:val="744"/>
+        <w:pStyle w:val="912"/>
         <w:pBdr/>
         <w:spacing w:after="180" w:before="360"/>
         <w:ind/>
@@ -765,7 +764,7 @@
     </w:p>
     <w:p>
       <w:pPr>
-        <w:pStyle w:val="745"/>
+        <w:pStyle w:val="913"/>
         <w:pBdr/>
         <w:spacing w:after="120" w:before="280"/>
         <w:ind/>
@@ -804,7 +803,7 @@
     </w:p>
     <w:p>
       <w:pPr>
-        <w:pStyle w:val="736"/>
+        <w:pStyle w:val="904"/>
         <w:numPr>
           <w:ilvl w:val="0"/>
           <w:numId w:val="2"/>
@@ -827,7 +826,7 @@
     </w:p>
     <w:p>
       <w:pPr>
-        <w:pStyle w:val="736"/>
+        <w:pStyle w:val="904"/>
         <w:numPr>
           <w:ilvl w:val="0"/>
           <w:numId w:val="2"/>
@@ -850,7 +849,7 @@
     </w:p>
     <w:p>
       <w:pPr>
-        <w:pStyle w:val="736"/>
+        <w:pStyle w:val="904"/>
         <w:numPr>
           <w:ilvl w:val="0"/>
           <w:numId w:val="2"/>
@@ -873,7 +872,7 @@
     </w:p>
     <w:p>
       <w:pPr>
-        <w:pStyle w:val="736"/>
+        <w:pStyle w:val="904"/>
         <w:numPr>
           <w:ilvl w:val="0"/>
           <w:numId w:val="2"/>
@@ -896,7 +895,7 @@
     </w:p>
     <w:p>
       <w:pPr>
-        <w:pStyle w:val="736"/>
+        <w:pStyle w:val="904"/>
         <w:numPr>
           <w:ilvl w:val="0"/>
           <w:numId w:val="2"/>
@@ -919,7 +918,7 @@
     </w:p>
     <w:p>
       <w:pPr>
-        <w:pStyle w:val="736"/>
+        <w:pStyle w:val="904"/>
         <w:numPr>
           <w:ilvl w:val="0"/>
           <w:numId w:val="2"/>
@@ -942,7 +941,7 @@
     </w:p>
     <w:p>
       <w:pPr>
-        <w:pStyle w:val="736"/>
+        <w:pStyle w:val="904"/>
         <w:numPr>
           <w:ilvl w:val="0"/>
           <w:numId w:val="2"/>
@@ -965,7 +964,7 @@
     </w:p>
     <w:p>
       <w:pPr>
-        <w:pStyle w:val="736"/>
+        <w:pStyle w:val="904"/>
         <w:numPr>
           <w:ilvl w:val="0"/>
           <w:numId w:val="2"/>
@@ -988,7 +987,7 @@
     </w:p>
     <w:p>
       <w:pPr>
-        <w:pStyle w:val="736"/>
+        <w:pStyle w:val="904"/>
         <w:numPr>
           <w:ilvl w:val="0"/>
           <w:numId w:val="2"/>
@@ -1011,7 +1010,7 @@
     </w:p>
     <w:p>
       <w:pPr>
-        <w:pStyle w:val="736"/>
+        <w:pStyle w:val="904"/>
         <w:numPr>
           <w:ilvl w:val="0"/>
           <w:numId w:val="2"/>
@@ -1034,7 +1033,7 @@
     </w:p>
     <w:p>
       <w:pPr>
-        <w:pStyle w:val="736"/>
+        <w:pStyle w:val="904"/>
         <w:numPr>
           <w:ilvl w:val="0"/>
           <w:numId w:val="2"/>
@@ -1057,7 +1056,7 @@
     </w:p>
     <w:p>
       <w:pPr>
-        <w:pStyle w:val="736"/>
+        <w:pStyle w:val="904"/>
         <w:numPr>
           <w:ilvl w:val="0"/>
           <w:numId w:val="2"/>
@@ -1080,7 +1079,7 @@
     </w:p>
     <w:p>
       <w:pPr>
-        <w:pStyle w:val="736"/>
+        <w:pStyle w:val="904"/>
         <w:numPr>
           <w:ilvl w:val="0"/>
           <w:numId w:val="2"/>
@@ -1103,7 +1102,7 @@
     </w:p>
     <w:p>
       <w:pPr>
-        <w:pStyle w:val="745"/>
+        <w:pStyle w:val="913"/>
         <w:pBdr/>
         <w:spacing w:after="120" w:before="280"/>
         <w:ind/>
@@ -1142,7 +1141,7 @@
     </w:p>
     <w:p>
       <w:pPr>
-        <w:pStyle w:val="736"/>
+        <w:pStyle w:val="904"/>
         <w:numPr>
           <w:ilvl w:val="0"/>
           <w:numId w:val="2"/>
@@ -1165,7 +1164,7 @@
     </w:p>
     <w:p>
       <w:pPr>
-        <w:pStyle w:val="736"/>
+        <w:pStyle w:val="904"/>
         <w:numPr>
           <w:ilvl w:val="0"/>
           <w:numId w:val="2"/>
@@ -1188,7 +1187,7 @@
     </w:p>
     <w:p>
       <w:pPr>
-        <w:pStyle w:val="736"/>
+        <w:pStyle w:val="904"/>
         <w:numPr>
           <w:ilvl w:val="0"/>
           <w:numId w:val="2"/>
@@ -1211,7 +1210,7 @@
     </w:p>
     <w:p>
       <w:pPr>
-        <w:pStyle w:val="736"/>
+        <w:pStyle w:val="904"/>
         <w:numPr>
           <w:ilvl w:val="0"/>
           <w:numId w:val="2"/>
@@ -1234,7 +1233,7 @@
     </w:p>
     <w:p>
       <w:pPr>
-        <w:pStyle w:val="736"/>
+        <w:pStyle w:val="904"/>
         <w:numPr>
           <w:ilvl w:val="0"/>
           <w:numId w:val="2"/>
@@ -1257,7 +1256,7 @@
     </w:p>
     <w:p>
       <w:pPr>
-        <w:pStyle w:val="736"/>
+        <w:pStyle w:val="904"/>
         <w:numPr>
           <w:ilvl w:val="0"/>
           <w:numId w:val="2"/>
@@ -1280,7 +1279,7 @@
     </w:p>
     <w:p>
       <w:pPr>
-        <w:pStyle w:val="736"/>
+        <w:pStyle w:val="904"/>
         <w:numPr>
           <w:ilvl w:val="0"/>
           <w:numId w:val="2"/>
@@ -1303,7 +1302,7 @@
     </w:p>
     <w:p>
       <w:pPr>
-        <w:pStyle w:val="736"/>
+        <w:pStyle w:val="904"/>
         <w:numPr>
           <w:ilvl w:val="0"/>
           <w:numId w:val="2"/>
@@ -1326,7 +1325,7 @@
     </w:p>
     <w:p>
       <w:pPr>
-        <w:pStyle w:val="736"/>
+        <w:pStyle w:val="904"/>
         <w:numPr>
           <w:ilvl w:val="0"/>
           <w:numId w:val="2"/>
@@ -1349,7 +1348,7 @@
     </w:p>
     <w:p>
       <w:pPr>
-        <w:pStyle w:val="736"/>
+        <w:pStyle w:val="904"/>
         <w:numPr>
           <w:ilvl w:val="0"/>
           <w:numId w:val="2"/>
@@ -1390,7 +1389,7 @@
     </w:p>
     <w:p>
       <w:pPr>
-        <w:pStyle w:val="736"/>
+        <w:pStyle w:val="904"/>
         <w:numPr>
           <w:ilvl w:val="0"/>
           <w:numId w:val="2"/>
@@ -1413,7 +1412,7 @@
     </w:p>
     <w:p>
       <w:pPr>
-        <w:pStyle w:val="736"/>
+        <w:pStyle w:val="904"/>
         <w:numPr>
           <w:ilvl w:val="0"/>
           <w:numId w:val="2"/>
@@ -1436,7 +1435,7 @@
     </w:p>
     <w:p>
       <w:pPr>
-        <w:pStyle w:val="736"/>
+        <w:pStyle w:val="904"/>
         <w:numPr>
           <w:ilvl w:val="0"/>
           <w:numId w:val="2"/>
@@ -1459,7 +1458,7 @@
     </w:p>
     <w:p>
       <w:pPr>
-        <w:pStyle w:val="736"/>
+        <w:pStyle w:val="904"/>
         <w:numPr>
           <w:ilvl w:val="0"/>
           <w:numId w:val="2"/>
@@ -1482,7 +1481,7 @@
     </w:p>
     <w:p>
       <w:pPr>
-        <w:pStyle w:val="736"/>
+        <w:pStyle w:val="904"/>
         <w:numPr>
           <w:ilvl w:val="0"/>
           <w:numId w:val="2"/>
@@ -1505,7 +1504,7 @@
     </w:p>
     <w:p>
       <w:pPr>
-        <w:pStyle w:val="736"/>
+        <w:pStyle w:val="904"/>
         <w:numPr>
           <w:ilvl w:val="0"/>
           <w:numId w:val="2"/>
@@ -1528,7 +1527,7 @@
     </w:p>
     <w:p>
       <w:pPr>
-        <w:pStyle w:val="736"/>
+        <w:pStyle w:val="904"/>
         <w:numPr>
           <w:ilvl w:val="0"/>
           <w:numId w:val="2"/>
@@ -1551,7 +1550,7 @@
     </w:p>
     <w:p>
       <w:pPr>
-        <w:pStyle w:val="736"/>
+        <w:pStyle w:val="904"/>
         <w:numPr>
           <w:ilvl w:val="0"/>
           <w:numId w:val="2"/>
@@ -1574,7 +1573,7 @@
     </w:p>
     <w:p>
       <w:pPr>
-        <w:pStyle w:val="745"/>
+        <w:pStyle w:val="913"/>
         <w:pBdr/>
         <w:spacing w:after="120" w:before="280"/>
         <w:ind/>
@@ -1613,7 +1612,7 @@
     </w:p>
     <w:p>
       <w:pPr>
-        <w:pStyle w:val="736"/>
+        <w:pStyle w:val="904"/>
         <w:numPr>
           <w:ilvl w:val="0"/>
           <w:numId w:val="2"/>
@@ -1636,7 +1635,7 @@
     </w:p>
     <w:p>
       <w:pPr>
-        <w:pStyle w:val="736"/>
+        <w:pStyle w:val="904"/>
         <w:numPr>
           <w:ilvl w:val="0"/>
           <w:numId w:val="2"/>
@@ -1659,7 +1658,7 @@
     </w:p>
     <w:p>
       <w:pPr>
-        <w:pStyle w:val="736"/>
+        <w:pStyle w:val="904"/>
         <w:numPr>
           <w:ilvl w:val="0"/>
           <w:numId w:val="2"/>
@@ -1682,7 +1681,7 @@
     </w:p>
     <w:p>
       <w:pPr>
-        <w:pStyle w:val="736"/>
+        <w:pStyle w:val="904"/>
         <w:numPr>
           <w:ilvl w:val="0"/>
           <w:numId w:val="2"/>
@@ -1705,7 +1704,7 @@
     </w:p>
     <w:p>
       <w:pPr>
-        <w:pStyle w:val="736"/>
+        <w:pStyle w:val="904"/>
         <w:numPr>
           <w:ilvl w:val="0"/>
           <w:numId w:val="2"/>
@@ -1728,7 +1727,7 @@
     </w:p>
     <w:p>
       <w:pPr>
-        <w:pStyle w:val="736"/>
+        <w:pStyle w:val="904"/>
         <w:numPr>
           <w:ilvl w:val="0"/>
           <w:numId w:val="2"/>
@@ -1769,7 +1768,7 @@
     </w:p>
     <w:p>
       <w:pPr>
-        <w:pStyle w:val="736"/>
+        <w:pStyle w:val="904"/>
         <w:numPr>
           <w:ilvl w:val="0"/>
           <w:numId w:val="2"/>
@@ -1792,7 +1791,7 @@
     </w:p>
     <w:p>
       <w:pPr>
-        <w:pStyle w:val="736"/>
+        <w:pStyle w:val="904"/>
         <w:numPr>
           <w:ilvl w:val="0"/>
           <w:numId w:val="2"/>
@@ -1815,7 +1814,7 @@
     </w:p>
     <w:p>
       <w:pPr>
-        <w:pStyle w:val="736"/>
+        <w:pStyle w:val="904"/>
         <w:numPr>
           <w:ilvl w:val="0"/>
           <w:numId w:val="2"/>
@@ -1838,7 +1837,7 @@
     </w:p>
     <w:p>
       <w:pPr>
-        <w:pStyle w:val="736"/>
+        <w:pStyle w:val="904"/>
         <w:numPr>
           <w:ilvl w:val="0"/>
           <w:numId w:val="2"/>
@@ -1861,7 +1860,7 @@
     </w:p>
     <w:p>
       <w:pPr>
-        <w:pStyle w:val="736"/>
+        <w:pStyle w:val="904"/>
         <w:numPr>
           <w:ilvl w:val="0"/>
           <w:numId w:val="2"/>
@@ -1884,7 +1883,7 @@
     </w:p>
     <w:p>
       <w:pPr>
-        <w:pStyle w:val="736"/>
+        <w:pStyle w:val="904"/>
         <w:numPr>
           <w:ilvl w:val="0"/>
           <w:numId w:val="2"/>
@@ -1907,7 +1906,7 @@
     </w:p>
     <w:p>
       <w:pPr>
-        <w:pStyle w:val="736"/>
+        <w:pStyle w:val="904"/>
         <w:numPr>
           <w:ilvl w:val="0"/>
           <w:numId w:val="2"/>
@@ -1930,7 +1929,7 @@
     </w:p>
     <w:p>
       <w:pPr>
-        <w:pStyle w:val="745"/>
+        <w:pStyle w:val="913"/>
         <w:pBdr/>
         <w:spacing w:after="120" w:before="280"/>
         <w:ind/>
@@ -1969,7 +1968,7 @@
     </w:p>
     <w:p>
       <w:pPr>
-        <w:pStyle w:val="736"/>
+        <w:pStyle w:val="904"/>
         <w:numPr>
           <w:ilvl w:val="0"/>
           <w:numId w:val="3"/>
@@ -1992,7 +1991,7 @@
     </w:p>
     <w:p>
       <w:pPr>
-        <w:pStyle w:val="736"/>
+        <w:pStyle w:val="904"/>
         <w:numPr>
           <w:ilvl w:val="0"/>
           <w:numId w:val="3"/>
@@ -2015,7 +2014,7 @@
     </w:p>
     <w:p>
       <w:pPr>
-        <w:pStyle w:val="736"/>
+        <w:pStyle w:val="904"/>
         <w:numPr>
           <w:ilvl w:val="0"/>
           <w:numId w:val="3"/>
@@ -2038,7 +2037,7 @@
     </w:p>
     <w:p>
       <w:pPr>
-        <w:pStyle w:val="736"/>
+        <w:pStyle w:val="904"/>
         <w:numPr>
           <w:ilvl w:val="0"/>
           <w:numId w:val="3"/>
@@ -2061,7 +2060,7 @@
     </w:p>
     <w:p>
       <w:pPr>
-        <w:pStyle w:val="736"/>
+        <w:pStyle w:val="904"/>
         <w:numPr>
           <w:ilvl w:val="0"/>
           <w:numId w:val="3"/>
@@ -2084,7 +2083,7 @@
     </w:p>
     <w:p>
       <w:pPr>
-        <w:pStyle w:val="736"/>
+        <w:pStyle w:val="904"/>
         <w:numPr>
           <w:ilvl w:val="0"/>
           <w:numId w:val="3"/>
@@ -2107,7 +2106,7 @@
     </w:p>
     <w:p>
       <w:pPr>
-        <w:pStyle w:val="736"/>
+        <w:pStyle w:val="904"/>
         <w:numPr>
           <w:ilvl w:val="0"/>
           <w:numId w:val="3"/>
@@ -2130,7 +2129,7 @@
     </w:p>
     <w:p>
       <w:pPr>
-        <w:pStyle w:val="736"/>
+        <w:pStyle w:val="904"/>
         <w:numPr>
           <w:ilvl w:val="0"/>
           <w:numId w:val="3"/>
@@ -2153,7 +2152,7 @@
     </w:p>
     <w:p>
       <w:pPr>
-        <w:pStyle w:val="736"/>
+        <w:pStyle w:val="904"/>
         <w:numPr>
           <w:ilvl w:val="0"/>
           <w:numId w:val="3"/>
@@ -2194,7 +2193,7 @@
     </w:p>
     <w:p>
       <w:pPr>
-        <w:pStyle w:val="736"/>
+        <w:pStyle w:val="904"/>
         <w:numPr>
           <w:ilvl w:val="0"/>
           <w:numId w:val="2"/>
@@ -2217,7 +2216,7 @@
     </w:p>
     <w:p>
       <w:pPr>
-        <w:pStyle w:val="736"/>
+        <w:pStyle w:val="904"/>
         <w:numPr>
           <w:ilvl w:val="0"/>
           <w:numId w:val="2"/>
@@ -2240,7 +2239,7 @@
     </w:p>
     <w:p>
       <w:pPr>
-        <w:pStyle w:val="736"/>
+        <w:pStyle w:val="904"/>
         <w:numPr>
           <w:ilvl w:val="0"/>
           <w:numId w:val="2"/>
@@ -2263,7 +2262,7 @@
     </w:p>
     <w:p>
       <w:pPr>
-        <w:pStyle w:val="736"/>
+        <w:pStyle w:val="904"/>
         <w:numPr>
           <w:ilvl w:val="0"/>
           <w:numId w:val="2"/>
@@ -2286,7 +2285,7 @@
     </w:p>
     <w:p>
       <w:pPr>
-        <w:pStyle w:val="736"/>
+        <w:pStyle w:val="904"/>
         <w:numPr>
           <w:ilvl w:val="0"/>
           <w:numId w:val="2"/>
@@ -2309,7 +2308,7 @@
     </w:p>
     <w:p>
       <w:pPr>
-        <w:pStyle w:val="736"/>
+        <w:pStyle w:val="904"/>
         <w:numPr>
           <w:ilvl w:val="0"/>
           <w:numId w:val="2"/>
@@ -2350,7 +2349,7 @@
     </w:p>
     <w:p>
       <w:pPr>
-        <w:pStyle w:val="736"/>
+        <w:pStyle w:val="904"/>
         <w:numPr>
           <w:ilvl w:val="0"/>
           <w:numId w:val="2"/>
@@ -2373,7 +2372,7 @@
     </w:p>
     <w:p>
       <w:pPr>
-        <w:pStyle w:val="736"/>
+        <w:pStyle w:val="904"/>
         <w:numPr>
           <w:ilvl w:val="0"/>
           <w:numId w:val="2"/>
@@ -2396,7 +2395,7 @@
     </w:p>
     <w:p>
       <w:pPr>
-        <w:pStyle w:val="736"/>
+        <w:pStyle w:val="904"/>
         <w:numPr>
           <w:ilvl w:val="0"/>
           <w:numId w:val="2"/>
@@ -2419,7 +2418,7 @@
     </w:p>
     <w:p>
       <w:pPr>
-        <w:pStyle w:val="745"/>
+        <w:pStyle w:val="913"/>
         <w:pBdr/>
         <w:spacing w:after="120" w:before="280"/>
         <w:ind/>
@@ -2458,7 +2457,7 @@
     </w:p>
     <w:p>
       <w:pPr>
-        <w:pStyle w:val="736"/>
+        <w:pStyle w:val="904"/>
         <w:numPr>
           <w:ilvl w:val="0"/>
           <w:numId w:val="2"/>
@@ -2481,7 +2480,7 @@
     </w:p>
     <w:p>
       <w:pPr>
-        <w:pStyle w:val="736"/>
+        <w:pStyle w:val="904"/>
         <w:numPr>
           <w:ilvl w:val="0"/>
           <w:numId w:val="2"/>
@@ -2504,7 +2503,7 @@
     </w:p>
     <w:p>
       <w:pPr>
-        <w:pStyle w:val="736"/>
+        <w:pStyle w:val="904"/>
         <w:numPr>
           <w:ilvl w:val="0"/>
           <w:numId w:val="2"/>
@@ -2527,7 +2526,7 @@
     </w:p>
     <w:p>
       <w:pPr>
-        <w:pStyle w:val="736"/>
+        <w:pStyle w:val="904"/>
         <w:numPr>
           <w:ilvl w:val="0"/>
           <w:numId w:val="2"/>
@@ -2550,7 +2549,7 @@
     </w:p>
     <w:p>
       <w:pPr>
-        <w:pStyle w:val="736"/>
+        <w:pStyle w:val="904"/>
         <w:numPr>
           <w:ilvl w:val="0"/>
           <w:numId w:val="2"/>
@@ -2573,7 +2572,7 @@
     </w:p>
     <w:p>
       <w:pPr>
-        <w:pStyle w:val="736"/>
+        <w:pStyle w:val="904"/>
         <w:numPr>
           <w:ilvl w:val="0"/>
           <w:numId w:val="2"/>
@@ -2596,7 +2595,7 @@
     </w:p>
     <w:p>
       <w:pPr>
-        <w:pStyle w:val="736"/>
+        <w:pStyle w:val="904"/>
         <w:numPr>
           <w:ilvl w:val="0"/>
           <w:numId w:val="2"/>
@@ -2619,7 +2618,7 @@
     </w:p>
     <w:p>
       <w:pPr>
-        <w:pStyle w:val="736"/>
+        <w:pStyle w:val="904"/>
         <w:numPr>
           <w:ilvl w:val="0"/>
           <w:numId w:val="2"/>
@@ -2642,7 +2641,7 @@
     </w:p>
     <w:p>
       <w:pPr>
-        <w:pStyle w:val="736"/>
+        <w:pStyle w:val="904"/>
         <w:numPr>
           <w:ilvl w:val="0"/>
           <w:numId w:val="2"/>
@@ -2665,7 +2664,7 @@
     </w:p>
     <w:p>
       <w:pPr>
-        <w:pStyle w:val="736"/>
+        <w:pStyle w:val="904"/>
         <w:numPr>
           <w:ilvl w:val="0"/>
           <w:numId w:val="2"/>
@@ -2688,7 +2687,7 @@
     </w:p>
     <w:p>
       <w:pPr>
-        <w:pStyle w:val="736"/>
+        <w:pStyle w:val="904"/>
         <w:numPr>
           <w:ilvl w:val="0"/>
           <w:numId w:val="2"/>
@@ -2711,7 +2710,7 @@
     </w:p>
     <w:p>
       <w:pPr>
-        <w:pStyle w:val="745"/>
+        <w:pStyle w:val="913"/>
         <w:pBdr/>
         <w:spacing w:after="120" w:before="280"/>
         <w:ind/>
@@ -2750,7 +2749,7 @@
     </w:p>
     <w:p>
       <w:pPr>
-        <w:pStyle w:val="736"/>
+        <w:pStyle w:val="904"/>
         <w:numPr>
           <w:ilvl w:val="0"/>
           <w:numId w:val="2"/>
@@ -2773,7 +2772,7 @@
     </w:p>
     <w:p>
       <w:pPr>
-        <w:pStyle w:val="736"/>
+        <w:pStyle w:val="904"/>
         <w:numPr>
           <w:ilvl w:val="0"/>
           <w:numId w:val="2"/>
@@ -2796,7 +2795,7 @@
     </w:p>
     <w:p>
       <w:pPr>
-        <w:pStyle w:val="736"/>
+        <w:pStyle w:val="904"/>
         <w:numPr>
           <w:ilvl w:val="0"/>
           <w:numId w:val="2"/>
@@ -2819,7 +2818,7 @@
     </w:p>
     <w:p>
       <w:pPr>
-        <w:pStyle w:val="736"/>
+        <w:pStyle w:val="904"/>
         <w:numPr>
           <w:ilvl w:val="0"/>
           <w:numId w:val="2"/>
@@ -2842,7 +2841,7 @@
     </w:p>
     <w:p>
       <w:pPr>
-        <w:pStyle w:val="736"/>
+        <w:pStyle w:val="904"/>
         <w:numPr>
           <w:ilvl w:val="0"/>
           <w:numId w:val="2"/>
@@ -2865,7 +2864,7 @@
     </w:p>
     <w:p>
       <w:pPr>
-        <w:pStyle w:val="736"/>
+        <w:pStyle w:val="904"/>
         <w:numPr>
           <w:ilvl w:val="0"/>
           <w:numId w:val="2"/>
@@ -2888,7 +2887,7 @@
     </w:p>
     <w:p>
       <w:pPr>
-        <w:pStyle w:val="736"/>
+        <w:pStyle w:val="904"/>
         <w:numPr>
           <w:ilvl w:val="0"/>
           <w:numId w:val="2"/>
@@ -2911,7 +2910,7 @@
     </w:p>
     <w:p>
       <w:pPr>
-        <w:pStyle w:val="736"/>
+        <w:pStyle w:val="904"/>
         <w:numPr>
           <w:ilvl w:val="0"/>
           <w:numId w:val="2"/>
@@ -2934,7 +2933,7 @@
     </w:p>
     <w:p>
       <w:pPr>
-        <w:pStyle w:val="736"/>
+        <w:pStyle w:val="904"/>
         <w:numPr>
           <w:ilvl w:val="0"/>
           <w:numId w:val="2"/>
@@ -2957,7 +2956,7 @@
     </w:p>
     <w:p>
       <w:pPr>
-        <w:pStyle w:val="736"/>
+        <w:pStyle w:val="904"/>
         <w:numPr>
           <w:ilvl w:val="0"/>
           <w:numId w:val="2"/>
@@ -2980,7 +2979,7 @@
     </w:p>
     <w:p>
       <w:pPr>
-        <w:pStyle w:val="745"/>
+        <w:pStyle w:val="913"/>
         <w:pBdr/>
         <w:spacing w:after="120" w:before="280"/>
         <w:ind/>
@@ -3019,7 +3018,7 @@
     </w:p>
     <w:p>
       <w:pPr>
-        <w:pStyle w:val="736"/>
+        <w:pStyle w:val="904"/>
         <w:numPr>
           <w:ilvl w:val="0"/>
           <w:numId w:val="2"/>
@@ -3042,7 +3041,7 @@
     </w:p>
     <w:p>
       <w:pPr>
-        <w:pStyle w:val="736"/>
+        <w:pStyle w:val="904"/>
         <w:numPr>
           <w:ilvl w:val="0"/>
           <w:numId w:val="2"/>
@@ -3065,7 +3064,7 @@
     </w:p>
     <w:p>
       <w:pPr>
-        <w:pStyle w:val="736"/>
+        <w:pStyle w:val="904"/>
         <w:numPr>
           <w:ilvl w:val="0"/>
           <w:numId w:val="2"/>
@@ -3088,7 +3087,7 @@
     </w:p>
     <w:p>
       <w:pPr>
-        <w:pStyle w:val="736"/>
+        <w:pStyle w:val="904"/>
         <w:numPr>
           <w:ilvl w:val="0"/>
           <w:numId w:val="2"/>
@@ -3111,7 +3110,7 @@
     </w:p>
     <w:p>
       <w:pPr>
-        <w:pStyle w:val="736"/>
+        <w:pStyle w:val="904"/>
         <w:numPr>
           <w:ilvl w:val="0"/>
           <w:numId w:val="2"/>
@@ -3134,7 +3133,7 @@
     </w:p>
     <w:p>
       <w:pPr>
-        <w:pStyle w:val="736"/>
+        <w:pStyle w:val="904"/>
         <w:numPr>
           <w:ilvl w:val="0"/>
           <w:numId w:val="2"/>
@@ -3157,7 +3156,7 @@
     </w:p>
     <w:p>
       <w:pPr>
-        <w:pStyle w:val="736"/>
+        <w:pStyle w:val="904"/>
         <w:numPr>
           <w:ilvl w:val="0"/>
           <w:numId w:val="2"/>
@@ -3180,7 +3179,7 @@
     </w:p>
     <w:p>
       <w:pPr>
-        <w:pStyle w:val="736"/>
+        <w:pStyle w:val="904"/>
         <w:numPr>
           <w:ilvl w:val="0"/>
           <w:numId w:val="2"/>
@@ -3203,7 +3202,7 @@
     </w:p>
     <w:p>
       <w:pPr>
-        <w:pStyle w:val="736"/>
+        <w:pStyle w:val="904"/>
         <w:numPr>
           <w:ilvl w:val="0"/>
           <w:numId w:val="2"/>
@@ -3226,7 +3225,7 @@
     </w:p>
     <w:p>
       <w:pPr>
-        <w:pStyle w:val="736"/>
+        <w:pStyle w:val="904"/>
         <w:numPr>
           <w:ilvl w:val="0"/>
           <w:numId w:val="2"/>
@@ -3249,7 +3248,7 @@
     </w:p>
     <w:p>
       <w:pPr>
-        <w:pStyle w:val="736"/>
+        <w:pStyle w:val="904"/>
         <w:numPr>
           <w:ilvl w:val="0"/>
           <w:numId w:val="2"/>
@@ -3272,7 +3271,7 @@
     </w:p>
     <w:p>
       <w:pPr>
-        <w:pStyle w:val="736"/>
+        <w:pStyle w:val="904"/>
         <w:numPr>
           <w:ilvl w:val="0"/>
           <w:numId w:val="2"/>
@@ -3295,7 +3294,7 @@
     </w:p>
     <w:p>
       <w:pPr>
-        <w:pStyle w:val="745"/>
+        <w:pStyle w:val="913"/>
         <w:pBdr/>
         <w:spacing w:after="120" w:before="280"/>
         <w:ind/>
@@ -3334,7 +3333,7 @@
     </w:p>
     <w:p>
       <w:pPr>
-        <w:pStyle w:val="736"/>
+        <w:pStyle w:val="904"/>
         <w:numPr>
           <w:ilvl w:val="0"/>
           <w:numId w:val="2"/>
@@ -3357,7 +3356,7 @@
     </w:p>
     <w:p>
       <w:pPr>
-        <w:pStyle w:val="736"/>
+        <w:pStyle w:val="904"/>
         <w:numPr>
           <w:ilvl w:val="0"/>
           <w:numId w:val="2"/>
@@ -3380,7 +3379,7 @@
     </w:p>
     <w:p>
       <w:pPr>
-        <w:pStyle w:val="736"/>
+        <w:pStyle w:val="904"/>
         <w:numPr>
           <w:ilvl w:val="0"/>
           <w:numId w:val="2"/>
@@ -3403,7 +3402,7 @@
     </w:p>
     <w:p>
       <w:pPr>
-        <w:pStyle w:val="736"/>
+        <w:pStyle w:val="904"/>
         <w:numPr>
           <w:ilvl w:val="0"/>
           <w:numId w:val="2"/>
@@ -3426,7 +3425,7 @@
     </w:p>
     <w:p>
       <w:pPr>
-        <w:pStyle w:val="736"/>
+        <w:pStyle w:val="904"/>
         <w:numPr>
           <w:ilvl w:val="0"/>
           <w:numId w:val="2"/>
@@ -3449,7 +3448,7 @@
     </w:p>
     <w:p>
       <w:pPr>
-        <w:pStyle w:val="736"/>
+        <w:pStyle w:val="904"/>
         <w:numPr>
           <w:ilvl w:val="0"/>
           <w:numId w:val="2"/>
@@ -3472,7 +3471,7 @@
     </w:p>
     <w:p>
       <w:pPr>
-        <w:pStyle w:val="736"/>
+        <w:pStyle w:val="904"/>
         <w:numPr>
           <w:ilvl w:val="0"/>
           <w:numId w:val="2"/>
@@ -3495,7 +3494,7 @@
     </w:p>
     <w:p>
       <w:pPr>
-        <w:pStyle w:val="745"/>
+        <w:pStyle w:val="913"/>
         <w:pBdr/>
         <w:spacing w:after="120" w:before="280"/>
         <w:ind/>
@@ -3534,7 +3533,7 @@
     </w:p>
     <w:p>
       <w:pPr>
-        <w:pStyle w:val="736"/>
+        <w:pStyle w:val="904"/>
         <w:numPr>
           <w:ilvl w:val="0"/>
           <w:numId w:val="2"/>
@@ -3557,7 +3556,7 @@
     </w:p>
     <w:p>
       <w:pPr>
-        <w:pStyle w:val="736"/>
+        <w:pStyle w:val="904"/>
         <w:numPr>
           <w:ilvl w:val="0"/>
           <w:numId w:val="2"/>
@@ -3580,7 +3579,7 @@
     </w:p>
     <w:p>
       <w:pPr>
-        <w:pStyle w:val="736"/>
+        <w:pStyle w:val="904"/>
         <w:numPr>
           <w:ilvl w:val="0"/>
           <w:numId w:val="2"/>
@@ -3603,7 +3602,7 @@
     </w:p>
     <w:p>
       <w:pPr>
-        <w:pStyle w:val="736"/>
+        <w:pStyle w:val="904"/>
         <w:numPr>
           <w:ilvl w:val="0"/>
           <w:numId w:val="2"/>
@@ -3626,7 +3625,7 @@
     </w:p>
     <w:p>
       <w:pPr>
-        <w:pStyle w:val="736"/>
+        <w:pStyle w:val="904"/>
         <w:numPr>
           <w:ilvl w:val="0"/>
           <w:numId w:val="2"/>
@@ -3649,7 +3648,7 @@
     </w:p>
     <w:p>
       <w:pPr>
-        <w:pStyle w:val="736"/>
+        <w:pStyle w:val="904"/>
         <w:numPr>
           <w:ilvl w:val="0"/>
           <w:numId w:val="2"/>
@@ -3672,7 +3671,7 @@
     </w:p>
     <w:p>
       <w:pPr>
-        <w:pStyle w:val="736"/>
+        <w:pStyle w:val="904"/>
         <w:numPr>
           <w:ilvl w:val="0"/>
           <w:numId w:val="2"/>
@@ -3695,7 +3694,7 @@
     </w:p>
     <w:p>
       <w:pPr>
-        <w:pStyle w:val="745"/>
+        <w:pStyle w:val="913"/>
         <w:pBdr/>
         <w:spacing w:after="120" w:before="280"/>
         <w:ind/>
@@ -3734,7 +3733,7 @@
     </w:p>
     <w:p>
       <w:pPr>
-        <w:pStyle w:val="736"/>
+        <w:pStyle w:val="904"/>
         <w:numPr>
           <w:ilvl w:val="0"/>
           <w:numId w:val="2"/>
@@ -3757,7 +3756,7 @@
     </w:p>
     <w:p>
       <w:pPr>
-        <w:pStyle w:val="736"/>
+        <w:pStyle w:val="904"/>
         <w:numPr>
           <w:ilvl w:val="0"/>
           <w:numId w:val="2"/>
@@ -3780,7 +3779,7 @@
     </w:p>
     <w:p>
       <w:pPr>
-        <w:pStyle w:val="736"/>
+        <w:pStyle w:val="904"/>
         <w:numPr>
           <w:ilvl w:val="0"/>
           <w:numId w:val="2"/>
@@ -3803,7 +3802,7 @@
     </w:p>
     <w:p>
       <w:pPr>
-        <w:pStyle w:val="736"/>
+        <w:pStyle w:val="904"/>
         <w:numPr>
           <w:ilvl w:val="0"/>
           <w:numId w:val="2"/>
@@ -3826,7 +3825,7 @@
     </w:p>
     <w:p>
       <w:pPr>
-        <w:pStyle w:val="736"/>
+        <w:pStyle w:val="904"/>
         <w:numPr>
           <w:ilvl w:val="0"/>
           <w:numId w:val="2"/>
@@ -3849,7 +3848,7 @@
     </w:p>
     <w:p>
       <w:pPr>
-        <w:pStyle w:val="736"/>
+        <w:pStyle w:val="904"/>
         <w:numPr>
           <w:ilvl w:val="0"/>
           <w:numId w:val="2"/>
@@ -3872,7 +3871,7 @@
     </w:p>
     <w:p>
       <w:pPr>
-        <w:pStyle w:val="736"/>
+        <w:pStyle w:val="904"/>
         <w:numPr>
           <w:ilvl w:val="0"/>
           <w:numId w:val="2"/>
@@ -3895,7 +3894,7 @@
     </w:p>
     <w:p>
       <w:pPr>
-        <w:pStyle w:val="736"/>
+        <w:pStyle w:val="904"/>
         <w:numPr>
           <w:ilvl w:val="0"/>
           <w:numId w:val="2"/>
@@ -3918,7 +3917,7 @@
     </w:p>
     <w:p>
       <w:pPr>
-        <w:pStyle w:val="736"/>
+        <w:pStyle w:val="904"/>
         <w:numPr>
           <w:ilvl w:val="0"/>
           <w:numId w:val="2"/>
@@ -3941,7 +3940,7 @@
     </w:p>
     <w:p>
       <w:pPr>
-        <w:pStyle w:val="736"/>
+        <w:pStyle w:val="904"/>
         <w:numPr>
           <w:ilvl w:val="0"/>
           <w:numId w:val="2"/>
@@ -3964,7 +3963,7 @@
     </w:p>
     <w:p>
       <w:pPr>
-        <w:pStyle w:val="736"/>
+        <w:pStyle w:val="904"/>
         <w:numPr>
           <w:ilvl w:val="0"/>
           <w:numId w:val="2"/>
@@ -3987,7 +3986,7 @@
     </w:p>
     <w:p>
       <w:pPr>
-        <w:pStyle w:val="745"/>
+        <w:pStyle w:val="913"/>
         <w:pBdr/>
         <w:spacing w:after="120" w:before="280"/>
         <w:ind/>
@@ -4026,7 +4025,7 @@
     </w:p>
     <w:p>
       <w:pPr>
-        <w:pStyle w:val="736"/>
+        <w:pStyle w:val="904"/>
         <w:numPr>
           <w:ilvl w:val="0"/>
           <w:numId w:val="2"/>
@@ -4049,7 +4048,7 @@
     </w:p>
     <w:p>
       <w:pPr>
-        <w:pStyle w:val="736"/>
+        <w:pStyle w:val="904"/>
         <w:numPr>
           <w:ilvl w:val="0"/>
           <w:numId w:val="2"/>
@@ -4072,7 +4071,7 @@
     </w:p>
     <w:p>
       <w:pPr>
-        <w:pStyle w:val="736"/>
+        <w:pStyle w:val="904"/>
         <w:numPr>
           <w:ilvl w:val="0"/>
           <w:numId w:val="2"/>
@@ -4095,7 +4094,7 @@
     </w:p>
     <w:p>
       <w:pPr>
-        <w:pStyle w:val="736"/>
+        <w:pStyle w:val="904"/>
         <w:numPr>
           <w:ilvl w:val="0"/>
           <w:numId w:val="2"/>
@@ -4118,7 +4117,7 @@
     </w:p>
     <w:p>
       <w:pPr>
-        <w:pStyle w:val="736"/>
+        <w:pStyle w:val="904"/>
         <w:numPr>
           <w:ilvl w:val="0"/>
           <w:numId w:val="2"/>
@@ -4141,7 +4140,7 @@
     </w:p>
     <w:p>
       <w:pPr>
-        <w:pStyle w:val="736"/>
+        <w:pStyle w:val="904"/>
         <w:numPr>
           <w:ilvl w:val="0"/>
           <w:numId w:val="2"/>
@@ -4164,7 +4163,7 @@
     </w:p>
     <w:p>
       <w:pPr>
-        <w:pStyle w:val="736"/>
+        <w:pStyle w:val="904"/>
         <w:numPr>
           <w:ilvl w:val="0"/>
           <w:numId w:val="2"/>
@@ -4187,7 +4186,7 @@
     </w:p>
     <w:p>
       <w:pPr>
-        <w:pStyle w:val="736"/>
+        <w:pStyle w:val="904"/>
         <w:numPr>
           <w:ilvl w:val="0"/>
           <w:numId w:val="2"/>
@@ -4210,7 +4209,7 @@
     </w:p>
     <w:p>
       <w:pPr>
-        <w:pStyle w:val="736"/>
+        <w:pStyle w:val="904"/>
         <w:numPr>
           <w:ilvl w:val="0"/>
           <w:numId w:val="2"/>
@@ -4233,7 +4232,7 @@
     </w:p>
     <w:p>
       <w:pPr>
-        <w:pStyle w:val="736"/>
+        <w:pStyle w:val="904"/>
         <w:numPr>
           <w:ilvl w:val="0"/>
           <w:numId w:val="2"/>
@@ -4256,7 +4255,7 @@
     </w:p>
     <w:p>
       <w:pPr>
-        <w:pStyle w:val="736"/>
+        <w:pStyle w:val="904"/>
         <w:numPr>
           <w:ilvl w:val="0"/>
           <w:numId w:val="2"/>
@@ -4297,7 +4296,7 @@
     </w:p>
     <w:p>
       <w:pPr>
-        <w:pStyle w:val="736"/>
+        <w:pStyle w:val="904"/>
         <w:numPr>
           <w:ilvl w:val="0"/>
           <w:numId w:val="3"/>
@@ -4320,7 +4319,7 @@
     </w:p>
     <w:p>
       <w:pPr>
-        <w:pStyle w:val="736"/>
+        <w:pStyle w:val="904"/>
         <w:numPr>
           <w:ilvl w:val="0"/>
           <w:numId w:val="3"/>
@@ -4343,7 +4342,7 @@
     </w:p>
     <w:p>
       <w:pPr>
-        <w:pStyle w:val="736"/>
+        <w:pStyle w:val="904"/>
         <w:numPr>
           <w:ilvl w:val="0"/>
           <w:numId w:val="3"/>
@@ -4366,7 +4365,7 @@
     </w:p>
     <w:p>
       <w:pPr>
-        <w:pStyle w:val="736"/>
+        <w:pStyle w:val="904"/>
         <w:numPr>
           <w:ilvl w:val="0"/>
           <w:numId w:val="3"/>
@@ -4389,7 +4388,7 @@
     </w:p>
     <w:p>
       <w:pPr>
-        <w:pStyle w:val="745"/>
+        <w:pStyle w:val="913"/>
         <w:pBdr/>
         <w:spacing w:after="120" w:before="280"/>
         <w:ind/>
@@ -4428,7 +4427,7 @@
     </w:p>
     <w:p>
       <w:pPr>
-        <w:pStyle w:val="736"/>
+        <w:pStyle w:val="904"/>
         <w:numPr>
           <w:ilvl w:val="0"/>
           <w:numId w:val="2"/>
@@ -4451,7 +4450,7 @@
     </w:p>
     <w:p>
       <w:pPr>
-        <w:pStyle w:val="736"/>
+        <w:pStyle w:val="904"/>
         <w:numPr>
           <w:ilvl w:val="0"/>
           <w:numId w:val="2"/>
@@ -4474,7 +4473,7 @@
     </w:p>
     <w:p>
       <w:pPr>
-        <w:pStyle w:val="736"/>
+        <w:pStyle w:val="904"/>
         <w:numPr>
           <w:ilvl w:val="0"/>
           <w:numId w:val="2"/>
@@ -4497,7 +4496,7 @@
     </w:p>
     <w:p>
       <w:pPr>
-        <w:pStyle w:val="736"/>
+        <w:pStyle w:val="904"/>
         <w:numPr>
           <w:ilvl w:val="0"/>
           <w:numId w:val="2"/>
@@ -4520,7 +4519,7 @@
     </w:p>
     <w:p>
       <w:pPr>
-        <w:pStyle w:val="736"/>
+        <w:pStyle w:val="904"/>
         <w:numPr>
           <w:ilvl w:val="0"/>
           <w:numId w:val="2"/>
@@ -4543,7 +4542,7 @@
     </w:p>
     <w:p>
       <w:pPr>
-        <w:pStyle w:val="736"/>
+        <w:pStyle w:val="904"/>
         <w:numPr>
           <w:ilvl w:val="0"/>
           <w:numId w:val="2"/>
@@ -4566,7 +4565,7 @@
     </w:p>
     <w:p>
       <w:pPr>
-        <w:pStyle w:val="736"/>
+        <w:pStyle w:val="904"/>
         <w:numPr>
           <w:ilvl w:val="0"/>
           <w:numId w:val="2"/>
@@ -4589,7 +4588,7 @@
     </w:p>
     <w:p>
       <w:pPr>
-        <w:pStyle w:val="736"/>
+        <w:pStyle w:val="904"/>
         <w:numPr>
           <w:ilvl w:val="0"/>
           <w:numId w:val="2"/>
@@ -4612,7 +4611,7 @@
     </w:p>
     <w:p>
       <w:pPr>
-        <w:pStyle w:val="736"/>
+        <w:pStyle w:val="904"/>
         <w:numPr>
           <w:ilvl w:val="0"/>
           <w:numId w:val="2"/>
@@ -4635,7 +4634,7 @@
     </w:p>
     <w:p>
       <w:pPr>
-        <w:pStyle w:val="736"/>
+        <w:pStyle w:val="904"/>
         <w:numPr>
           <w:ilvl w:val="0"/>
           <w:numId w:val="2"/>
@@ -4658,7 +4657,7 @@
     </w:p>
     <w:p>
       <w:pPr>
-        <w:pStyle w:val="736"/>
+        <w:pStyle w:val="904"/>
         <w:numPr>
           <w:ilvl w:val="0"/>
           <w:numId w:val="2"/>
@@ -4681,7 +4680,7 @@
     </w:p>
     <w:p>
       <w:pPr>
-        <w:pStyle w:val="736"/>
+        <w:pStyle w:val="904"/>
         <w:numPr>
           <w:ilvl w:val="0"/>
           <w:numId w:val="2"/>
@@ -4704,7 +4703,7 @@
     </w:p>
     <w:p>
       <w:pPr>
-        <w:pStyle w:val="736"/>
+        <w:pStyle w:val="904"/>
         <w:numPr>
           <w:ilvl w:val="0"/>
           <w:numId w:val="2"/>
@@ -4727,7 +4726,7 @@
     </w:p>
     <w:p>
       <w:pPr>
-        <w:pStyle w:val="736"/>
+        <w:pStyle w:val="904"/>
         <w:numPr>
           <w:ilvl w:val="0"/>
           <w:numId w:val="2"/>
@@ -4768,7 +4767,7 @@
     </w:p>
     <w:p>
       <w:pPr>
-        <w:pStyle w:val="736"/>
+        <w:pStyle w:val="904"/>
         <w:numPr>
           <w:ilvl w:val="0"/>
           <w:numId w:val="2"/>
@@ -4791,7 +4790,7 @@
     </w:p>
     <w:p>
       <w:pPr>
-        <w:pStyle w:val="736"/>
+        <w:pStyle w:val="904"/>
         <w:numPr>
           <w:ilvl w:val="0"/>
           <w:numId w:val="2"/>
@@ -4814,7 +4813,7 @@
     </w:p>
     <w:p>
       <w:pPr>
-        <w:pStyle w:val="736"/>
+        <w:pStyle w:val="904"/>
         <w:numPr>
           <w:ilvl w:val="0"/>
           <w:numId w:val="2"/>
@@ -4837,7 +4836,7 @@
     </w:p>
     <w:p>
       <w:pPr>
-        <w:pStyle w:val="736"/>
+        <w:pStyle w:val="904"/>
         <w:numPr>
           <w:ilvl w:val="0"/>
           <w:numId w:val="2"/>
@@ -4860,7 +4859,7 @@
     </w:p>
     <w:p>
       <w:pPr>
-        <w:pStyle w:val="736"/>
+        <w:pStyle w:val="904"/>
         <w:numPr>
           <w:ilvl w:val="0"/>
           <w:numId w:val="2"/>
@@ -4883,7 +4882,7 @@
     </w:p>
     <w:p>
       <w:pPr>
-        <w:pStyle w:val="736"/>
+        <w:pStyle w:val="904"/>
         <w:numPr>
           <w:ilvl w:val="0"/>
           <w:numId w:val="2"/>
@@ -4906,7 +4905,7 @@
     </w:p>
     <w:p>
       <w:pPr>
-        <w:pStyle w:val="736"/>
+        <w:pStyle w:val="904"/>
         <w:numPr>
           <w:ilvl w:val="0"/>
           <w:numId w:val="2"/>
@@ -4929,7 +4928,7 @@
     </w:p>
     <w:p>
       <w:pPr>
-        <w:pStyle w:val="745"/>
+        <w:pStyle w:val="913"/>
         <w:pBdr/>
         <w:spacing w:after="120" w:before="280"/>
         <w:ind/>
@@ -4968,7 +4967,7 @@
     </w:p>
     <w:p>
       <w:pPr>
-        <w:pStyle w:val="736"/>
+        <w:pStyle w:val="904"/>
         <w:numPr>
           <w:ilvl w:val="0"/>
           <w:numId w:val="2"/>
@@ -4991,7 +4990,7 @@
     </w:p>
     <w:p>
       <w:pPr>
-        <w:pStyle w:val="736"/>
+        <w:pStyle w:val="904"/>
         <w:numPr>
           <w:ilvl w:val="0"/>
           <w:numId w:val="2"/>
@@ -5014,7 +5013,7 @@
     </w:p>
     <w:p>
       <w:pPr>
-        <w:pStyle w:val="736"/>
+        <w:pStyle w:val="904"/>
         <w:numPr>
           <w:ilvl w:val="0"/>
           <w:numId w:val="2"/>
@@ -5037,7 +5036,7 @@
     </w:p>
     <w:p>
       <w:pPr>
-        <w:pStyle w:val="736"/>
+        <w:pStyle w:val="904"/>
         <w:numPr>
           <w:ilvl w:val="0"/>
           <w:numId w:val="2"/>
@@ -5060,7 +5059,7 @@
     </w:p>
     <w:p>
       <w:pPr>
-        <w:pStyle w:val="736"/>
+        <w:pStyle w:val="904"/>
         <w:numPr>
           <w:ilvl w:val="0"/>
           <w:numId w:val="2"/>
@@ -5083,7 +5082,7 @@
     </w:p>
     <w:p>
       <w:pPr>
-        <w:pStyle w:val="736"/>
+        <w:pStyle w:val="904"/>
         <w:numPr>
           <w:ilvl w:val="0"/>
           <w:numId w:val="2"/>
@@ -5106,7 +5105,7 @@
     </w:p>
     <w:p>
       <w:pPr>
-        <w:pStyle w:val="736"/>
+        <w:pStyle w:val="904"/>
         <w:numPr>
           <w:ilvl w:val="0"/>
           <w:numId w:val="2"/>
@@ -5129,7 +5128,7 @@
     </w:p>
     <w:p>
       <w:pPr>
-        <w:pStyle w:val="745"/>
+        <w:pStyle w:val="913"/>
         <w:pBdr/>
         <w:spacing w:after="120" w:before="280"/>
         <w:ind/>
@@ -5168,7 +5167,7 @@
     </w:p>
     <w:p>
       <w:pPr>
-        <w:pStyle w:val="736"/>
+        <w:pStyle w:val="904"/>
         <w:numPr>
           <w:ilvl w:val="0"/>
           <w:numId w:val="2"/>
@@ -5191,7 +5190,7 @@
     </w:p>
     <w:p>
       <w:pPr>
-        <w:pStyle w:val="736"/>
+        <w:pStyle w:val="904"/>
         <w:numPr>
           <w:ilvl w:val="0"/>
           <w:numId w:val="2"/>
@@ -5214,7 +5213,7 @@
     </w:p>
     <w:p>
       <w:pPr>
-        <w:pStyle w:val="736"/>
+        <w:pStyle w:val="904"/>
         <w:numPr>
           <w:ilvl w:val="0"/>
           <w:numId w:val="2"/>
@@ -5237,7 +5236,7 @@
     </w:p>
     <w:p>
       <w:pPr>
-        <w:pStyle w:val="736"/>
+        <w:pStyle w:val="904"/>
         <w:numPr>
           <w:ilvl w:val="0"/>
           <w:numId w:val="2"/>
@@ -5260,7 +5259,7 @@
     </w:p>
     <w:p>
       <w:pPr>
-        <w:pStyle w:val="736"/>
+        <w:pStyle w:val="904"/>
         <w:numPr>
           <w:ilvl w:val="0"/>
           <w:numId w:val="2"/>
@@ -5283,7 +5282,7 @@
     </w:p>
     <w:p>
       <w:pPr>
-        <w:pStyle w:val="736"/>
+        <w:pStyle w:val="904"/>
         <w:numPr>
           <w:ilvl w:val="0"/>
           <w:numId w:val="2"/>
@@ -5306,7 +5305,7 @@
     </w:p>
     <w:p>
       <w:pPr>
-        <w:pStyle w:val="736"/>
+        <w:pStyle w:val="904"/>
         <w:numPr>
           <w:ilvl w:val="0"/>
           <w:numId w:val="2"/>
@@ -5341,7 +5340,7 @@
     </w:p>
     <w:p>
       <w:pPr>
-        <w:pStyle w:val="744"/>
+        <w:pStyle w:val="912"/>
         <w:pBdr/>
         <w:spacing w:after="180" w:before="360"/>
         <w:ind/>
@@ -5362,7 +5361,7 @@
     </w:p>
     <w:p>
       <w:pPr>
-        <w:pStyle w:val="745"/>
+        <w:pStyle w:val="913"/>
         <w:pBdr/>
         <w:spacing w:after="120" w:before="280"/>
         <w:ind/>
@@ -5401,7 +5400,7 @@
     </w:p>
     <w:p>
       <w:pPr>
-        <w:pStyle w:val="736"/>
+        <w:pStyle w:val="904"/>
         <w:numPr>
           <w:ilvl w:val="0"/>
           <w:numId w:val="2"/>
@@ -5424,7 +5423,7 @@
     </w:p>
     <w:p>
       <w:pPr>
-        <w:pStyle w:val="736"/>
+        <w:pStyle w:val="904"/>
         <w:numPr>
           <w:ilvl w:val="0"/>
           <w:numId w:val="2"/>
@@ -5447,7 +5446,7 @@
     </w:p>
     <w:p>
       <w:pPr>
-        <w:pStyle w:val="736"/>
+        <w:pStyle w:val="904"/>
         <w:numPr>
           <w:ilvl w:val="0"/>
           <w:numId w:val="2"/>
@@ -5470,7 +5469,7 @@
     </w:p>
     <w:p>
       <w:pPr>
-        <w:pStyle w:val="736"/>
+        <w:pStyle w:val="904"/>
         <w:numPr>
           <w:ilvl w:val="0"/>
           <w:numId w:val="2"/>
@@ -5493,7 +5492,7 @@
     </w:p>
     <w:p>
       <w:pPr>
-        <w:pStyle w:val="736"/>
+        <w:pStyle w:val="904"/>
         <w:numPr>
           <w:ilvl w:val="0"/>
           <w:numId w:val="2"/>
@@ -5516,7 +5515,7 @@
     </w:p>
     <w:p>
       <w:pPr>
-        <w:pStyle w:val="736"/>
+        <w:pStyle w:val="904"/>
         <w:numPr>
           <w:ilvl w:val="0"/>
           <w:numId w:val="2"/>
@@ -5539,7 +5538,7 @@
     </w:p>
     <w:p>
       <w:pPr>
-        <w:pStyle w:val="745"/>
+        <w:pStyle w:val="913"/>
         <w:pBdr/>
         <w:spacing w:after="120" w:before="280"/>
         <w:ind/>
@@ -5578,7 +5577,7 @@
     </w:p>
     <w:p>
       <w:pPr>
-        <w:pStyle w:val="736"/>
+        <w:pStyle w:val="904"/>
         <w:numPr>
           <w:ilvl w:val="0"/>
           <w:numId w:val="2"/>
@@ -5601,7 +5600,7 @@
     </w:p>
     <w:p>
       <w:pPr>
-        <w:pStyle w:val="736"/>
+        <w:pStyle w:val="904"/>
         <w:numPr>
           <w:ilvl w:val="0"/>
           <w:numId w:val="2"/>
@@ -5624,7 +5623,7 @@
     </w:p>
     <w:p>
       <w:pPr>
-        <w:pStyle w:val="736"/>
+        <w:pStyle w:val="904"/>
         <w:numPr>
           <w:ilvl w:val="0"/>
           <w:numId w:val="2"/>
@@ -5647,7 +5646,7 @@
     </w:p>
     <w:p>
       <w:pPr>
-        <w:pStyle w:val="736"/>
+        <w:pStyle w:val="904"/>
         <w:numPr>
           <w:ilvl w:val="0"/>
           <w:numId w:val="2"/>
@@ -5670,7 +5669,7 @@
     </w:p>
     <w:p>
       <w:pPr>
-        <w:pStyle w:val="736"/>
+        <w:pStyle w:val="904"/>
         <w:numPr>
           <w:ilvl w:val="0"/>
           <w:numId w:val="2"/>
@@ -5693,7 +5692,7 @@
     </w:p>
     <w:p>
       <w:pPr>
-        <w:pStyle w:val="736"/>
+        <w:pStyle w:val="904"/>
         <w:numPr>
           <w:ilvl w:val="0"/>
           <w:numId w:val="2"/>
@@ -5716,7 +5715,7 @@
     </w:p>
     <w:p>
       <w:pPr>
-        <w:pStyle w:val="736"/>
+        <w:pStyle w:val="904"/>
         <w:numPr>
           <w:ilvl w:val="0"/>
           <w:numId w:val="2"/>
@@ -5739,7 +5738,7 @@
     </w:p>
     <w:p>
       <w:pPr>
-        <w:pStyle w:val="745"/>
+        <w:pStyle w:val="913"/>
         <w:pBdr/>
         <w:spacing w:after="120" w:before="280"/>
         <w:ind/>
@@ -5778,7 +5777,7 @@
     </w:p>
     <w:p>
       <w:pPr>
-        <w:pStyle w:val="736"/>
+        <w:pStyle w:val="904"/>
         <w:numPr>
           <w:ilvl w:val="0"/>
           <w:numId w:val="2"/>
@@ -5801,7 +5800,7 @@
     </w:p>
     <w:p>
       <w:pPr>
-        <w:pStyle w:val="736"/>
+        <w:pStyle w:val="904"/>
         <w:numPr>
           <w:ilvl w:val="0"/>
           <w:numId w:val="2"/>
@@ -5824,7 +5823,7 @@
     </w:p>
     <w:p>
       <w:pPr>
-        <w:pStyle w:val="736"/>
+        <w:pStyle w:val="904"/>
         <w:numPr>
           <w:ilvl w:val="0"/>
           <w:numId w:val="2"/>
@@ -5847,7 +5846,7 @@
     </w:p>
     <w:p>
       <w:pPr>
-        <w:pStyle w:val="736"/>
+        <w:pStyle w:val="904"/>
         <w:numPr>
           <w:ilvl w:val="0"/>
           <w:numId w:val="2"/>
@@ -5870,7 +5869,7 @@
     </w:p>
     <w:p>
       <w:pPr>
-        <w:pStyle w:val="736"/>
+        <w:pStyle w:val="904"/>
         <w:numPr>
           <w:ilvl w:val="0"/>
           <w:numId w:val="2"/>
@@ -5893,7 +5892,7 @@
     </w:p>
     <w:p>
       <w:pPr>
-        <w:pStyle w:val="736"/>
+        <w:pStyle w:val="904"/>
         <w:numPr>
           <w:ilvl w:val="0"/>
           <w:numId w:val="2"/>
@@ -5916,7 +5915,7 @@
     </w:p>
     <w:p>
       <w:pPr>
-        <w:pStyle w:val="745"/>
+        <w:pStyle w:val="913"/>
         <w:pBdr/>
         <w:spacing w:after="120" w:before="280"/>
         <w:ind/>
@@ -5955,7 +5954,7 @@
     </w:p>
     <w:p>
       <w:pPr>
-        <w:pStyle w:val="736"/>
+        <w:pStyle w:val="904"/>
         <w:numPr>
           <w:ilvl w:val="0"/>
           <w:numId w:val="2"/>
@@ -5978,7 +5977,7 @@
     </w:p>
     <w:p>
       <w:pPr>
-        <w:pStyle w:val="736"/>
+        <w:pStyle w:val="904"/>
         <w:numPr>
           <w:ilvl w:val="0"/>
           <w:numId w:val="2"/>
@@ -6001,7 +6000,7 @@
     </w:p>
     <w:p>
       <w:pPr>
-        <w:pStyle w:val="736"/>
+        <w:pStyle w:val="904"/>
         <w:numPr>
           <w:ilvl w:val="0"/>
           <w:numId w:val="2"/>
@@ -6036,7 +6035,7 @@
     </w:p>
     <w:p>
       <w:pPr>
-        <w:pStyle w:val="744"/>
+        <w:pStyle w:val="912"/>
         <w:pBdr/>
         <w:spacing w:after="180" w:before="360"/>
         <w:ind/>
@@ -6075,7 +6074,7 @@
     </w:p>
     <w:p>
       <w:pPr>
-        <w:pStyle w:val="736"/>
+        <w:pStyle w:val="904"/>
         <w:numPr>
           <w:ilvl w:val="0"/>
           <w:numId w:val="3"/>
@@ -6098,7 +6097,7 @@
     </w:p>
     <w:p>
       <w:pPr>
-        <w:pStyle w:val="736"/>
+        <w:pStyle w:val="904"/>
         <w:numPr>
           <w:ilvl w:val="0"/>
           <w:numId w:val="3"/>
@@ -6121,7 +6120,7 @@
     </w:p>
     <w:p>
       <w:pPr>
-        <w:pStyle w:val="736"/>
+        <w:pStyle w:val="904"/>
         <w:numPr>
           <w:ilvl w:val="0"/>
           <w:numId w:val="3"/>
@@ -6144,7 +6143,7 @@
     </w:p>
     <w:p>
       <w:pPr>
-        <w:pStyle w:val="736"/>
+        <w:pStyle w:val="904"/>
         <w:numPr>
           <w:ilvl w:val="0"/>
           <w:numId w:val="3"/>
@@ -6167,7 +6166,7 @@
     </w:p>
     <w:p>
       <w:pPr>
-        <w:pStyle w:val="736"/>
+        <w:pStyle w:val="904"/>
         <w:numPr>
           <w:ilvl w:val="0"/>
           <w:numId w:val="3"/>
@@ -6190,7 +6189,7 @@
     </w:p>
     <w:p>
       <w:pPr>
-        <w:pStyle w:val="736"/>
+        <w:pStyle w:val="904"/>
         <w:numPr>
           <w:ilvl w:val="0"/>
           <w:numId w:val="3"/>
@@ -6213,7 +6212,7 @@
     </w:p>
     <w:p>
       <w:pPr>
-        <w:pStyle w:val="736"/>
+        <w:pStyle w:val="904"/>
         <w:numPr>
           <w:ilvl w:val="0"/>
           <w:numId w:val="3"/>
@@ -6236,7 +6235,7 @@
     </w:p>
     <w:p>
       <w:pPr>
-        <w:pStyle w:val="736"/>
+        <w:pStyle w:val="904"/>
         <w:numPr>
           <w:ilvl w:val="0"/>
           <w:numId w:val="3"/>
@@ -6259,7 +6258,7 @@
     </w:p>
     <w:p>
       <w:pPr>
-        <w:pStyle w:val="736"/>
+        <w:pStyle w:val="904"/>
         <w:numPr>
           <w:ilvl w:val="0"/>
           <w:numId w:val="3"/>
@@ -6282,7 +6281,7 @@
     </w:p>
     <w:p>
       <w:pPr>
-        <w:pStyle w:val="736"/>
+        <w:pStyle w:val="904"/>
         <w:numPr>
           <w:ilvl w:val="0"/>
           <w:numId w:val="3"/>
@@ -6305,7 +6304,7 @@
     </w:p>
     <w:p>
       <w:pPr>
-        <w:pStyle w:val="736"/>
+        <w:pStyle w:val="904"/>
         <w:numPr>
           <w:ilvl w:val="0"/>
           <w:numId w:val="3"/>
@@ -6328,7 +6327,7 @@
     </w:p>
     <w:p>
       <w:pPr>
-        <w:pStyle w:val="736"/>
+        <w:pStyle w:val="904"/>
         <w:numPr>
           <w:ilvl w:val="0"/>
           <w:numId w:val="3"/>
@@ -6351,7 +6350,7 @@
     </w:p>
     <w:p>
       <w:pPr>
-        <w:pStyle w:val="736"/>
+        <w:pStyle w:val="904"/>
         <w:numPr>
           <w:ilvl w:val="0"/>
           <w:numId w:val="3"/>
@@ -6374,7 +6373,7 @@
     </w:p>
     <w:p>
       <w:pPr>
-        <w:pStyle w:val="736"/>
+        <w:pStyle w:val="904"/>
         <w:numPr>
           <w:ilvl w:val="0"/>
           <w:numId w:val="3"/>
@@ -6397,7 +6396,7 @@
     </w:p>
     <w:p>
       <w:pPr>
-        <w:pStyle w:val="736"/>
+        <w:pStyle w:val="904"/>
         <w:numPr>
           <w:ilvl w:val="0"/>
           <w:numId w:val="3"/>
@@ -6420,7 +6419,7 @@
     </w:p>
     <w:p>
       <w:pPr>
-        <w:pStyle w:val="736"/>
+        <w:pStyle w:val="904"/>
         <w:numPr>
           <w:ilvl w:val="0"/>
           <w:numId w:val="3"/>
@@ -6455,7 +6454,7 @@
     </w:p>
     <w:p>
       <w:pPr>
-        <w:pStyle w:val="744"/>
+        <w:pStyle w:val="912"/>
         <w:pBdr/>
         <w:spacing w:after="180" w:before="360"/>
         <w:ind/>
@@ -6494,7 +6493,7 @@
     </w:p>
     <w:p>
       <w:pPr>
-        <w:pStyle w:val="736"/>
+        <w:pStyle w:val="904"/>
         <w:numPr>
           <w:ilvl w:val="0"/>
           <w:numId w:val="2"/>
@@ -6517,7 +6516,7 @@
     </w:p>
     <w:p>
       <w:pPr>
-        <w:pStyle w:val="736"/>
+        <w:pStyle w:val="904"/>
         <w:numPr>
           <w:ilvl w:val="0"/>
           <w:numId w:val="2"/>
@@ -6540,7 +6539,7 @@
     </w:p>
     <w:p>
       <w:pPr>
-        <w:pStyle w:val="736"/>
+        <w:pStyle w:val="904"/>
         <w:numPr>
           <w:ilvl w:val="0"/>
           <w:numId w:val="2"/>
@@ -6563,7 +6562,7 @@
     </w:p>
     <w:p>
       <w:pPr>
-        <w:pStyle w:val="736"/>
+        <w:pStyle w:val="904"/>
         <w:numPr>
           <w:ilvl w:val="0"/>
           <w:numId w:val="2"/>
@@ -6586,7 +6585,7 @@
     </w:p>
     <w:p>
       <w:pPr>
-        <w:pStyle w:val="736"/>
+        <w:pStyle w:val="904"/>
         <w:numPr>
           <w:ilvl w:val="0"/>
           <w:numId w:val="2"/>
@@ -6609,7 +6608,7 @@
     </w:p>
     <w:p>
       <w:pPr>
-        <w:pStyle w:val="736"/>
+        <w:pStyle w:val="904"/>
         <w:numPr>
           <w:ilvl w:val="0"/>
           <w:numId w:val="2"/>
@@ -6632,7 +6631,7 @@
     </w:p>
     <w:p>
       <w:pPr>
-        <w:pStyle w:val="736"/>
+        <w:pStyle w:val="904"/>
         <w:numPr>
           <w:ilvl w:val="0"/>
           <w:numId w:val="2"/>
@@ -6655,7 +6654,7 @@
     </w:p>
     <w:p>
       <w:pPr>
-        <w:pStyle w:val="736"/>
+        <w:pStyle w:val="904"/>
         <w:numPr>
           <w:ilvl w:val="0"/>
           <w:numId w:val="2"/>
@@ -6678,7 +6677,7 @@
     </w:p>
     <w:p>
       <w:pPr>
-        <w:pStyle w:val="736"/>
+        <w:pStyle w:val="904"/>
         <w:numPr>
           <w:ilvl w:val="0"/>
           <w:numId w:val="2"/>
@@ -6701,7 +6700,7 @@
     </w:p>
     <w:p>
       <w:pPr>
-        <w:pStyle w:val="736"/>
+        <w:pStyle w:val="904"/>
         <w:numPr>
           <w:ilvl w:val="0"/>
           <w:numId w:val="2"/>
@@ -6724,7 +6723,7 @@
     </w:p>
     <w:p>
       <w:pPr>
-        <w:pStyle w:val="736"/>
+        <w:pStyle w:val="904"/>
         <w:numPr>
           <w:ilvl w:val="0"/>
           <w:numId w:val="2"/>
@@ -6759,7 +6758,7 @@
     </w:p>
     <w:p>
       <w:pPr>
-        <w:pStyle w:val="744"/>
+        <w:pStyle w:val="912"/>
         <w:pBdr/>
         <w:spacing w:after="180" w:before="360"/>
         <w:ind/>
@@ -6798,7 +6797,7 @@
     </w:p>
     <w:p>
       <w:pPr>
-        <w:pStyle w:val="736"/>
+        <w:pStyle w:val="904"/>
         <w:numPr>
           <w:ilvl w:val="0"/>
           <w:numId w:val="2"/>
@@ -6821,7 +6820,7 @@
     </w:p>
     <w:p>
       <w:pPr>
-        <w:pStyle w:val="736"/>
+        <w:pStyle w:val="904"/>
         <w:numPr>
           <w:ilvl w:val="0"/>
           <w:numId w:val="2"/>
@@ -6844,7 +6843,7 @@
     </w:p>
     <w:p>
       <w:pPr>
-        <w:pStyle w:val="736"/>
+        <w:pStyle w:val="904"/>
         <w:numPr>
           <w:ilvl w:val="0"/>
           <w:numId w:val="2"/>
@@ -6867,7 +6866,7 @@
     </w:p>
     <w:p>
       <w:pPr>
-        <w:pStyle w:val="736"/>
+        <w:pStyle w:val="904"/>
         <w:numPr>
           <w:ilvl w:val="0"/>
           <w:numId w:val="2"/>
@@ -6890,7 +6889,7 @@
     </w:p>
     <w:p>
       <w:pPr>
-        <w:pStyle w:val="736"/>
+        <w:pStyle w:val="904"/>
         <w:numPr>
           <w:ilvl w:val="0"/>
           <w:numId w:val="2"/>
@@ -6913,7 +6912,7 @@
     </w:p>
     <w:p>
       <w:pPr>
-        <w:pStyle w:val="736"/>
+        <w:pStyle w:val="904"/>
         <w:numPr>
           <w:ilvl w:val="0"/>
           <w:numId w:val="2"/>
@@ -6936,7 +6935,7 @@
     </w:p>
     <w:p>
       <w:pPr>
-        <w:pStyle w:val="736"/>
+        <w:pStyle w:val="904"/>
         <w:numPr>
           <w:ilvl w:val="0"/>
           <w:numId w:val="2"/>
@@ -6959,7 +6958,7 @@
     </w:p>
     <w:p>
       <w:pPr>
-        <w:pStyle w:val="736"/>
+        <w:pStyle w:val="904"/>
         <w:numPr>
           <w:ilvl w:val="0"/>
           <w:numId w:val="2"/>
@@ -6982,7 +6981,7 @@
     </w:p>
     <w:p>
       <w:pPr>
-        <w:pStyle w:val="736"/>
+        <w:pStyle w:val="904"/>
         <w:numPr>
           <w:ilvl w:val="0"/>
           <w:numId w:val="2"/>
@@ -7005,7 +7004,7 @@
     </w:p>
     <w:p>
       <w:pPr>
-        <w:pStyle w:val="736"/>
+        <w:pStyle w:val="904"/>
         <w:numPr>
           <w:ilvl w:val="0"/>
           <w:numId w:val="2"/>
@@ -7028,7 +7027,7 @@
     </w:p>
     <w:p>
       <w:pPr>
-        <w:pStyle w:val="736"/>
+        <w:pStyle w:val="904"/>
         <w:numPr>
           <w:ilvl w:val="0"/>
           <w:numId w:val="2"/>
@@ -7051,7 +7050,7 @@
     </w:p>
     <w:p>
       <w:pPr>
-        <w:pStyle w:val="736"/>
+        <w:pStyle w:val="904"/>
         <w:numPr>
           <w:ilvl w:val="0"/>
           <w:numId w:val="2"/>
@@ -7074,7 +7073,7 @@
     </w:p>
     <w:p>
       <w:pPr>
-        <w:pStyle w:val="736"/>
+        <w:pStyle w:val="904"/>
         <w:numPr>
           <w:ilvl w:val="0"/>
           <w:numId w:val="2"/>
@@ -7097,7 +7096,7 @@
     </w:p>
     <w:p>
       <w:pPr>
-        <w:pStyle w:val="736"/>
+        <w:pStyle w:val="904"/>
         <w:numPr>
           <w:ilvl w:val="0"/>
           <w:numId w:val="2"/>
@@ -7120,7 +7119,7 @@
     </w:p>
     <w:p>
       <w:pPr>
-        <w:pStyle w:val="736"/>
+        <w:pStyle w:val="904"/>
         <w:numPr>
           <w:ilvl w:val="0"/>
           <w:numId w:val="2"/>
@@ -7143,7 +7142,7 @@
     </w:p>
     <w:p>
       <w:pPr>
-        <w:pStyle w:val="736"/>
+        <w:pStyle w:val="904"/>
         <w:numPr>
           <w:ilvl w:val="0"/>
           <w:numId w:val="2"/>
@@ -7196,7 +7195,7 @@
     </w:p>
     <w:p>
       <w:pPr>
-        <w:pStyle w:val="744"/>
+        <w:pStyle w:val="912"/>
         <w:pBdr/>
         <w:spacing w:after="180" w:before="360"/>
         <w:ind/>
@@ -7235,7 +7234,7 @@
     </w:p>
     <w:p>
       <w:pPr>
-        <w:pStyle w:val="736"/>
+        <w:pStyle w:val="904"/>
         <w:numPr>
           <w:ilvl w:val="0"/>
           <w:numId w:val="2"/>
@@ -7258,7 +7257,7 @@
     </w:p>
     <w:p>
       <w:pPr>
-        <w:pStyle w:val="736"/>
+        <w:pStyle w:val="904"/>
         <w:numPr>
           <w:ilvl w:val="0"/>
           <w:numId w:val="2"/>
@@ -7281,7 +7280,7 @@
     </w:p>
     <w:p>
       <w:pPr>
-        <w:pStyle w:val="736"/>
+        <w:pStyle w:val="904"/>
         <w:numPr>
           <w:ilvl w:val="0"/>
           <w:numId w:val="2"/>
@@ -7304,7 +7303,7 @@
     </w:p>
     <w:p>
       <w:pPr>
-        <w:pStyle w:val="736"/>
+        <w:pStyle w:val="904"/>
         <w:numPr>
           <w:ilvl w:val="0"/>
           <w:numId w:val="2"/>
@@ -7327,7 +7326,7 @@
     </w:p>
     <w:p>
       <w:pPr>
-        <w:pStyle w:val="736"/>
+        <w:pStyle w:val="904"/>
         <w:numPr>
           <w:ilvl w:val="0"/>
           <w:numId w:val="2"/>
@@ -7350,7 +7349,7 @@
     </w:p>
     <w:p>
       <w:pPr>
-        <w:pStyle w:val="736"/>
+        <w:pStyle w:val="904"/>
         <w:numPr>
           <w:ilvl w:val="0"/>
           <w:numId w:val="2"/>
@@ -7373,7 +7372,7 @@
     </w:p>
     <w:p>
       <w:pPr>
-        <w:pStyle w:val="736"/>
+        <w:pStyle w:val="904"/>
         <w:numPr>
           <w:ilvl w:val="0"/>
           <w:numId w:val="2"/>
@@ -7408,7 +7407,7 @@
     </w:p>
     <w:p>
       <w:pPr>
-        <w:pStyle w:val="744"/>
+        <w:pStyle w:val="912"/>
         <w:pBdr/>
         <w:spacing w:after="180" w:before="360"/>
         <w:ind/>
@@ -7447,7 +7446,7 @@
     </w:p>
     <w:p>
       <w:pPr>
-        <w:pStyle w:val="736"/>
+        <w:pStyle w:val="904"/>
         <w:numPr>
           <w:ilvl w:val="0"/>
           <w:numId w:val="2"/>
@@ -7470,7 +7469,7 @@
     </w:p>
     <w:p>
       <w:pPr>
-        <w:pStyle w:val="736"/>
+        <w:pStyle w:val="904"/>
         <w:numPr>
           <w:ilvl w:val="0"/>
           <w:numId w:val="2"/>
@@ -7493,7 +7492,7 @@
     </w:p>
     <w:p>
       <w:pPr>
-        <w:pStyle w:val="736"/>
+        <w:pStyle w:val="904"/>
         <w:numPr>
           <w:ilvl w:val="0"/>
           <w:numId w:val="2"/>
@@ -7516,7 +7515,7 @@
     </w:p>
     <w:p>
       <w:pPr>
-        <w:pStyle w:val="736"/>
+        <w:pStyle w:val="904"/>
         <w:numPr>
           <w:ilvl w:val="0"/>
           <w:numId w:val="2"/>
@@ -7539,7 +7538,7 @@
     </w:p>
     <w:p>
       <w:pPr>
-        <w:pStyle w:val="736"/>
+        <w:pStyle w:val="904"/>
         <w:numPr>
           <w:ilvl w:val="0"/>
           <w:numId w:val="2"/>
@@ -7562,7 +7561,7 @@
     </w:p>
     <w:p>
       <w:pPr>
-        <w:pStyle w:val="736"/>
+        <w:pStyle w:val="904"/>
         <w:numPr>
           <w:ilvl w:val="0"/>
           <w:numId w:val="2"/>
@@ -7585,7 +7584,7 @@
     </w:p>
     <w:p>
       <w:pPr>
-        <w:pStyle w:val="736"/>
+        <w:pStyle w:val="904"/>
         <w:numPr>
           <w:ilvl w:val="0"/>
           <w:numId w:val="2"/>
@@ -7608,7 +7607,7 @@
     </w:p>
     <w:p>
       <w:pPr>
-        <w:pStyle w:val="736"/>
+        <w:pStyle w:val="904"/>
         <w:numPr>
           <w:ilvl w:val="0"/>
           <w:numId w:val="2"/>
@@ -7653,7 +7652,6 @@
         <w:ind/>
         <w:rPr/>
       </w:pPr>
-      <w:r/>
       <w:r>
         <w:separator/>
       </w:r>
@@ -7668,7 +7666,6 @@
         <w:ind/>
         <w:rPr/>
       </w:pPr>
-      <w:r/>
       <w:r>
         <w:continuationSeparator/>
       </w:r>
@@ -7746,7 +7743,6 @@
         <w:ind/>
         <w:rPr/>
       </w:pPr>
-      <w:r/>
       <w:r>
         <w:separator/>
       </w:r>
@@ -7761,7 +7757,6 @@
         <w:ind/>
         <w:rPr/>
       </w:pPr>
-      <w:r/>
       <w:r>
         <w:continuationSeparator/>
       </w:r>
@@ -8362,7 +8357,7 @@
     <w:lsdException w:name="Bibliography" w:uiPriority="37"/>
     <w:lsdException w:name="TOC Heading" w:uiPriority="39" w:qFormat="1"/>
   </w:latentStyles>
-  <w:style w:type="table" w:styleId="10" w:default="1">
+  <w:style w:type="table" w:styleId="726" w:default="1">
     <w:name w:val="Normal Table"/>
     <w:uiPriority w:val="99"/>
     <w:semiHidden/>
@@ -8555,9 +8550,9 @@
       </w:tcPr>
     </w:tblStylePr>
   </w:style>
-  <w:style w:type="table" w:styleId="11">
+  <w:style w:type="table" w:styleId="727">
     <w:name w:val="Table Grid"/>
-    <w:basedOn w:val="10"/>
+    <w:basedOn w:val="726"/>
     <w:uiPriority w:val="59"/>
     <w:pPr>
       <w:pBdr/>
@@ -8754,9 +8749,9 @@
       </w:tcPr>
     </w:tblStylePr>
   </w:style>
-  <w:style w:type="table" w:styleId="12">
+  <w:style w:type="table" w:styleId="728">
     <w:name w:val="Table Grid Light"/>
-    <w:basedOn w:val="10"/>
+    <w:basedOn w:val="726"/>
     <w:uiPriority w:val="59"/>
     <w:pPr>
       <w:pBdr/>
@@ -8953,9 +8948,9 @@
       </w:tcPr>
     </w:tblStylePr>
   </w:style>
-  <w:style w:type="table" w:styleId="13">
+  <w:style w:type="table" w:styleId="729">
     <w:name w:val="Plain Table 1"/>
-    <w:basedOn w:val="10"/>
+    <w:basedOn w:val="726"/>
     <w:uiPriority w:val="59"/>
     <w:pPr>
       <w:pBdr/>
@@ -9178,9 +9173,9 @@
       </w:tcPr>
     </w:tblStylePr>
   </w:style>
-  <w:style w:type="table" w:styleId="14">
+  <w:style w:type="table" w:styleId="730">
     <w:name w:val="Plain Table 2"/>
-    <w:basedOn w:val="10"/>
+    <w:basedOn w:val="726"/>
     <w:uiPriority w:val="59"/>
     <w:pPr>
       <w:pBdr/>
@@ -9411,9 +9406,9 @@
       </w:tcPr>
     </w:tblStylePr>
   </w:style>
-  <w:style w:type="table" w:styleId="15">
+  <w:style w:type="table" w:styleId="731">
     <w:name w:val="Plain Table 3"/>
-    <w:basedOn w:val="10"/>
+    <w:basedOn w:val="726"/>
     <w:uiPriority w:val="99"/>
     <w:pPr>
       <w:pBdr/>
@@ -9641,9 +9636,9 @@
       </w:tcPr>
     </w:tblStylePr>
   </w:style>
-  <w:style w:type="table" w:styleId="16">
+  <w:style w:type="table" w:styleId="732">
     <w:name w:val="Plain Table 4"/>
-    <w:basedOn w:val="10"/>
+    <w:basedOn w:val="726"/>
     <w:uiPriority w:val="99"/>
     <w:pPr>
       <w:pBdr/>
@@ -9857,9 +9852,9 @@
       </w:tcPr>
     </w:tblStylePr>
   </w:style>
-  <w:style w:type="table" w:styleId="17">
+  <w:style w:type="table" w:styleId="733">
     <w:name w:val="Plain Table 5"/>
-    <w:basedOn w:val="10"/>
+    <w:basedOn w:val="726"/>
     <w:uiPriority w:val="99"/>
     <w:pPr>
       <w:pBdr/>
@@ -10090,9 +10085,9 @@
       </w:tcPr>
     </w:tblStylePr>
   </w:style>
-  <w:style w:type="table" w:styleId="18">
+  <w:style w:type="table" w:styleId="734">
     <w:name w:val="Grid Table 1 Light"/>
-    <w:basedOn w:val="10"/>
+    <w:basedOn w:val="726"/>
     <w:uiPriority w:val="99"/>
     <w:pPr>
       <w:pBdr/>
@@ -10313,9 +10308,9 @@
       </w:tcPr>
     </w:tblStylePr>
   </w:style>
-  <w:style w:type="table" w:styleId="19">
+  <w:style w:type="table" w:styleId="735">
     <w:name w:val="Grid Table 1 Light - Accent 1"/>
-    <w:basedOn w:val="10"/>
+    <w:basedOn w:val="726"/>
     <w:uiPriority w:val="99"/>
     <w:pPr>
       <w:pBdr/>
@@ -10536,9 +10531,9 @@
       </w:tcPr>
     </w:tblStylePr>
   </w:style>
-  <w:style w:type="table" w:styleId="20">
+  <w:style w:type="table" w:styleId="736">
     <w:name w:val="Grid Table 1 Light - Accent 2"/>
-    <w:basedOn w:val="10"/>
+    <w:basedOn w:val="726"/>
     <w:uiPriority w:val="99"/>
     <w:pPr>
       <w:pBdr/>
@@ -10759,9 +10754,9 @@
       </w:tcPr>
     </w:tblStylePr>
   </w:style>
-  <w:style w:type="table" w:styleId="21">
+  <w:style w:type="table" w:styleId="737">
     <w:name w:val="Grid Table 1 Light - Accent 3"/>
-    <w:basedOn w:val="10"/>
+    <w:basedOn w:val="726"/>
     <w:uiPriority w:val="99"/>
     <w:pPr>
       <w:pBdr/>
@@ -10982,9 +10977,9 @@
       </w:tcPr>
     </w:tblStylePr>
   </w:style>
-  <w:style w:type="table" w:styleId="22">
+  <w:style w:type="table" w:styleId="738">
     <w:name w:val="Grid Table 1 Light - Accent 4"/>
-    <w:basedOn w:val="10"/>
+    <w:basedOn w:val="726"/>
     <w:uiPriority w:val="99"/>
     <w:pPr>
       <w:pBdr/>
@@ -11205,9 +11200,9 @@
       </w:tcPr>
     </w:tblStylePr>
   </w:style>
-  <w:style w:type="table" w:styleId="23">
+  <w:style w:type="table" w:styleId="739">
     <w:name w:val="Grid Table 1 Light - Accent 5"/>
-    <w:basedOn w:val="10"/>
+    <w:basedOn w:val="726"/>
     <w:uiPriority w:val="99"/>
     <w:pPr>
       <w:pBdr/>
@@ -11428,9 +11423,9 @@
       </w:tcPr>
     </w:tblStylePr>
   </w:style>
-  <w:style w:type="table" w:styleId="24">
+  <w:style w:type="table" w:styleId="740">
     <w:name w:val="Grid Table 1 Light - Accent 6"/>
-    <w:basedOn w:val="10"/>
+    <w:basedOn w:val="726"/>
     <w:uiPriority w:val="99"/>
     <w:pPr>
       <w:pBdr/>
@@ -11651,9 +11646,9 @@
       </w:tcPr>
     </w:tblStylePr>
   </w:style>
-  <w:style w:type="table" w:styleId="25">
+  <w:style w:type="table" w:styleId="741">
     <w:name w:val="Grid Table 2"/>
-    <w:basedOn w:val="10"/>
+    <w:basedOn w:val="726"/>
     <w:uiPriority w:val="99"/>
     <w:pPr>
       <w:pBdr/>
@@ -11883,9 +11878,9 @@
       </w:tcPr>
     </w:tblStylePr>
   </w:style>
-  <w:style w:type="table" w:styleId="26">
+  <w:style w:type="table" w:styleId="742">
     <w:name w:val="Grid Table 2 - Accent 1"/>
-    <w:basedOn w:val="10"/>
+    <w:basedOn w:val="726"/>
     <w:uiPriority w:val="99"/>
     <w:pPr>
       <w:pBdr/>
@@ -12115,9 +12110,9 @@
       </w:tcPr>
     </w:tblStylePr>
   </w:style>
-  <w:style w:type="table" w:styleId="27">
+  <w:style w:type="table" w:styleId="743">
     <w:name w:val="Grid Table 2 - Accent 2"/>
-    <w:basedOn w:val="10"/>
+    <w:basedOn w:val="726"/>
     <w:uiPriority w:val="99"/>
     <w:pPr>
       <w:pBdr/>
@@ -12347,9 +12342,9 @@
       </w:tcPr>
     </w:tblStylePr>
   </w:style>
-  <w:style w:type="table" w:styleId="28">
+  <w:style w:type="table" w:styleId="744">
     <w:name w:val="Grid Table 2 - Accent 3"/>
-    <w:basedOn w:val="10"/>
+    <w:basedOn w:val="726"/>
     <w:uiPriority w:val="99"/>
     <w:pPr>
       <w:pBdr/>
@@ -12579,9 +12574,9 @@
       </w:tcPr>
     </w:tblStylePr>
   </w:style>
-  <w:style w:type="table" w:styleId="29">
+  <w:style w:type="table" w:styleId="745">
     <w:name w:val="Grid Table 2 - Accent 4"/>
-    <w:basedOn w:val="10"/>
+    <w:basedOn w:val="726"/>
     <w:uiPriority w:val="99"/>
     <w:pPr>
       <w:pBdr/>
@@ -12811,9 +12806,9 @@
       </w:tcPr>
     </w:tblStylePr>
   </w:style>
-  <w:style w:type="table" w:styleId="30">
+  <w:style w:type="table" w:styleId="746">
     <w:name w:val="Grid Table 2 - Accent 5"/>
-    <w:basedOn w:val="10"/>
+    <w:basedOn w:val="726"/>
     <w:uiPriority w:val="99"/>
     <w:pPr>
       <w:pBdr/>
@@ -13043,9 +13038,9 @@
       </w:tcPr>
     </w:tblStylePr>
   </w:style>
-  <w:style w:type="table" w:styleId="31">
+  <w:style w:type="table" w:styleId="747">
     <w:name w:val="Grid Table 2 - Accent 6"/>
-    <w:basedOn w:val="10"/>
+    <w:basedOn w:val="726"/>
     <w:uiPriority w:val="99"/>
     <w:pPr>
       <w:pBdr/>
@@ -13275,9 +13270,9 @@
       </w:tcPr>
     </w:tblStylePr>
   </w:style>
-  <w:style w:type="table" w:styleId="32">
+  <w:style w:type="table" w:styleId="748">
     <w:name w:val="Grid Table 3"/>
-    <w:basedOn w:val="10"/>
+    <w:basedOn w:val="726"/>
     <w:uiPriority w:val="99"/>
     <w:pPr>
       <w:pBdr/>
@@ -13376,29 +13371,6 @@
         <w:tblBorders/>
       </w:tblPr>
       <w:tcPr>
-        <w:shd w:color="ffffff"/>
-        <w:tcBorders>
-          <w:top w:val="none" w:color="000000" w:sz="4" w:space="0"/>
-          <w:left w:val="none" w:color="000000" w:sz="4" w:space="0"/>
-          <w:bottom w:val="none" w:color="000000" w:sz="4" w:space="0"/>
-          <w:right w:val="none" w:color="000000" w:sz="4" w:space="0"/>
-        </w:tcBorders>
-      </w:tcPr>
-    </w:tblStylePr>
-    <w:tblStylePr w:type="firstRow">
-      <w:rPr>
-        <w:b/>
-        <w:color w:val="404040"/>
-      </w:rPr>
-      <w:pPr>
-        <w:pBdr/>
-        <w:spacing/>
-        <w:ind/>
-      </w:pPr>
-      <w:tblPr>
-        <w:tblBorders/>
-      </w:tblPr>
-      <w:tcPr>
         <w:shd w:val="clear" w:color="ffffff"/>
         <w:tcBorders>
           <w:top w:val="none" w:color="000000" w:sz="4" w:space="0"/>
@@ -13408,30 +13380,7 @@
         </w:tcBorders>
       </w:tcPr>
     </w:tblStylePr>
-    <w:tblStylePr w:type="lastCol">
-      <w:rPr>
-        <w:i/>
-        <w:color w:val="404040"/>
-      </w:rPr>
-      <w:pPr>
-        <w:pBdr/>
-        <w:spacing/>
-        <w:ind/>
-      </w:pPr>
-      <w:tblPr>
-        <w:tblBorders/>
-      </w:tblPr>
-      <w:tcPr>
-        <w:shd w:color="ffffff"/>
-        <w:tcBorders>
-          <w:top w:val="none" w:color="000000" w:sz="4" w:space="0"/>
-          <w:left w:val="none" w:color="000000" w:sz="4" w:space="0"/>
-          <w:bottom w:val="none" w:color="000000" w:sz="4" w:space="0"/>
-          <w:right w:val="none" w:color="000000" w:sz="4" w:space="0"/>
-        </w:tcBorders>
-      </w:tcPr>
-    </w:tblStylePr>
-    <w:tblStylePr w:type="lastRow">
+    <w:tblStylePr w:type="firstRow">
       <w:rPr>
         <w:b/>
         <w:color w:val="404040"/>
@@ -13454,6 +13403,52 @@
         </w:tcBorders>
       </w:tcPr>
     </w:tblStylePr>
+    <w:tblStylePr w:type="lastCol">
+      <w:rPr>
+        <w:i/>
+        <w:color w:val="404040"/>
+      </w:rPr>
+      <w:pPr>
+        <w:pBdr/>
+        <w:spacing/>
+        <w:ind/>
+      </w:pPr>
+      <w:tblPr>
+        <w:tblBorders/>
+      </w:tblPr>
+      <w:tcPr>
+        <w:shd w:val="clear" w:color="ffffff"/>
+        <w:tcBorders>
+          <w:top w:val="none" w:color="000000" w:sz="4" w:space="0"/>
+          <w:left w:val="none" w:color="000000" w:sz="4" w:space="0"/>
+          <w:bottom w:val="none" w:color="000000" w:sz="4" w:space="0"/>
+          <w:right w:val="none" w:color="000000" w:sz="4" w:space="0"/>
+        </w:tcBorders>
+      </w:tcPr>
+    </w:tblStylePr>
+    <w:tblStylePr w:type="lastRow">
+      <w:rPr>
+        <w:b/>
+        <w:color w:val="404040"/>
+      </w:rPr>
+      <w:pPr>
+        <w:pBdr/>
+        <w:spacing/>
+        <w:ind/>
+      </w:pPr>
+      <w:tblPr>
+        <w:tblBorders/>
+      </w:tblPr>
+      <w:tcPr>
+        <w:shd w:val="clear" w:color="ffffff"/>
+        <w:tcBorders>
+          <w:top w:val="none" w:color="000000" w:sz="4" w:space="0"/>
+          <w:left w:val="none" w:color="000000" w:sz="4" w:space="0"/>
+          <w:bottom w:val="none" w:color="000000" w:sz="4" w:space="0"/>
+          <w:right w:val="none" w:color="000000" w:sz="4" w:space="0"/>
+        </w:tcBorders>
+      </w:tcPr>
+    </w:tblStylePr>
     <w:tblStylePr w:type="nwCell">
       <w:pPr>
         <w:pBdr/>
@@ -13520,9 +13515,9 @@
       </w:tcPr>
     </w:tblStylePr>
   </w:style>
-  <w:style w:type="table" w:styleId="33">
+  <w:style w:type="table" w:styleId="749">
     <w:name w:val="Grid Table 3 - Accent 1"/>
-    <w:basedOn w:val="10"/>
+    <w:basedOn w:val="726"/>
     <w:uiPriority w:val="99"/>
     <w:pPr>
       <w:pBdr/>
@@ -13621,29 +13616,6 @@
         <w:tblBorders/>
       </w:tblPr>
       <w:tcPr>
-        <w:shd w:color="ffffff"/>
-        <w:tcBorders>
-          <w:top w:val="none" w:color="000000" w:sz="4" w:space="0"/>
-          <w:left w:val="none" w:color="000000" w:sz="4" w:space="0"/>
-          <w:bottom w:val="none" w:color="000000" w:sz="4" w:space="0"/>
-          <w:right w:val="none" w:color="000000" w:sz="4" w:space="0"/>
-        </w:tcBorders>
-      </w:tcPr>
-    </w:tblStylePr>
-    <w:tblStylePr w:type="firstRow">
-      <w:rPr>
-        <w:b/>
-        <w:color w:val="404040"/>
-      </w:rPr>
-      <w:pPr>
-        <w:pBdr/>
-        <w:spacing/>
-        <w:ind/>
-      </w:pPr>
-      <w:tblPr>
-        <w:tblBorders/>
-      </w:tblPr>
-      <w:tcPr>
         <w:shd w:val="clear" w:color="ffffff"/>
         <w:tcBorders>
           <w:top w:val="none" w:color="000000" w:sz="4" w:space="0"/>
@@ -13653,30 +13625,7 @@
         </w:tcBorders>
       </w:tcPr>
     </w:tblStylePr>
-    <w:tblStylePr w:type="lastCol">
-      <w:rPr>
-        <w:i/>
-        <w:color w:val="404040"/>
-      </w:rPr>
-      <w:pPr>
-        <w:pBdr/>
-        <w:spacing/>
-        <w:ind/>
-      </w:pPr>
-      <w:tblPr>
-        <w:tblBorders/>
-      </w:tblPr>
-      <w:tcPr>
-        <w:shd w:color="ffffff"/>
-        <w:tcBorders>
-          <w:top w:val="none" w:color="000000" w:sz="4" w:space="0"/>
-          <w:left w:val="none" w:color="000000" w:sz="4" w:space="0"/>
-          <w:bottom w:val="none" w:color="000000" w:sz="4" w:space="0"/>
-          <w:right w:val="none" w:color="000000" w:sz="4" w:space="0"/>
-        </w:tcBorders>
-      </w:tcPr>
-    </w:tblStylePr>
-    <w:tblStylePr w:type="lastRow">
+    <w:tblStylePr w:type="firstRow">
       <w:rPr>
         <w:b/>
         <w:color w:val="404040"/>
@@ -13699,6 +13648,52 @@
         </w:tcBorders>
       </w:tcPr>
     </w:tblStylePr>
+    <w:tblStylePr w:type="lastCol">
+      <w:rPr>
+        <w:i/>
+        <w:color w:val="404040"/>
+      </w:rPr>
+      <w:pPr>
+        <w:pBdr/>
+        <w:spacing/>
+        <w:ind/>
+      </w:pPr>
+      <w:tblPr>
+        <w:tblBorders/>
+      </w:tblPr>
+      <w:tcPr>
+        <w:shd w:val="clear" w:color="ffffff"/>
+        <w:tcBorders>
+          <w:top w:val="none" w:color="000000" w:sz="4" w:space="0"/>
+          <w:left w:val="none" w:color="000000" w:sz="4" w:space="0"/>
+          <w:bottom w:val="none" w:color="000000" w:sz="4" w:space="0"/>
+          <w:right w:val="none" w:color="000000" w:sz="4" w:space="0"/>
+        </w:tcBorders>
+      </w:tcPr>
+    </w:tblStylePr>
+    <w:tblStylePr w:type="lastRow">
+      <w:rPr>
+        <w:b/>
+        <w:color w:val="404040"/>
+      </w:rPr>
+      <w:pPr>
+        <w:pBdr/>
+        <w:spacing/>
+        <w:ind/>
+      </w:pPr>
+      <w:tblPr>
+        <w:tblBorders/>
+      </w:tblPr>
+      <w:tcPr>
+        <w:shd w:val="clear" w:color="ffffff"/>
+        <w:tcBorders>
+          <w:top w:val="none" w:color="000000" w:sz="4" w:space="0"/>
+          <w:left w:val="none" w:color="000000" w:sz="4" w:space="0"/>
+          <w:bottom w:val="none" w:color="000000" w:sz="4" w:space="0"/>
+          <w:right w:val="none" w:color="000000" w:sz="4" w:space="0"/>
+        </w:tcBorders>
+      </w:tcPr>
+    </w:tblStylePr>
     <w:tblStylePr w:type="nwCell">
       <w:pPr>
         <w:pBdr/>
@@ -13765,9 +13760,9 @@
       </w:tcPr>
     </w:tblStylePr>
   </w:style>
-  <w:style w:type="table" w:styleId="34">
+  <w:style w:type="table" w:styleId="750">
     <w:name w:val="Grid Table 3 - Accent 2"/>
-    <w:basedOn w:val="10"/>
+    <w:basedOn w:val="726"/>
     <w:uiPriority w:val="99"/>
     <w:pPr>
       <w:pBdr/>
@@ -13866,29 +13861,6 @@
         <w:tblBorders/>
       </w:tblPr>
       <w:tcPr>
-        <w:shd w:color="ffffff"/>
-        <w:tcBorders>
-          <w:top w:val="none" w:color="000000" w:sz="4" w:space="0"/>
-          <w:left w:val="none" w:color="000000" w:sz="4" w:space="0"/>
-          <w:bottom w:val="none" w:color="000000" w:sz="4" w:space="0"/>
-          <w:right w:val="none" w:color="000000" w:sz="4" w:space="0"/>
-        </w:tcBorders>
-      </w:tcPr>
-    </w:tblStylePr>
-    <w:tblStylePr w:type="firstRow">
-      <w:rPr>
-        <w:b/>
-        <w:color w:val="404040"/>
-      </w:rPr>
-      <w:pPr>
-        <w:pBdr/>
-        <w:spacing/>
-        <w:ind/>
-      </w:pPr>
-      <w:tblPr>
-        <w:tblBorders/>
-      </w:tblPr>
-      <w:tcPr>
         <w:shd w:val="clear" w:color="ffffff"/>
         <w:tcBorders>
           <w:top w:val="none" w:color="000000" w:sz="4" w:space="0"/>
@@ -13898,30 +13870,7 @@
         </w:tcBorders>
       </w:tcPr>
     </w:tblStylePr>
-    <w:tblStylePr w:type="lastCol">
-      <w:rPr>
-        <w:i/>
-        <w:color w:val="404040"/>
-      </w:rPr>
-      <w:pPr>
-        <w:pBdr/>
-        <w:spacing/>
-        <w:ind/>
-      </w:pPr>
-      <w:tblPr>
-        <w:tblBorders/>
-      </w:tblPr>
-      <w:tcPr>
-        <w:shd w:color="ffffff"/>
-        <w:tcBorders>
-          <w:top w:val="none" w:color="000000" w:sz="4" w:space="0"/>
-          <w:left w:val="none" w:color="000000" w:sz="4" w:space="0"/>
-          <w:bottom w:val="none" w:color="000000" w:sz="4" w:space="0"/>
-          <w:right w:val="none" w:color="000000" w:sz="4" w:space="0"/>
-        </w:tcBorders>
-      </w:tcPr>
-    </w:tblStylePr>
-    <w:tblStylePr w:type="lastRow">
+    <w:tblStylePr w:type="firstRow">
       <w:rPr>
         <w:b/>
         <w:color w:val="404040"/>
@@ -13944,6 +13893,52 @@
         </w:tcBorders>
       </w:tcPr>
     </w:tblStylePr>
+    <w:tblStylePr w:type="lastCol">
+      <w:rPr>
+        <w:i/>
+        <w:color w:val="404040"/>
+      </w:rPr>
+      <w:pPr>
+        <w:pBdr/>
+        <w:spacing/>
+        <w:ind/>
+      </w:pPr>
+      <w:tblPr>
+        <w:tblBorders/>
+      </w:tblPr>
+      <w:tcPr>
+        <w:shd w:val="clear" w:color="ffffff"/>
+        <w:tcBorders>
+          <w:top w:val="none" w:color="000000" w:sz="4" w:space="0"/>
+          <w:left w:val="none" w:color="000000" w:sz="4" w:space="0"/>
+          <w:bottom w:val="none" w:color="000000" w:sz="4" w:space="0"/>
+          <w:right w:val="none" w:color="000000" w:sz="4" w:space="0"/>
+        </w:tcBorders>
+      </w:tcPr>
+    </w:tblStylePr>
+    <w:tblStylePr w:type="lastRow">
+      <w:rPr>
+        <w:b/>
+        <w:color w:val="404040"/>
+      </w:rPr>
+      <w:pPr>
+        <w:pBdr/>
+        <w:spacing/>
+        <w:ind/>
+      </w:pPr>
+      <w:tblPr>
+        <w:tblBorders/>
+      </w:tblPr>
+      <w:tcPr>
+        <w:shd w:val="clear" w:color="ffffff"/>
+        <w:tcBorders>
+          <w:top w:val="none" w:color="000000" w:sz="4" w:space="0"/>
+          <w:left w:val="none" w:color="000000" w:sz="4" w:space="0"/>
+          <w:bottom w:val="none" w:color="000000" w:sz="4" w:space="0"/>
+          <w:right w:val="none" w:color="000000" w:sz="4" w:space="0"/>
+        </w:tcBorders>
+      </w:tcPr>
+    </w:tblStylePr>
     <w:tblStylePr w:type="nwCell">
       <w:pPr>
         <w:pBdr/>
@@ -14010,9 +14005,9 @@
       </w:tcPr>
     </w:tblStylePr>
   </w:style>
-  <w:style w:type="table" w:styleId="35">
+  <w:style w:type="table" w:styleId="751">
     <w:name w:val="Grid Table 3 - Accent 3"/>
-    <w:basedOn w:val="10"/>
+    <w:basedOn w:val="726"/>
     <w:uiPriority w:val="99"/>
     <w:pPr>
       <w:pBdr/>
@@ -14111,29 +14106,6 @@
         <w:tblBorders/>
       </w:tblPr>
       <w:tcPr>
-        <w:shd w:color="ffffff"/>
-        <w:tcBorders>
-          <w:top w:val="none" w:color="000000" w:sz="4" w:space="0"/>
-          <w:left w:val="none" w:color="000000" w:sz="4" w:space="0"/>
-          <w:bottom w:val="none" w:color="000000" w:sz="4" w:space="0"/>
-          <w:right w:val="none" w:color="000000" w:sz="4" w:space="0"/>
-        </w:tcBorders>
-      </w:tcPr>
-    </w:tblStylePr>
-    <w:tblStylePr w:type="firstRow">
-      <w:rPr>
-        <w:b/>
-        <w:color w:val="404040"/>
-      </w:rPr>
-      <w:pPr>
-        <w:pBdr/>
-        <w:spacing/>
-        <w:ind/>
-      </w:pPr>
-      <w:tblPr>
-        <w:tblBorders/>
-      </w:tblPr>
-      <w:tcPr>
         <w:shd w:val="clear" w:color="ffffff"/>
         <w:tcBorders>
           <w:top w:val="none" w:color="000000" w:sz="4" w:space="0"/>
@@ -14143,30 +14115,7 @@
         </w:tcBorders>
       </w:tcPr>
     </w:tblStylePr>
-    <w:tblStylePr w:type="lastCol">
-      <w:rPr>
-        <w:i/>
-        <w:color w:val="404040"/>
-      </w:rPr>
-      <w:pPr>
-        <w:pBdr/>
-        <w:spacing/>
-        <w:ind/>
-      </w:pPr>
-      <w:tblPr>
-        <w:tblBorders/>
-      </w:tblPr>
-      <w:tcPr>
-        <w:shd w:color="ffffff"/>
-        <w:tcBorders>
-          <w:top w:val="none" w:color="000000" w:sz="4" w:space="0"/>
-          <w:left w:val="none" w:color="000000" w:sz="4" w:space="0"/>
-          <w:bottom w:val="none" w:color="000000" w:sz="4" w:space="0"/>
-          <w:right w:val="none" w:color="000000" w:sz="4" w:space="0"/>
-        </w:tcBorders>
-      </w:tcPr>
-    </w:tblStylePr>
-    <w:tblStylePr w:type="lastRow">
+    <w:tblStylePr w:type="firstRow">
       <w:rPr>
         <w:b/>
         <w:color w:val="404040"/>
@@ -14189,6 +14138,52 @@
         </w:tcBorders>
       </w:tcPr>
     </w:tblStylePr>
+    <w:tblStylePr w:type="lastCol">
+      <w:rPr>
+        <w:i/>
+        <w:color w:val="404040"/>
+      </w:rPr>
+      <w:pPr>
+        <w:pBdr/>
+        <w:spacing/>
+        <w:ind/>
+      </w:pPr>
+      <w:tblPr>
+        <w:tblBorders/>
+      </w:tblPr>
+      <w:tcPr>
+        <w:shd w:val="clear" w:color="ffffff"/>
+        <w:tcBorders>
+          <w:top w:val="none" w:color="000000" w:sz="4" w:space="0"/>
+          <w:left w:val="none" w:color="000000" w:sz="4" w:space="0"/>
+          <w:bottom w:val="none" w:color="000000" w:sz="4" w:space="0"/>
+          <w:right w:val="none" w:color="000000" w:sz="4" w:space="0"/>
+        </w:tcBorders>
+      </w:tcPr>
+    </w:tblStylePr>
+    <w:tblStylePr w:type="lastRow">
+      <w:rPr>
+        <w:b/>
+        <w:color w:val="404040"/>
+      </w:rPr>
+      <w:pPr>
+        <w:pBdr/>
+        <w:spacing/>
+        <w:ind/>
+      </w:pPr>
+      <w:tblPr>
+        <w:tblBorders/>
+      </w:tblPr>
+      <w:tcPr>
+        <w:shd w:val="clear" w:color="ffffff"/>
+        <w:tcBorders>
+          <w:top w:val="none" w:color="000000" w:sz="4" w:space="0"/>
+          <w:left w:val="none" w:color="000000" w:sz="4" w:space="0"/>
+          <w:bottom w:val="none" w:color="000000" w:sz="4" w:space="0"/>
+          <w:right w:val="none" w:color="000000" w:sz="4" w:space="0"/>
+        </w:tcBorders>
+      </w:tcPr>
+    </w:tblStylePr>
     <w:tblStylePr w:type="nwCell">
       <w:pPr>
         <w:pBdr/>
@@ -14255,9 +14250,9 @@
       </w:tcPr>
     </w:tblStylePr>
   </w:style>
-  <w:style w:type="table" w:styleId="36">
+  <w:style w:type="table" w:styleId="752">
     <w:name w:val="Grid Table 3 - Accent 4"/>
-    <w:basedOn w:val="10"/>
+    <w:basedOn w:val="726"/>
     <w:uiPriority w:val="99"/>
     <w:pPr>
       <w:pBdr/>
@@ -14356,29 +14351,6 @@
         <w:tblBorders/>
       </w:tblPr>
       <w:tcPr>
-        <w:shd w:color="ffffff"/>
-        <w:tcBorders>
-          <w:top w:val="none" w:color="000000" w:sz="4" w:space="0"/>
-          <w:left w:val="none" w:color="000000" w:sz="4" w:space="0"/>
-          <w:bottom w:val="none" w:color="000000" w:sz="4" w:space="0"/>
-          <w:right w:val="none" w:color="000000" w:sz="4" w:space="0"/>
-        </w:tcBorders>
-      </w:tcPr>
-    </w:tblStylePr>
-    <w:tblStylePr w:type="firstRow">
-      <w:rPr>
-        <w:b/>
-        <w:color w:val="404040"/>
-      </w:rPr>
-      <w:pPr>
-        <w:pBdr/>
-        <w:spacing/>
-        <w:ind/>
-      </w:pPr>
-      <w:tblPr>
-        <w:tblBorders/>
-      </w:tblPr>
-      <w:tcPr>
         <w:shd w:val="clear" w:color="ffffff"/>
         <w:tcBorders>
           <w:top w:val="none" w:color="000000" w:sz="4" w:space="0"/>
@@ -14388,30 +14360,7 @@
         </w:tcBorders>
       </w:tcPr>
     </w:tblStylePr>
-    <w:tblStylePr w:type="lastCol">
-      <w:rPr>
-        <w:i/>
-        <w:color w:val="404040"/>
-      </w:rPr>
-      <w:pPr>
-        <w:pBdr/>
-        <w:spacing/>
-        <w:ind/>
-      </w:pPr>
-      <w:tblPr>
-        <w:tblBorders/>
-      </w:tblPr>
-      <w:tcPr>
-        <w:shd w:color="ffffff"/>
-        <w:tcBorders>
-          <w:top w:val="none" w:color="000000" w:sz="4" w:space="0"/>
-          <w:left w:val="none" w:color="000000" w:sz="4" w:space="0"/>
-          <w:bottom w:val="none" w:color="000000" w:sz="4" w:space="0"/>
-          <w:right w:val="none" w:color="000000" w:sz="4" w:space="0"/>
-        </w:tcBorders>
-      </w:tcPr>
-    </w:tblStylePr>
-    <w:tblStylePr w:type="lastRow">
+    <w:tblStylePr w:type="firstRow">
       <w:rPr>
         <w:b/>
         <w:color w:val="404040"/>
@@ -14434,6 +14383,52 @@
         </w:tcBorders>
       </w:tcPr>
     </w:tblStylePr>
+    <w:tblStylePr w:type="lastCol">
+      <w:rPr>
+        <w:i/>
+        <w:color w:val="404040"/>
+      </w:rPr>
+      <w:pPr>
+        <w:pBdr/>
+        <w:spacing/>
+        <w:ind/>
+      </w:pPr>
+      <w:tblPr>
+        <w:tblBorders/>
+      </w:tblPr>
+      <w:tcPr>
+        <w:shd w:val="clear" w:color="ffffff"/>
+        <w:tcBorders>
+          <w:top w:val="none" w:color="000000" w:sz="4" w:space="0"/>
+          <w:left w:val="none" w:color="000000" w:sz="4" w:space="0"/>
+          <w:bottom w:val="none" w:color="000000" w:sz="4" w:space="0"/>
+          <w:right w:val="none" w:color="000000" w:sz="4" w:space="0"/>
+        </w:tcBorders>
+      </w:tcPr>
+    </w:tblStylePr>
+    <w:tblStylePr w:type="lastRow">
+      <w:rPr>
+        <w:b/>
+        <w:color w:val="404040"/>
+      </w:rPr>
+      <w:pPr>
+        <w:pBdr/>
+        <w:spacing/>
+        <w:ind/>
+      </w:pPr>
+      <w:tblPr>
+        <w:tblBorders/>
+      </w:tblPr>
+      <w:tcPr>
+        <w:shd w:val="clear" w:color="ffffff"/>
+        <w:tcBorders>
+          <w:top w:val="none" w:color="000000" w:sz="4" w:space="0"/>
+          <w:left w:val="none" w:color="000000" w:sz="4" w:space="0"/>
+          <w:bottom w:val="none" w:color="000000" w:sz="4" w:space="0"/>
+          <w:right w:val="none" w:color="000000" w:sz="4" w:space="0"/>
+        </w:tcBorders>
+      </w:tcPr>
+    </w:tblStylePr>
     <w:tblStylePr w:type="nwCell">
       <w:pPr>
         <w:pBdr/>
@@ -14500,9 +14495,9 @@
       </w:tcPr>
     </w:tblStylePr>
   </w:style>
-  <w:style w:type="table" w:styleId="37">
+  <w:style w:type="table" w:styleId="753">
     <w:name w:val="Grid Table 3 - Accent 5"/>
-    <w:basedOn w:val="10"/>
+    <w:basedOn w:val="726"/>
     <w:uiPriority w:val="99"/>
     <w:pPr>
       <w:pBdr/>
@@ -14601,29 +14596,6 @@
         <w:tblBorders/>
       </w:tblPr>
       <w:tcPr>
-        <w:shd w:color="ffffff"/>
-        <w:tcBorders>
-          <w:top w:val="none" w:color="000000" w:sz="4" w:space="0"/>
-          <w:left w:val="none" w:color="000000" w:sz="4" w:space="0"/>
-          <w:bottom w:val="none" w:color="000000" w:sz="4" w:space="0"/>
-          <w:right w:val="none" w:color="000000" w:sz="4" w:space="0"/>
-        </w:tcBorders>
-      </w:tcPr>
-    </w:tblStylePr>
-    <w:tblStylePr w:type="firstRow">
-      <w:rPr>
-        <w:b/>
-        <w:color w:val="404040"/>
-      </w:rPr>
-      <w:pPr>
-        <w:pBdr/>
-        <w:spacing/>
-        <w:ind/>
-      </w:pPr>
-      <w:tblPr>
-        <w:tblBorders/>
-      </w:tblPr>
-      <w:tcPr>
         <w:shd w:val="clear" w:color="ffffff"/>
         <w:tcBorders>
           <w:top w:val="none" w:color="000000" w:sz="4" w:space="0"/>
@@ -14633,30 +14605,7 @@
         </w:tcBorders>
       </w:tcPr>
     </w:tblStylePr>
-    <w:tblStylePr w:type="lastCol">
-      <w:rPr>
-        <w:i/>
-        <w:color w:val="404040"/>
-      </w:rPr>
-      <w:pPr>
-        <w:pBdr/>
-        <w:spacing/>
-        <w:ind/>
-      </w:pPr>
-      <w:tblPr>
-        <w:tblBorders/>
-      </w:tblPr>
-      <w:tcPr>
-        <w:shd w:color="ffffff"/>
-        <w:tcBorders>
-          <w:top w:val="none" w:color="000000" w:sz="4" w:space="0"/>
-          <w:left w:val="none" w:color="000000" w:sz="4" w:space="0"/>
-          <w:bottom w:val="none" w:color="000000" w:sz="4" w:space="0"/>
-          <w:right w:val="none" w:color="000000" w:sz="4" w:space="0"/>
-        </w:tcBorders>
-      </w:tcPr>
-    </w:tblStylePr>
-    <w:tblStylePr w:type="lastRow">
+    <w:tblStylePr w:type="firstRow">
       <w:rPr>
         <w:b/>
         <w:color w:val="404040"/>
@@ -14679,6 +14628,52 @@
         </w:tcBorders>
       </w:tcPr>
     </w:tblStylePr>
+    <w:tblStylePr w:type="lastCol">
+      <w:rPr>
+        <w:i/>
+        <w:color w:val="404040"/>
+      </w:rPr>
+      <w:pPr>
+        <w:pBdr/>
+        <w:spacing/>
+        <w:ind/>
+      </w:pPr>
+      <w:tblPr>
+        <w:tblBorders/>
+      </w:tblPr>
+      <w:tcPr>
+        <w:shd w:val="clear" w:color="ffffff"/>
+        <w:tcBorders>
+          <w:top w:val="none" w:color="000000" w:sz="4" w:space="0"/>
+          <w:left w:val="none" w:color="000000" w:sz="4" w:space="0"/>
+          <w:bottom w:val="none" w:color="000000" w:sz="4" w:space="0"/>
+          <w:right w:val="none" w:color="000000" w:sz="4" w:space="0"/>
+        </w:tcBorders>
+      </w:tcPr>
+    </w:tblStylePr>
+    <w:tblStylePr w:type="lastRow">
+      <w:rPr>
+        <w:b/>
+        <w:color w:val="404040"/>
+      </w:rPr>
+      <w:pPr>
+        <w:pBdr/>
+        <w:spacing/>
+        <w:ind/>
+      </w:pPr>
+      <w:tblPr>
+        <w:tblBorders/>
+      </w:tblPr>
+      <w:tcPr>
+        <w:shd w:val="clear" w:color="ffffff"/>
+        <w:tcBorders>
+          <w:top w:val="none" w:color="000000" w:sz="4" w:space="0"/>
+          <w:left w:val="none" w:color="000000" w:sz="4" w:space="0"/>
+          <w:bottom w:val="none" w:color="000000" w:sz="4" w:space="0"/>
+          <w:right w:val="none" w:color="000000" w:sz="4" w:space="0"/>
+        </w:tcBorders>
+      </w:tcPr>
+    </w:tblStylePr>
     <w:tblStylePr w:type="nwCell">
       <w:pPr>
         <w:pBdr/>
@@ -14745,9 +14740,9 @@
       </w:tcPr>
     </w:tblStylePr>
   </w:style>
-  <w:style w:type="table" w:styleId="38">
+  <w:style w:type="table" w:styleId="754">
     <w:name w:val="Grid Table 3 - Accent 6"/>
-    <w:basedOn w:val="10"/>
+    <w:basedOn w:val="726"/>
     <w:uiPriority w:val="99"/>
     <w:pPr>
       <w:pBdr/>
@@ -14846,29 +14841,6 @@
         <w:tblBorders/>
       </w:tblPr>
       <w:tcPr>
-        <w:shd w:color="ffffff"/>
-        <w:tcBorders>
-          <w:top w:val="none" w:color="000000" w:sz="4" w:space="0"/>
-          <w:left w:val="none" w:color="000000" w:sz="4" w:space="0"/>
-          <w:bottom w:val="none" w:color="000000" w:sz="4" w:space="0"/>
-          <w:right w:val="none" w:color="000000" w:sz="4" w:space="0"/>
-        </w:tcBorders>
-      </w:tcPr>
-    </w:tblStylePr>
-    <w:tblStylePr w:type="firstRow">
-      <w:rPr>
-        <w:b/>
-        <w:color w:val="404040"/>
-      </w:rPr>
-      <w:pPr>
-        <w:pBdr/>
-        <w:spacing/>
-        <w:ind/>
-      </w:pPr>
-      <w:tblPr>
-        <w:tblBorders/>
-      </w:tblPr>
-      <w:tcPr>
         <w:shd w:val="clear" w:color="ffffff"/>
         <w:tcBorders>
           <w:top w:val="none" w:color="000000" w:sz="4" w:space="0"/>
@@ -14878,30 +14850,7 @@
         </w:tcBorders>
       </w:tcPr>
     </w:tblStylePr>
-    <w:tblStylePr w:type="lastCol">
-      <w:rPr>
-        <w:i/>
-        <w:color w:val="404040"/>
-      </w:rPr>
-      <w:pPr>
-        <w:pBdr/>
-        <w:spacing/>
-        <w:ind/>
-      </w:pPr>
-      <w:tblPr>
-        <w:tblBorders/>
-      </w:tblPr>
-      <w:tcPr>
-        <w:shd w:color="ffffff"/>
-        <w:tcBorders>
-          <w:top w:val="none" w:color="000000" w:sz="4" w:space="0"/>
-          <w:left w:val="none" w:color="000000" w:sz="4" w:space="0"/>
-          <w:bottom w:val="none" w:color="000000" w:sz="4" w:space="0"/>
-          <w:right w:val="none" w:color="000000" w:sz="4" w:space="0"/>
-        </w:tcBorders>
-      </w:tcPr>
-    </w:tblStylePr>
-    <w:tblStylePr w:type="lastRow">
+    <w:tblStylePr w:type="firstRow">
       <w:rPr>
         <w:b/>
         <w:color w:val="404040"/>
@@ -14924,6 +14873,52 @@
         </w:tcBorders>
       </w:tcPr>
     </w:tblStylePr>
+    <w:tblStylePr w:type="lastCol">
+      <w:rPr>
+        <w:i/>
+        <w:color w:val="404040"/>
+      </w:rPr>
+      <w:pPr>
+        <w:pBdr/>
+        <w:spacing/>
+        <w:ind/>
+      </w:pPr>
+      <w:tblPr>
+        <w:tblBorders/>
+      </w:tblPr>
+      <w:tcPr>
+        <w:shd w:val="clear" w:color="ffffff"/>
+        <w:tcBorders>
+          <w:top w:val="none" w:color="000000" w:sz="4" w:space="0"/>
+          <w:left w:val="none" w:color="000000" w:sz="4" w:space="0"/>
+          <w:bottom w:val="none" w:color="000000" w:sz="4" w:space="0"/>
+          <w:right w:val="none" w:color="000000" w:sz="4" w:space="0"/>
+        </w:tcBorders>
+      </w:tcPr>
+    </w:tblStylePr>
+    <w:tblStylePr w:type="lastRow">
+      <w:rPr>
+        <w:b/>
+        <w:color w:val="404040"/>
+      </w:rPr>
+      <w:pPr>
+        <w:pBdr/>
+        <w:spacing/>
+        <w:ind/>
+      </w:pPr>
+      <w:tblPr>
+        <w:tblBorders/>
+      </w:tblPr>
+      <w:tcPr>
+        <w:shd w:val="clear" w:color="ffffff"/>
+        <w:tcBorders>
+          <w:top w:val="none" w:color="000000" w:sz="4" w:space="0"/>
+          <w:left w:val="none" w:color="000000" w:sz="4" w:space="0"/>
+          <w:bottom w:val="none" w:color="000000" w:sz="4" w:space="0"/>
+          <w:right w:val="none" w:color="000000" w:sz="4" w:space="0"/>
+        </w:tcBorders>
+      </w:tcPr>
+    </w:tblStylePr>
     <w:tblStylePr w:type="nwCell">
       <w:pPr>
         <w:pBdr/>
@@ -14990,9 +14985,9 @@
       </w:tcPr>
     </w:tblStylePr>
   </w:style>
-  <w:style w:type="table" w:styleId="39">
+  <w:style w:type="table" w:styleId="755">
     <w:name w:val="Grid Table 4"/>
-    <w:basedOn w:val="10"/>
+    <w:basedOn w:val="726"/>
     <w:uiPriority w:val="59"/>
     <w:pPr>
       <w:pBdr/>
@@ -15223,9 +15218,9 @@
       </w:tcPr>
     </w:tblStylePr>
   </w:style>
-  <w:style w:type="table" w:styleId="40">
+  <w:style w:type="table" w:styleId="756">
     <w:name w:val="Grid Table 4 - Accent 1"/>
-    <w:basedOn w:val="10"/>
+    <w:basedOn w:val="726"/>
     <w:uiPriority w:val="59"/>
     <w:pPr>
       <w:pBdr/>
@@ -15456,9 +15451,9 @@
       </w:tcPr>
     </w:tblStylePr>
   </w:style>
-  <w:style w:type="table" w:styleId="41">
+  <w:style w:type="table" w:styleId="757">
     <w:name w:val="Grid Table 4 - Accent 2"/>
-    <w:basedOn w:val="10"/>
+    <w:basedOn w:val="726"/>
     <w:uiPriority w:val="59"/>
     <w:pPr>
       <w:pBdr/>
@@ -15689,9 +15684,9 @@
       </w:tcPr>
     </w:tblStylePr>
   </w:style>
-  <w:style w:type="table" w:styleId="42">
+  <w:style w:type="table" w:styleId="758">
     <w:name w:val="Grid Table 4 - Accent 3"/>
-    <w:basedOn w:val="10"/>
+    <w:basedOn w:val="726"/>
     <w:uiPriority w:val="59"/>
     <w:pPr>
       <w:pBdr/>
@@ -15922,9 +15917,9 @@
       </w:tcPr>
     </w:tblStylePr>
   </w:style>
-  <w:style w:type="table" w:styleId="43">
+  <w:style w:type="table" w:styleId="759">
     <w:name w:val="Grid Table 4 - Accent 4"/>
-    <w:basedOn w:val="10"/>
+    <w:basedOn w:val="726"/>
     <w:uiPriority w:val="59"/>
     <w:pPr>
       <w:pBdr/>
@@ -16155,9 +16150,9 @@
       </w:tcPr>
     </w:tblStylePr>
   </w:style>
-  <w:style w:type="table" w:styleId="44">
+  <w:style w:type="table" w:styleId="760">
     <w:name w:val="Grid Table 4 - Accent 5"/>
-    <w:basedOn w:val="10"/>
+    <w:basedOn w:val="726"/>
     <w:uiPriority w:val="59"/>
     <w:pPr>
       <w:pBdr/>
@@ -16388,9 +16383,9 @@
       </w:tcPr>
     </w:tblStylePr>
   </w:style>
-  <w:style w:type="table" w:styleId="45">
+  <w:style w:type="table" w:styleId="761">
     <w:name w:val="Grid Table 4 - Accent 6"/>
-    <w:basedOn w:val="10"/>
+    <w:basedOn w:val="726"/>
     <w:uiPriority w:val="59"/>
     <w:pPr>
       <w:pBdr/>
@@ -16621,9 +16616,9 @@
       </w:tcPr>
     </w:tblStylePr>
   </w:style>
-  <w:style w:type="table" w:styleId="46">
+  <w:style w:type="table" w:styleId="762">
     <w:name w:val="Grid Table 5 Dark"/>
-    <w:basedOn w:val="10"/>
+    <w:basedOn w:val="726"/>
     <w:uiPriority w:val="99"/>
     <w:pPr>
       <w:pBdr/>
@@ -16849,9 +16844,9 @@
       </w:tcPr>
     </w:tblStylePr>
   </w:style>
-  <w:style w:type="table" w:styleId="47">
+  <w:style w:type="table" w:styleId="763">
     <w:name w:val="Grid Table 5 Dark- Accent 1"/>
-    <w:basedOn w:val="10"/>
+    <w:basedOn w:val="726"/>
     <w:uiPriority w:val="99"/>
     <w:pPr>
       <w:pBdr/>
@@ -17077,9 +17072,9 @@
       </w:tcPr>
     </w:tblStylePr>
   </w:style>
-  <w:style w:type="table" w:styleId="48">
+  <w:style w:type="table" w:styleId="764">
     <w:name w:val="Grid Table 5 Dark - Accent 2"/>
-    <w:basedOn w:val="10"/>
+    <w:basedOn w:val="726"/>
     <w:uiPriority w:val="99"/>
     <w:pPr>
       <w:pBdr/>
@@ -17305,9 +17300,9 @@
       </w:tcPr>
     </w:tblStylePr>
   </w:style>
-  <w:style w:type="table" w:styleId="49">
+  <w:style w:type="table" w:styleId="765">
     <w:name w:val="Grid Table 5 Dark - Accent 3"/>
-    <w:basedOn w:val="10"/>
+    <w:basedOn w:val="726"/>
     <w:uiPriority w:val="99"/>
     <w:pPr>
       <w:pBdr/>
@@ -17533,9 +17528,9 @@
       </w:tcPr>
     </w:tblStylePr>
   </w:style>
-  <w:style w:type="table" w:styleId="50">
+  <w:style w:type="table" w:styleId="766">
     <w:name w:val="Grid Table 5 Dark- Accent 4"/>
-    <w:basedOn w:val="10"/>
+    <w:basedOn w:val="726"/>
     <w:uiPriority w:val="99"/>
     <w:pPr>
       <w:pBdr/>
@@ -17761,9 +17756,9 @@
       </w:tcPr>
     </w:tblStylePr>
   </w:style>
-  <w:style w:type="table" w:styleId="51">
+  <w:style w:type="table" w:styleId="767">
     <w:name w:val="Grid Table 5 Dark - Accent 5"/>
-    <w:basedOn w:val="10"/>
+    <w:basedOn w:val="726"/>
     <w:uiPriority w:val="99"/>
     <w:pPr>
       <w:pBdr/>
@@ -17989,9 +17984,9 @@
       </w:tcPr>
     </w:tblStylePr>
   </w:style>
-  <w:style w:type="table" w:styleId="52">
+  <w:style w:type="table" w:styleId="768">
     <w:name w:val="Grid Table 5 Dark - Accent 6"/>
-    <w:basedOn w:val="10"/>
+    <w:basedOn w:val="726"/>
     <w:uiPriority w:val="99"/>
     <w:pPr>
       <w:pBdr/>
@@ -18217,9 +18212,9 @@
       </w:tcPr>
     </w:tblStylePr>
   </w:style>
-  <w:style w:type="table" w:styleId="53">
+  <w:style w:type="table" w:styleId="769">
     <w:name w:val="Grid Table 6 Colorful"/>
-    <w:basedOn w:val="10"/>
+    <w:basedOn w:val="726"/>
     <w:uiPriority w:val="99"/>
     <w:pPr>
       <w:pBdr/>
@@ -18447,9 +18442,9 @@
       </w:tcPr>
     </w:tblStylePr>
   </w:style>
-  <w:style w:type="table" w:styleId="54">
+  <w:style w:type="table" w:styleId="770">
     <w:name w:val="Grid Table 6 Colorful - Accent 1"/>
-    <w:basedOn w:val="10"/>
+    <w:basedOn w:val="726"/>
     <w:uiPriority w:val="99"/>
     <w:pPr>
       <w:pBdr/>
@@ -18677,9 +18672,9 @@
       </w:tcPr>
     </w:tblStylePr>
   </w:style>
-  <w:style w:type="table" w:styleId="55">
+  <w:style w:type="table" w:styleId="771">
     <w:name w:val="Grid Table 6 Colorful - Accent 2"/>
-    <w:basedOn w:val="10"/>
+    <w:basedOn w:val="726"/>
     <w:uiPriority w:val="99"/>
     <w:pPr>
       <w:pBdr/>
@@ -18907,9 +18902,9 @@
       </w:tcPr>
     </w:tblStylePr>
   </w:style>
-  <w:style w:type="table" w:styleId="56">
+  <w:style w:type="table" w:styleId="772">
     <w:name w:val="Grid Table 6 Colorful - Accent 3"/>
-    <w:basedOn w:val="10"/>
+    <w:basedOn w:val="726"/>
     <w:uiPriority w:val="99"/>
     <w:pPr>
       <w:pBdr/>
@@ -19137,9 +19132,9 @@
       </w:tcPr>
     </w:tblStylePr>
   </w:style>
-  <w:style w:type="table" w:styleId="57">
+  <w:style w:type="table" w:styleId="773">
     <w:name w:val="Grid Table 6 Colorful - Accent 4"/>
-    <w:basedOn w:val="10"/>
+    <w:basedOn w:val="726"/>
     <w:uiPriority w:val="99"/>
     <w:pPr>
       <w:pBdr/>
@@ -19367,9 +19362,9 @@
       </w:tcPr>
     </w:tblStylePr>
   </w:style>
-  <w:style w:type="table" w:styleId="58">
+  <w:style w:type="table" w:styleId="774">
     <w:name w:val="Grid Table 6 Colorful - Accent 5"/>
-    <w:basedOn w:val="10"/>
+    <w:basedOn w:val="726"/>
     <w:uiPriority w:val="99"/>
     <w:pPr>
       <w:pBdr/>
@@ -19597,9 +19592,9 @@
       </w:tcPr>
     </w:tblStylePr>
   </w:style>
-  <w:style w:type="table" w:styleId="59">
+  <w:style w:type="table" w:styleId="775">
     <w:name w:val="Grid Table 6 Colorful - Accent 6"/>
-    <w:basedOn w:val="10"/>
+    <w:basedOn w:val="726"/>
     <w:uiPriority w:val="99"/>
     <w:pPr>
       <w:pBdr/>
@@ -19827,9 +19822,9 @@
       </w:tcPr>
     </w:tblStylePr>
   </w:style>
-  <w:style w:type="table" w:styleId="60">
+  <w:style w:type="table" w:styleId="776">
     <w:name w:val="Grid Table 7 Colorful"/>
-    <w:basedOn w:val="10"/>
+    <w:basedOn w:val="726"/>
     <w:uiPriority w:val="99"/>
     <w:pPr>
       <w:pBdr/>
@@ -19931,11 +19926,11 @@
         <w:tblBorders/>
       </w:tblPr>
       <w:tcPr>
-        <w:shd w:color="ffffff"/>
+        <w:shd w:val="clear" w:color="ffffff"/>
         <w:tcBorders>
-          <w:top w:val="none"/>
-          <w:left w:val="none"/>
-          <w:bottom w:val="none"/>
+          <w:top w:val="none" w:color="000000" w:sz="4" w:space="0"/>
+          <w:left w:val="none" w:color="000000" w:sz="4" w:space="0"/>
+          <w:bottom w:val="none" w:color="000000" w:sz="4" w:space="0"/>
           <w:right w:val="single" w:color="000000" w:themeColor="text1" w:themeTint="80" w:sz="4" w:space="0"/>
         </w:tcBorders>
       </w:tcPr>
@@ -19958,10 +19953,10 @@
       <w:tcPr>
         <w:shd w:val="clear" w:color="ffffff" w:themeColor="light1" w:fill="ffffff" w:themeFill="light1"/>
         <w:tcBorders>
-          <w:top w:val="none"/>
-          <w:left w:val="none"/>
+          <w:top w:val="none" w:color="000000" w:sz="4" w:space="0"/>
+          <w:left w:val="none" w:color="000000" w:sz="4" w:space="0"/>
           <w:bottom w:val="single" w:color="000000" w:themeColor="text1" w:themeTint="80" w:sz="4" w:space="0"/>
-          <w:right w:val="none"/>
+          <w:right w:val="none" w:color="000000" w:sz="4" w:space="0"/>
         </w:tcBorders>
       </w:tcPr>
     </w:tblStylePr>
@@ -19981,12 +19976,12 @@
         <w:tblBorders/>
       </w:tblPr>
       <w:tcPr>
-        <w:shd w:color="ffffff"/>
+        <w:shd w:val="clear" w:color="ffffff"/>
         <w:tcBorders>
-          <w:top w:val="none"/>
+          <w:top w:val="none" w:color="000000" w:sz="4" w:space="0"/>
           <w:left w:val="single" w:color="000000" w:themeColor="text1" w:themeTint="80" w:sz="4" w:space="0"/>
-          <w:bottom w:val="none"/>
-          <w:right w:val="none"/>
+          <w:bottom w:val="none" w:color="000000" w:sz="4" w:space="0"/>
+          <w:right w:val="none" w:color="000000" w:sz="4" w:space="0"/>
         </w:tcBorders>
       </w:tcPr>
     </w:tblStylePr>
@@ -20009,9 +20004,9 @@
         <w:shd w:val="clear" w:color="ffffff" w:themeColor="light1" w:fill="ffffff" w:themeFill="light1"/>
         <w:tcBorders>
           <w:top w:val="single" w:color="000000" w:themeColor="text1" w:themeTint="80" w:sz="4" w:space="0"/>
-          <w:left w:val="none"/>
-          <w:bottom w:val="none"/>
-          <w:right w:val="none"/>
+          <w:left w:val="none" w:color="000000" w:sz="4" w:space="0"/>
+          <w:bottom w:val="none" w:color="000000" w:sz="4" w:space="0"/>
+          <w:right w:val="none" w:color="000000" w:sz="4" w:space="0"/>
         </w:tcBorders>
       </w:tcPr>
     </w:tblStylePr>
@@ -20081,9 +20076,9 @@
       </w:tcPr>
     </w:tblStylePr>
   </w:style>
-  <w:style w:type="table" w:styleId="61">
+  <w:style w:type="table" w:styleId="777">
     <w:name w:val="Grid Table 7 Colorful - Accent 1"/>
-    <w:basedOn w:val="10"/>
+    <w:basedOn w:val="726"/>
     <w:uiPriority w:val="99"/>
     <w:pPr>
       <w:pBdr/>
@@ -20185,11 +20180,11 @@
         <w:tblBorders/>
       </w:tblPr>
       <w:tcPr>
-        <w:shd w:color="ffffff"/>
+        <w:shd w:val="clear" w:color="ffffff"/>
         <w:tcBorders>
-          <w:top w:val="none"/>
-          <w:left w:val="none"/>
-          <w:bottom w:val="none"/>
+          <w:top w:val="none" w:color="000000" w:sz="4" w:space="0"/>
+          <w:left w:val="none" w:color="000000" w:sz="4" w:space="0"/>
+          <w:bottom w:val="none" w:color="000000" w:sz="4" w:space="0"/>
           <w:right w:val="single" w:color="000000" w:themeColor="accent1" w:themeTint="80" w:sz="4" w:space="0"/>
         </w:tcBorders>
       </w:tcPr>
@@ -20212,10 +20207,10 @@
       <w:tcPr>
         <w:shd w:val="clear" w:color="ffffff" w:themeColor="light1" w:fill="ffffff" w:themeFill="light1"/>
         <w:tcBorders>
-          <w:top w:val="none"/>
-          <w:left w:val="none"/>
+          <w:top w:val="none" w:color="000000" w:sz="4" w:space="0"/>
+          <w:left w:val="none" w:color="000000" w:sz="4" w:space="0"/>
           <w:bottom w:val="single" w:color="000000" w:themeColor="accent1" w:themeTint="80" w:sz="4" w:space="0"/>
-          <w:right w:val="none"/>
+          <w:right w:val="none" w:color="000000" w:sz="4" w:space="0"/>
         </w:tcBorders>
       </w:tcPr>
     </w:tblStylePr>
@@ -20235,12 +20230,12 @@
         <w:tblBorders/>
       </w:tblPr>
       <w:tcPr>
-        <w:shd w:color="ffffff"/>
+        <w:shd w:val="clear" w:color="ffffff"/>
         <w:tcBorders>
-          <w:top w:val="none"/>
+          <w:top w:val="none" w:color="000000" w:sz="4" w:space="0"/>
           <w:left w:val="single" w:color="000000" w:themeColor="accent1" w:themeTint="80" w:sz="4" w:space="0"/>
-          <w:bottom w:val="none"/>
-          <w:right w:val="none"/>
+          <w:bottom w:val="none" w:color="000000" w:sz="4" w:space="0"/>
+          <w:right w:val="none" w:color="000000" w:sz="4" w:space="0"/>
         </w:tcBorders>
       </w:tcPr>
     </w:tblStylePr>
@@ -20263,9 +20258,9 @@
         <w:shd w:val="clear" w:color="ffffff" w:themeColor="light1" w:fill="ffffff" w:themeFill="light1"/>
         <w:tcBorders>
           <w:top w:val="single" w:color="000000" w:themeColor="accent1" w:themeTint="80" w:sz="4" w:space="0"/>
-          <w:left w:val="none"/>
-          <w:bottom w:val="none"/>
-          <w:right w:val="none"/>
+          <w:left w:val="none" w:color="000000" w:sz="4" w:space="0"/>
+          <w:bottom w:val="none" w:color="000000" w:sz="4" w:space="0"/>
+          <w:right w:val="none" w:color="000000" w:sz="4" w:space="0"/>
         </w:tcBorders>
       </w:tcPr>
     </w:tblStylePr>
@@ -20335,9 +20330,9 @@
       </w:tcPr>
     </w:tblStylePr>
   </w:style>
-  <w:style w:type="table" w:styleId="62">
+  <w:style w:type="table" w:styleId="778">
     <w:name w:val="Grid Table 7 Colorful - Accent 2"/>
-    <w:basedOn w:val="10"/>
+    <w:basedOn w:val="726"/>
     <w:uiPriority w:val="99"/>
     <w:pPr>
       <w:pBdr/>
@@ -20439,11 +20434,11 @@
         <w:tblBorders/>
       </w:tblPr>
       <w:tcPr>
-        <w:shd w:color="ffffff"/>
+        <w:shd w:val="clear" w:color="ffffff"/>
         <w:tcBorders>
-          <w:top w:val="none"/>
-          <w:left w:val="none"/>
-          <w:bottom w:val="none"/>
+          <w:top w:val="none" w:color="000000" w:sz="4" w:space="0"/>
+          <w:left w:val="none" w:color="000000" w:sz="4" w:space="0"/>
+          <w:bottom w:val="none" w:color="000000" w:sz="4" w:space="0"/>
           <w:right w:val="single" w:color="000000" w:themeColor="accent2" w:themeTint="97" w:sz="4" w:space="0"/>
         </w:tcBorders>
       </w:tcPr>
@@ -20466,10 +20461,10 @@
       <w:tcPr>
         <w:shd w:val="clear" w:color="ffffff" w:themeColor="light1" w:fill="ffffff" w:themeFill="light1"/>
         <w:tcBorders>
-          <w:top w:val="none"/>
-          <w:left w:val="none"/>
+          <w:top w:val="none" w:color="000000" w:sz="4" w:space="0"/>
+          <w:left w:val="none" w:color="000000" w:sz="4" w:space="0"/>
           <w:bottom w:val="single" w:color="000000" w:themeColor="accent2" w:themeTint="97" w:sz="4" w:space="0"/>
-          <w:right w:val="none"/>
+          <w:right w:val="none" w:color="000000" w:sz="4" w:space="0"/>
         </w:tcBorders>
       </w:tcPr>
     </w:tblStylePr>
@@ -20489,12 +20484,12 @@
         <w:tblBorders/>
       </w:tblPr>
       <w:tcPr>
-        <w:shd w:color="ffffff"/>
+        <w:shd w:val="clear" w:color="ffffff"/>
         <w:tcBorders>
-          <w:top w:val="none"/>
+          <w:top w:val="none" w:color="000000" w:sz="4" w:space="0"/>
           <w:left w:val="single" w:color="000000" w:themeColor="accent2" w:themeTint="97" w:sz="4" w:space="0"/>
-          <w:bottom w:val="none"/>
-          <w:right w:val="none"/>
+          <w:bottom w:val="none" w:color="000000" w:sz="4" w:space="0"/>
+          <w:right w:val="none" w:color="000000" w:sz="4" w:space="0"/>
         </w:tcBorders>
       </w:tcPr>
     </w:tblStylePr>
@@ -20517,9 +20512,9 @@
         <w:shd w:val="clear" w:color="ffffff" w:themeColor="light1" w:fill="ffffff" w:themeFill="light1"/>
         <w:tcBorders>
           <w:top w:val="single" w:color="000000" w:themeColor="accent2" w:themeTint="97" w:sz="4" w:space="0"/>
-          <w:left w:val="none"/>
-          <w:bottom w:val="none"/>
-          <w:right w:val="none"/>
+          <w:left w:val="none" w:color="000000" w:sz="4" w:space="0"/>
+          <w:bottom w:val="none" w:color="000000" w:sz="4" w:space="0"/>
+          <w:right w:val="none" w:color="000000" w:sz="4" w:space="0"/>
         </w:tcBorders>
       </w:tcPr>
     </w:tblStylePr>
@@ -20589,9 +20584,9 @@
       </w:tcPr>
     </w:tblStylePr>
   </w:style>
-  <w:style w:type="table" w:styleId="63">
+  <w:style w:type="table" w:styleId="779">
     <w:name w:val="Grid Table 7 Colorful - Accent 3"/>
-    <w:basedOn w:val="10"/>
+    <w:basedOn w:val="726"/>
     <w:uiPriority w:val="99"/>
     <w:pPr>
       <w:pBdr/>
@@ -20693,11 +20688,11 @@
         <w:tblBorders/>
       </w:tblPr>
       <w:tcPr>
-        <w:shd w:color="ffffff"/>
+        <w:shd w:val="clear" w:color="ffffff"/>
         <w:tcBorders>
-          <w:top w:val="none"/>
-          <w:left w:val="none"/>
-          <w:bottom w:val="none"/>
+          <w:top w:val="none" w:color="000000" w:sz="4" w:space="0"/>
+          <w:left w:val="none" w:color="000000" w:sz="4" w:space="0"/>
+          <w:bottom w:val="none" w:color="000000" w:sz="4" w:space="0"/>
           <w:right w:val="single" w:color="000000" w:themeColor="accent3" w:themeTint="FE" w:sz="4" w:space="0"/>
         </w:tcBorders>
       </w:tcPr>
@@ -20720,10 +20715,10 @@
       <w:tcPr>
         <w:shd w:val="clear" w:color="ffffff" w:themeColor="light1" w:fill="ffffff" w:themeFill="light1"/>
         <w:tcBorders>
-          <w:top w:val="none"/>
-          <w:left w:val="none"/>
+          <w:top w:val="none" w:color="000000" w:sz="4" w:space="0"/>
+          <w:left w:val="none" w:color="000000" w:sz="4" w:space="0"/>
           <w:bottom w:val="single" w:color="000000" w:themeColor="accent3" w:themeTint="FE" w:sz="4" w:space="0"/>
-          <w:right w:val="none"/>
+          <w:right w:val="none" w:color="000000" w:sz="4" w:space="0"/>
         </w:tcBorders>
       </w:tcPr>
     </w:tblStylePr>
@@ -20743,12 +20738,12 @@
         <w:tblBorders/>
       </w:tblPr>
       <w:tcPr>
-        <w:shd w:color="ffffff"/>
+        <w:shd w:val="clear" w:color="ffffff"/>
         <w:tcBorders>
-          <w:top w:val="none"/>
+          <w:top w:val="none" w:color="000000" w:sz="4" w:space="0"/>
           <w:left w:val="single" w:color="000000" w:themeColor="accent3" w:themeTint="FE" w:sz="4" w:space="0"/>
-          <w:bottom w:val="none"/>
-          <w:right w:val="none"/>
+          <w:bottom w:val="none" w:color="000000" w:sz="4" w:space="0"/>
+          <w:right w:val="none" w:color="000000" w:sz="4" w:space="0"/>
         </w:tcBorders>
       </w:tcPr>
     </w:tblStylePr>
@@ -20771,9 +20766,9 @@
         <w:shd w:val="clear" w:color="ffffff" w:themeColor="light1" w:fill="ffffff" w:themeFill="light1"/>
         <w:tcBorders>
           <w:top w:val="single" w:color="000000" w:themeColor="accent3" w:themeTint="FE" w:sz="4" w:space="0"/>
-          <w:left w:val="none"/>
-          <w:bottom w:val="none"/>
-          <w:right w:val="none"/>
+          <w:left w:val="none" w:color="000000" w:sz="4" w:space="0"/>
+          <w:bottom w:val="none" w:color="000000" w:sz="4" w:space="0"/>
+          <w:right w:val="none" w:color="000000" w:sz="4" w:space="0"/>
         </w:tcBorders>
       </w:tcPr>
     </w:tblStylePr>
@@ -20843,9 +20838,9 @@
       </w:tcPr>
     </w:tblStylePr>
   </w:style>
-  <w:style w:type="table" w:styleId="64">
+  <w:style w:type="table" w:styleId="780">
     <w:name w:val="Grid Table 7 Colorful - Accent 4"/>
-    <w:basedOn w:val="10"/>
+    <w:basedOn w:val="726"/>
     <w:uiPriority w:val="99"/>
     <w:pPr>
       <w:pBdr/>
@@ -20947,11 +20942,11 @@
         <w:tblBorders/>
       </w:tblPr>
       <w:tcPr>
-        <w:shd w:color="ffffff"/>
+        <w:shd w:val="clear" w:color="ffffff"/>
         <w:tcBorders>
-          <w:top w:val="none"/>
-          <w:left w:val="none"/>
-          <w:bottom w:val="none"/>
+          <w:top w:val="none" w:color="000000" w:sz="4" w:space="0"/>
+          <w:left w:val="none" w:color="000000" w:sz="4" w:space="0"/>
+          <w:bottom w:val="none" w:color="000000" w:sz="4" w:space="0"/>
           <w:right w:val="single" w:color="000000" w:themeColor="accent4" w:themeTint="9A" w:sz="4" w:space="0"/>
         </w:tcBorders>
       </w:tcPr>
@@ -20974,10 +20969,10 @@
       <w:tcPr>
         <w:shd w:val="clear" w:color="ffffff" w:themeColor="light1" w:fill="ffffff" w:themeFill="light1"/>
         <w:tcBorders>
-          <w:top w:val="none"/>
-          <w:left w:val="none"/>
+          <w:top w:val="none" w:color="000000" w:sz="4" w:space="0"/>
+          <w:left w:val="none" w:color="000000" w:sz="4" w:space="0"/>
           <w:bottom w:val="single" w:color="000000" w:themeColor="accent4" w:themeTint="9A" w:sz="4" w:space="0"/>
-          <w:right w:val="none"/>
+          <w:right w:val="none" w:color="000000" w:sz="4" w:space="0"/>
         </w:tcBorders>
       </w:tcPr>
     </w:tblStylePr>
@@ -20997,12 +20992,12 @@
         <w:tblBorders/>
       </w:tblPr>
       <w:tcPr>
-        <w:shd w:color="ffffff"/>
+        <w:shd w:val="clear" w:color="ffffff"/>
         <w:tcBorders>
-          <w:top w:val="none"/>
+          <w:top w:val="none" w:color="000000" w:sz="4" w:space="0"/>
           <w:left w:val="single" w:color="000000" w:themeColor="accent4" w:themeTint="9A" w:sz="4" w:space="0"/>
-          <w:bottom w:val="none"/>
-          <w:right w:val="none"/>
+          <w:bottom w:val="none" w:color="000000" w:sz="4" w:space="0"/>
+          <w:right w:val="none" w:color="000000" w:sz="4" w:space="0"/>
         </w:tcBorders>
       </w:tcPr>
     </w:tblStylePr>
@@ -21025,9 +21020,9 @@
         <w:shd w:val="clear" w:color="ffffff" w:themeColor="light1" w:fill="ffffff" w:themeFill="light1"/>
         <w:tcBorders>
           <w:top w:val="single" w:color="000000" w:themeColor="accent4" w:themeTint="9A" w:sz="4" w:space="0"/>
-          <w:left w:val="none"/>
-          <w:bottom w:val="none"/>
-          <w:right w:val="none"/>
+          <w:left w:val="none" w:color="000000" w:sz="4" w:space="0"/>
+          <w:bottom w:val="none" w:color="000000" w:sz="4" w:space="0"/>
+          <w:right w:val="none" w:color="000000" w:sz="4" w:space="0"/>
         </w:tcBorders>
       </w:tcPr>
     </w:tblStylePr>
@@ -21097,9 +21092,9 @@
       </w:tcPr>
     </w:tblStylePr>
   </w:style>
-  <w:style w:type="table" w:styleId="65">
+  <w:style w:type="table" w:styleId="781">
     <w:name w:val="Grid Table 7 Colorful - Accent 5"/>
-    <w:basedOn w:val="10"/>
+    <w:basedOn w:val="726"/>
     <w:uiPriority w:val="99"/>
     <w:pPr>
       <w:pBdr/>
@@ -21201,11 +21196,11 @@
         <w:tblBorders/>
       </w:tblPr>
       <w:tcPr>
-        <w:shd w:color="ffffff"/>
+        <w:shd w:val="clear" w:color="ffffff"/>
         <w:tcBorders>
-          <w:top w:val="none"/>
-          <w:left w:val="none"/>
-          <w:bottom w:val="none"/>
+          <w:top w:val="none" w:color="000000" w:sz="4" w:space="0"/>
+          <w:left w:val="none" w:color="000000" w:sz="4" w:space="0"/>
+          <w:bottom w:val="none" w:color="000000" w:sz="4" w:space="0"/>
           <w:right w:val="single" w:color="000000" w:themeColor="accent5" w:themeTint="90" w:sz="4" w:space="0"/>
         </w:tcBorders>
       </w:tcPr>
@@ -21228,10 +21223,10 @@
       <w:tcPr>
         <w:shd w:val="clear" w:color="ffffff" w:themeColor="light1" w:fill="ffffff" w:themeFill="light1"/>
         <w:tcBorders>
-          <w:top w:val="none"/>
-          <w:left w:val="none"/>
+          <w:top w:val="none" w:color="000000" w:sz="4" w:space="0"/>
+          <w:left w:val="none" w:color="000000" w:sz="4" w:space="0"/>
           <w:bottom w:val="single" w:color="000000" w:themeColor="accent5" w:themeTint="90" w:sz="4" w:space="0"/>
-          <w:right w:val="none"/>
+          <w:right w:val="none" w:color="000000" w:sz="4" w:space="0"/>
         </w:tcBorders>
       </w:tcPr>
     </w:tblStylePr>
@@ -21251,12 +21246,12 @@
         <w:tblBorders/>
       </w:tblPr>
       <w:tcPr>
-        <w:shd w:color="ffffff"/>
+        <w:shd w:val="clear" w:color="ffffff"/>
         <w:tcBorders>
-          <w:top w:val="none"/>
+          <w:top w:val="none" w:color="000000" w:sz="4" w:space="0"/>
           <w:left w:val="single" w:color="000000" w:themeColor="accent5" w:themeTint="90" w:sz="4" w:space="0"/>
-          <w:bottom w:val="none"/>
-          <w:right w:val="none"/>
+          <w:bottom w:val="none" w:color="000000" w:sz="4" w:space="0"/>
+          <w:right w:val="none" w:color="000000" w:sz="4" w:space="0"/>
         </w:tcBorders>
       </w:tcPr>
     </w:tblStylePr>
@@ -21279,9 +21274,9 @@
         <w:shd w:val="clear" w:color="ffffff" w:themeColor="light1" w:fill="ffffff" w:themeFill="light1"/>
         <w:tcBorders>
           <w:top w:val="single" w:color="000000" w:themeColor="accent5" w:themeTint="90" w:sz="4" w:space="0"/>
-          <w:left w:val="none"/>
-          <w:bottom w:val="none"/>
-          <w:right w:val="none"/>
+          <w:left w:val="none" w:color="000000" w:sz="4" w:space="0"/>
+          <w:bottom w:val="none" w:color="000000" w:sz="4" w:space="0"/>
+          <w:right w:val="none" w:color="000000" w:sz="4" w:space="0"/>
         </w:tcBorders>
       </w:tcPr>
     </w:tblStylePr>
@@ -21351,9 +21346,9 @@
       </w:tcPr>
     </w:tblStylePr>
   </w:style>
-  <w:style w:type="table" w:styleId="66">
+  <w:style w:type="table" w:styleId="782">
     <w:name w:val="Grid Table 7 Colorful - Accent 6"/>
-    <w:basedOn w:val="10"/>
+    <w:basedOn w:val="726"/>
     <w:uiPriority w:val="99"/>
     <w:pPr>
       <w:pBdr/>
@@ -21455,11 +21450,11 @@
         <w:tblBorders/>
       </w:tblPr>
       <w:tcPr>
-        <w:shd w:color="ffffff"/>
+        <w:shd w:val="clear" w:color="ffffff"/>
         <w:tcBorders>
-          <w:top w:val="none"/>
-          <w:left w:val="none"/>
-          <w:bottom w:val="none"/>
+          <w:top w:val="none" w:color="000000" w:sz="4" w:space="0"/>
+          <w:left w:val="none" w:color="000000" w:sz="4" w:space="0"/>
+          <w:bottom w:val="none" w:color="000000" w:sz="4" w:space="0"/>
           <w:right w:val="single" w:color="000000" w:themeColor="accent6" w:themeTint="90" w:sz="4" w:space="0"/>
         </w:tcBorders>
       </w:tcPr>
@@ -21482,10 +21477,10 @@
       <w:tcPr>
         <w:shd w:val="clear" w:color="ffffff" w:themeColor="light1" w:fill="ffffff" w:themeFill="light1"/>
         <w:tcBorders>
-          <w:top w:val="none"/>
-          <w:left w:val="none"/>
+          <w:top w:val="none" w:color="000000" w:sz="4" w:space="0"/>
+          <w:left w:val="none" w:color="000000" w:sz="4" w:space="0"/>
           <w:bottom w:val="single" w:color="000000" w:themeColor="accent6" w:themeTint="90" w:sz="4" w:space="0"/>
-          <w:right w:val="none"/>
+          <w:right w:val="none" w:color="000000" w:sz="4" w:space="0"/>
         </w:tcBorders>
       </w:tcPr>
     </w:tblStylePr>
@@ -21505,12 +21500,12 @@
         <w:tblBorders/>
       </w:tblPr>
       <w:tcPr>
-        <w:shd w:color="ffffff"/>
+        <w:shd w:val="clear" w:color="ffffff"/>
         <w:tcBorders>
-          <w:top w:val="none"/>
+          <w:top w:val="none" w:color="000000" w:sz="4" w:space="0"/>
           <w:left w:val="single" w:color="000000" w:themeColor="accent6" w:themeTint="90" w:sz="4" w:space="0"/>
-          <w:bottom w:val="none"/>
-          <w:right w:val="none"/>
+          <w:bottom w:val="none" w:color="000000" w:sz="4" w:space="0"/>
+          <w:right w:val="none" w:color="000000" w:sz="4" w:space="0"/>
         </w:tcBorders>
       </w:tcPr>
     </w:tblStylePr>
@@ -21533,9 +21528,9 @@
         <w:shd w:val="clear" w:color="ffffff" w:themeColor="light1" w:fill="ffffff" w:themeFill="light1"/>
         <w:tcBorders>
           <w:top w:val="single" w:color="000000" w:themeColor="accent6" w:themeTint="90" w:sz="4" w:space="0"/>
-          <w:left w:val="none"/>
-          <w:bottom w:val="none"/>
-          <w:right w:val="none"/>
+          <w:left w:val="none" w:color="000000" w:sz="4" w:space="0"/>
+          <w:bottom w:val="none" w:color="000000" w:sz="4" w:space="0"/>
+          <w:right w:val="none" w:color="000000" w:sz="4" w:space="0"/>
         </w:tcBorders>
       </w:tcPr>
     </w:tblStylePr>
@@ -21605,9 +21600,9 @@
       </w:tcPr>
     </w:tblStylePr>
   </w:style>
-  <w:style w:type="table" w:styleId="67">
+  <w:style w:type="table" w:styleId="783">
     <w:name w:val="List Table 1 Light"/>
-    <w:basedOn w:val="10"/>
+    <w:basedOn w:val="726"/>
     <w:uiPriority w:val="99"/>
     <w:pPr>
       <w:pBdr/>
@@ -21821,9 +21816,9 @@
       </w:tcPr>
     </w:tblStylePr>
   </w:style>
-  <w:style w:type="table" w:styleId="68">
+  <w:style w:type="table" w:styleId="784">
     <w:name w:val="List Table 1 Light - Accent 1"/>
-    <w:basedOn w:val="10"/>
+    <w:basedOn w:val="726"/>
     <w:uiPriority w:val="99"/>
     <w:pPr>
       <w:pBdr/>
@@ -22037,9 +22032,9 @@
       </w:tcPr>
     </w:tblStylePr>
   </w:style>
-  <w:style w:type="table" w:styleId="69">
+  <w:style w:type="table" w:styleId="785">
     <w:name w:val="List Table 1 Light - Accent 2"/>
-    <w:basedOn w:val="10"/>
+    <w:basedOn w:val="726"/>
     <w:uiPriority w:val="99"/>
     <w:pPr>
       <w:pBdr/>
@@ -22253,9 +22248,9 @@
       </w:tcPr>
     </w:tblStylePr>
   </w:style>
-  <w:style w:type="table" w:styleId="70">
+  <w:style w:type="table" w:styleId="786">
     <w:name w:val="List Table 1 Light - Accent 3"/>
-    <w:basedOn w:val="10"/>
+    <w:basedOn w:val="726"/>
     <w:uiPriority w:val="99"/>
     <w:pPr>
       <w:pBdr/>
@@ -22469,9 +22464,9 @@
       </w:tcPr>
     </w:tblStylePr>
   </w:style>
-  <w:style w:type="table" w:styleId="71">
+  <w:style w:type="table" w:styleId="787">
     <w:name w:val="List Table 1 Light - Accent 4"/>
-    <w:basedOn w:val="10"/>
+    <w:basedOn w:val="726"/>
     <w:uiPriority w:val="99"/>
     <w:pPr>
       <w:pBdr/>
@@ -22685,9 +22680,9 @@
       </w:tcPr>
     </w:tblStylePr>
   </w:style>
-  <w:style w:type="table" w:styleId="72">
+  <w:style w:type="table" w:styleId="788">
     <w:name w:val="List Table 1 Light - Accent 5"/>
-    <w:basedOn w:val="10"/>
+    <w:basedOn w:val="726"/>
     <w:uiPriority w:val="99"/>
     <w:pPr>
       <w:pBdr/>
@@ -22901,9 +22896,9 @@
       </w:tcPr>
     </w:tblStylePr>
   </w:style>
-  <w:style w:type="table" w:styleId="73">
+  <w:style w:type="table" w:styleId="789">
     <w:name w:val="List Table 1 Light - Accent 6"/>
-    <w:basedOn w:val="10"/>
+    <w:basedOn w:val="726"/>
     <w:uiPriority w:val="99"/>
     <w:pPr>
       <w:pBdr/>
@@ -23117,9 +23112,9 @@
       </w:tcPr>
     </w:tblStylePr>
   </w:style>
-  <w:style w:type="table" w:styleId="74">
+  <w:style w:type="table" w:styleId="790">
     <w:name w:val="List Table 2"/>
-    <w:basedOn w:val="10"/>
+    <w:basedOn w:val="726"/>
     <w:uiPriority w:val="99"/>
     <w:pPr>
       <w:pBdr/>
@@ -23355,9 +23350,9 @@
       </w:tcPr>
     </w:tblStylePr>
   </w:style>
-  <w:style w:type="table" w:styleId="75">
+  <w:style w:type="table" w:styleId="791">
     <w:name w:val="List Table 2 - Accent 1"/>
-    <w:basedOn w:val="10"/>
+    <w:basedOn w:val="726"/>
     <w:uiPriority w:val="99"/>
     <w:pPr>
       <w:pBdr/>
@@ -23593,9 +23588,9 @@
       </w:tcPr>
     </w:tblStylePr>
   </w:style>
-  <w:style w:type="table" w:styleId="76">
+  <w:style w:type="table" w:styleId="792">
     <w:name w:val="List Table 2 - Accent 2"/>
-    <w:basedOn w:val="10"/>
+    <w:basedOn w:val="726"/>
     <w:uiPriority w:val="99"/>
     <w:pPr>
       <w:pBdr/>
@@ -23831,9 +23826,9 @@
       </w:tcPr>
     </w:tblStylePr>
   </w:style>
-  <w:style w:type="table" w:styleId="77">
+  <w:style w:type="table" w:styleId="793">
     <w:name w:val="List Table 2 - Accent 3"/>
-    <w:basedOn w:val="10"/>
+    <w:basedOn w:val="726"/>
     <w:uiPriority w:val="99"/>
     <w:pPr>
       <w:pBdr/>
@@ -24069,9 +24064,9 @@
       </w:tcPr>
     </w:tblStylePr>
   </w:style>
-  <w:style w:type="table" w:styleId="78">
+  <w:style w:type="table" w:styleId="794">
     <w:name w:val="List Table 2 - Accent 4"/>
-    <w:basedOn w:val="10"/>
+    <w:basedOn w:val="726"/>
     <w:uiPriority w:val="99"/>
     <w:pPr>
       <w:pBdr/>
@@ -24307,9 +24302,9 @@
       </w:tcPr>
     </w:tblStylePr>
   </w:style>
-  <w:style w:type="table" w:styleId="79">
+  <w:style w:type="table" w:styleId="795">
     <w:name w:val="List Table 2 - Accent 5"/>
-    <w:basedOn w:val="10"/>
+    <w:basedOn w:val="726"/>
     <w:uiPriority w:val="99"/>
     <w:pPr>
       <w:pBdr/>
@@ -24545,9 +24540,9 @@
       </w:tcPr>
     </w:tblStylePr>
   </w:style>
-  <w:style w:type="table" w:styleId="80">
+  <w:style w:type="table" w:styleId="796">
     <w:name w:val="List Table 2 - Accent 6"/>
-    <w:basedOn w:val="10"/>
+    <w:basedOn w:val="726"/>
     <w:uiPriority w:val="99"/>
     <w:pPr>
       <w:pBdr/>
@@ -24783,9 +24778,9 @@
       </w:tcPr>
     </w:tblStylePr>
   </w:style>
-  <w:style w:type="table" w:styleId="81">
+  <w:style w:type="table" w:styleId="797">
     <w:name w:val="List Table 3"/>
-    <w:basedOn w:val="10"/>
+    <w:basedOn w:val="726"/>
     <w:uiPriority w:val="99"/>
     <w:pPr>
       <w:pBdr/>
@@ -25011,9 +25006,9 @@
       </w:tcPr>
     </w:tblStylePr>
   </w:style>
-  <w:style w:type="table" w:styleId="82">
+  <w:style w:type="table" w:styleId="798">
     <w:name w:val="List Table 3 - Accent 1"/>
-    <w:basedOn w:val="10"/>
+    <w:basedOn w:val="726"/>
     <w:uiPriority w:val="99"/>
     <w:pPr>
       <w:pBdr/>
@@ -25239,9 +25234,9 @@
       </w:tcPr>
     </w:tblStylePr>
   </w:style>
-  <w:style w:type="table" w:styleId="83">
+  <w:style w:type="table" w:styleId="799">
     <w:name w:val="List Table 3 - Accent 2"/>
-    <w:basedOn w:val="10"/>
+    <w:basedOn w:val="726"/>
     <w:uiPriority w:val="99"/>
     <w:pPr>
       <w:pBdr/>
@@ -25467,9 +25462,9 @@
       </w:tcPr>
     </w:tblStylePr>
   </w:style>
-  <w:style w:type="table" w:styleId="84">
+  <w:style w:type="table" w:styleId="800">
     <w:name w:val="List Table 3 - Accent 3"/>
-    <w:basedOn w:val="10"/>
+    <w:basedOn w:val="726"/>
     <w:uiPriority w:val="99"/>
     <w:pPr>
       <w:pBdr/>
@@ -25695,9 +25690,9 @@
       </w:tcPr>
     </w:tblStylePr>
   </w:style>
-  <w:style w:type="table" w:styleId="85">
+  <w:style w:type="table" w:styleId="801">
     <w:name w:val="List Table 3 - Accent 4"/>
-    <w:basedOn w:val="10"/>
+    <w:basedOn w:val="726"/>
     <w:uiPriority w:val="99"/>
     <w:pPr>
       <w:pBdr/>
@@ -25923,9 +25918,9 @@
       </w:tcPr>
     </w:tblStylePr>
   </w:style>
-  <w:style w:type="table" w:styleId="86">
+  <w:style w:type="table" w:styleId="802">
     <w:name w:val="List Table 3 - Accent 5"/>
-    <w:basedOn w:val="10"/>
+    <w:basedOn w:val="726"/>
     <w:uiPriority w:val="99"/>
     <w:pPr>
       <w:pBdr/>
@@ -26151,9 +26146,9 @@
       </w:tcPr>
     </w:tblStylePr>
   </w:style>
-  <w:style w:type="table" w:styleId="87">
+  <w:style w:type="table" w:styleId="803">
     <w:name w:val="List Table 3 - Accent 6"/>
-    <w:basedOn w:val="10"/>
+    <w:basedOn w:val="726"/>
     <w:uiPriority w:val="99"/>
     <w:pPr>
       <w:pBdr/>
@@ -26379,9 +26374,9 @@
       </w:tcPr>
     </w:tblStylePr>
   </w:style>
-  <w:style w:type="table" w:styleId="88">
+  <w:style w:type="table" w:styleId="804">
     <w:name w:val="List Table 4"/>
-    <w:basedOn w:val="10"/>
+    <w:basedOn w:val="726"/>
     <w:uiPriority w:val="99"/>
     <w:pPr>
       <w:pBdr/>
@@ -26604,9 +26599,9 @@
       </w:tcPr>
     </w:tblStylePr>
   </w:style>
-  <w:style w:type="table" w:styleId="89">
+  <w:style w:type="table" w:styleId="805">
     <w:name w:val="List Table 4 - Accent 1"/>
-    <w:basedOn w:val="10"/>
+    <w:basedOn w:val="726"/>
     <w:uiPriority w:val="99"/>
     <w:pPr>
       <w:pBdr/>
@@ -26829,9 +26824,9 @@
       </w:tcPr>
     </w:tblStylePr>
   </w:style>
-  <w:style w:type="table" w:styleId="90">
+  <w:style w:type="table" w:styleId="806">
     <w:name w:val="List Table 4 - Accent 2"/>
-    <w:basedOn w:val="10"/>
+    <w:basedOn w:val="726"/>
     <w:uiPriority w:val="99"/>
     <w:pPr>
       <w:pBdr/>
@@ -27054,9 +27049,9 @@
       </w:tcPr>
     </w:tblStylePr>
   </w:style>
-  <w:style w:type="table" w:styleId="91">
+  <w:style w:type="table" w:styleId="807">
     <w:name w:val="List Table 4 - Accent 3"/>
-    <w:basedOn w:val="10"/>
+    <w:basedOn w:val="726"/>
     <w:uiPriority w:val="99"/>
     <w:pPr>
       <w:pBdr/>
@@ -27279,9 +27274,9 @@
       </w:tcPr>
     </w:tblStylePr>
   </w:style>
-  <w:style w:type="table" w:styleId="92">
+  <w:style w:type="table" w:styleId="808">
     <w:name w:val="List Table 4 - Accent 4"/>
-    <w:basedOn w:val="10"/>
+    <w:basedOn w:val="726"/>
     <w:uiPriority w:val="99"/>
     <w:pPr>
       <w:pBdr/>
@@ -27504,9 +27499,9 @@
       </w:tcPr>
     </w:tblStylePr>
   </w:style>
-  <w:style w:type="table" w:styleId="93">
+  <w:style w:type="table" w:styleId="809">
     <w:name w:val="List Table 4 - Accent 5"/>
-    <w:basedOn w:val="10"/>
+    <w:basedOn w:val="726"/>
     <w:uiPriority w:val="99"/>
     <w:pPr>
       <w:pBdr/>
@@ -27729,9 +27724,9 @@
       </w:tcPr>
     </w:tblStylePr>
   </w:style>
-  <w:style w:type="table" w:styleId="94">
+  <w:style w:type="table" w:styleId="810">
     <w:name w:val="List Table 4 - Accent 6"/>
-    <w:basedOn w:val="10"/>
+    <w:basedOn w:val="726"/>
     <w:uiPriority w:val="99"/>
     <w:pPr>
       <w:pBdr/>
@@ -27954,9 +27949,9 @@
       </w:tcPr>
     </w:tblStylePr>
   </w:style>
-  <w:style w:type="table" w:styleId="95">
+  <w:style w:type="table" w:styleId="811">
     <w:name w:val="List Table 5 Dark"/>
-    <w:basedOn w:val="10"/>
+    <w:basedOn w:val="726"/>
     <w:uiPriority w:val="99"/>
     <w:pPr>
       <w:pBdr/>
@@ -28196,9 +28191,9 @@
       </w:tcPr>
     </w:tblStylePr>
   </w:style>
-  <w:style w:type="table" w:styleId="96">
+  <w:style w:type="table" w:styleId="812">
     <w:name w:val="List Table 5 Dark - Accent 1"/>
-    <w:basedOn w:val="10"/>
+    <w:basedOn w:val="726"/>
     <w:uiPriority w:val="99"/>
     <w:pPr>
       <w:pBdr/>
@@ -28438,9 +28433,9 @@
       </w:tcPr>
     </w:tblStylePr>
   </w:style>
-  <w:style w:type="table" w:styleId="97">
+  <w:style w:type="table" w:styleId="813">
     <w:name w:val="List Table 5 Dark - Accent 2"/>
-    <w:basedOn w:val="10"/>
+    <w:basedOn w:val="726"/>
     <w:uiPriority w:val="99"/>
     <w:pPr>
       <w:pBdr/>
@@ -28680,9 +28675,9 @@
       </w:tcPr>
     </w:tblStylePr>
   </w:style>
-  <w:style w:type="table" w:styleId="98">
+  <w:style w:type="table" w:styleId="814">
     <w:name w:val="List Table 5 Dark - Accent 3"/>
-    <w:basedOn w:val="10"/>
+    <w:basedOn w:val="726"/>
     <w:uiPriority w:val="99"/>
     <w:pPr>
       <w:pBdr/>
@@ -28922,9 +28917,9 @@
       </w:tcPr>
     </w:tblStylePr>
   </w:style>
-  <w:style w:type="table" w:styleId="99">
+  <w:style w:type="table" w:styleId="815">
     <w:name w:val="List Table 5 Dark - Accent 4"/>
-    <w:basedOn w:val="10"/>
+    <w:basedOn w:val="726"/>
     <w:uiPriority w:val="99"/>
     <w:pPr>
       <w:pBdr/>
@@ -29164,9 +29159,9 @@
       </w:tcPr>
     </w:tblStylePr>
   </w:style>
-  <w:style w:type="table" w:styleId="100">
+  <w:style w:type="table" w:styleId="816">
     <w:name w:val="List Table 5 Dark - Accent 5"/>
-    <w:basedOn w:val="10"/>
+    <w:basedOn w:val="726"/>
     <w:uiPriority w:val="99"/>
     <w:pPr>
       <w:pBdr/>
@@ -29406,9 +29401,9 @@
       </w:tcPr>
     </w:tblStylePr>
   </w:style>
-  <w:style w:type="table" w:styleId="101">
+  <w:style w:type="table" w:styleId="817">
     <w:name w:val="List Table 5 Dark - Accent 6"/>
-    <w:basedOn w:val="10"/>
+    <w:basedOn w:val="726"/>
     <w:uiPriority w:val="99"/>
     <w:pPr>
       <w:pBdr/>
@@ -29648,9 +29643,9 @@
       </w:tcPr>
     </w:tblStylePr>
   </w:style>
-  <w:style w:type="table" w:styleId="102">
+  <w:style w:type="table" w:styleId="818">
     <w:name w:val="List Table 6 Colorful"/>
-    <w:basedOn w:val="10"/>
+    <w:basedOn w:val="726"/>
     <w:uiPriority w:val="99"/>
     <w:pPr>
       <w:pBdr/>
@@ -29871,9 +29866,9 @@
       </w:tcPr>
     </w:tblStylePr>
   </w:style>
-  <w:style w:type="table" w:styleId="103">
+  <w:style w:type="table" w:styleId="819">
     <w:name w:val="List Table 6 Colorful - Accent 1"/>
-    <w:basedOn w:val="10"/>
+    <w:basedOn w:val="726"/>
     <w:uiPriority w:val="99"/>
     <w:pPr>
       <w:pBdr/>
@@ -30094,9 +30089,9 @@
       </w:tcPr>
     </w:tblStylePr>
   </w:style>
-  <w:style w:type="table" w:styleId="104">
+  <w:style w:type="table" w:styleId="820">
     <w:name w:val="List Table 6 Colorful - Accent 2"/>
-    <w:basedOn w:val="10"/>
+    <w:basedOn w:val="726"/>
     <w:uiPriority w:val="99"/>
     <w:pPr>
       <w:pBdr/>
@@ -30317,9 +30312,9 @@
       </w:tcPr>
     </w:tblStylePr>
   </w:style>
-  <w:style w:type="table" w:styleId="105">
+  <w:style w:type="table" w:styleId="821">
     <w:name w:val="List Table 6 Colorful - Accent 3"/>
-    <w:basedOn w:val="10"/>
+    <w:basedOn w:val="726"/>
     <w:uiPriority w:val="99"/>
     <w:pPr>
       <w:pBdr/>
@@ -30540,9 +30535,9 @@
       </w:tcPr>
     </w:tblStylePr>
   </w:style>
-  <w:style w:type="table" w:styleId="106">
+  <w:style w:type="table" w:styleId="822">
     <w:name w:val="List Table 6 Colorful - Accent 4"/>
-    <w:basedOn w:val="10"/>
+    <w:basedOn w:val="726"/>
     <w:uiPriority w:val="99"/>
     <w:pPr>
       <w:pBdr/>
@@ -30763,9 +30758,9 @@
       </w:tcPr>
     </w:tblStylePr>
   </w:style>
-  <w:style w:type="table" w:styleId="107">
+  <w:style w:type="table" w:styleId="823">
     <w:name w:val="List Table 6 Colorful - Accent 5"/>
-    <w:basedOn w:val="10"/>
+    <w:basedOn w:val="726"/>
     <w:uiPriority w:val="99"/>
     <w:pPr>
       <w:pBdr/>
@@ -30986,9 +30981,9 @@
       </w:tcPr>
     </w:tblStylePr>
   </w:style>
-  <w:style w:type="table" w:styleId="108">
+  <w:style w:type="table" w:styleId="824">
     <w:name w:val="List Table 6 Colorful - Accent 6"/>
-    <w:basedOn w:val="10"/>
+    <w:basedOn w:val="726"/>
     <w:uiPriority w:val="99"/>
     <w:pPr>
       <w:pBdr/>
@@ -31209,9 +31204,9 @@
       </w:tcPr>
     </w:tblStylePr>
   </w:style>
-  <w:style w:type="table" w:styleId="109">
+  <w:style w:type="table" w:styleId="825">
     <w:name w:val="List Table 7 Colorful"/>
-    <w:basedOn w:val="10"/>
+    <w:basedOn w:val="726"/>
     <w:uiPriority w:val="99"/>
     <w:pPr>
       <w:pBdr/>
@@ -31310,11 +31305,11 @@
         <w:tblBorders/>
       </w:tblPr>
       <w:tcPr>
-        <w:shd w:color="ffffff"/>
+        <w:shd w:val="clear" w:color="ffffff"/>
         <w:tcBorders>
-          <w:top w:val="none"/>
-          <w:left w:val="none"/>
-          <w:bottom w:val="none"/>
+          <w:top w:val="none" w:color="000000" w:sz="4" w:space="0"/>
+          <w:left w:val="none" w:color="000000" w:sz="4" w:space="0"/>
+          <w:bottom w:val="none" w:color="000000" w:sz="4" w:space="0"/>
           <w:right w:val="single" w:color="000000" w:themeColor="text1" w:themeTint="80" w:sz="4" w:space="0"/>
         </w:tcBorders>
       </w:tcPr>
@@ -31337,10 +31332,10 @@
       <w:tcPr>
         <w:shd w:val="clear" w:color="ffffff" w:themeColor="light1" w:fill="ffffff" w:themeFill="light1"/>
         <w:tcBorders>
-          <w:top w:val="none"/>
-          <w:left w:val="none"/>
+          <w:top w:val="none" w:color="000000" w:sz="4" w:space="0"/>
+          <w:left w:val="none" w:color="000000" w:sz="4" w:space="0"/>
           <w:bottom w:val="single" w:color="000000" w:themeColor="text1" w:themeTint="80" w:sz="4" w:space="0"/>
-          <w:right w:val="none"/>
+          <w:right w:val="none" w:color="000000" w:sz="4" w:space="0"/>
         </w:tcBorders>
       </w:tcPr>
     </w:tblStylePr>
@@ -31360,12 +31355,12 @@
         <w:tblBorders/>
       </w:tblPr>
       <w:tcPr>
-        <w:shd w:color="ffffff"/>
+        <w:shd w:val="clear" w:color="ffffff"/>
         <w:tcBorders>
-          <w:top w:val="none"/>
+          <w:top w:val="none" w:color="000000" w:sz="4" w:space="0"/>
           <w:left w:val="single" w:color="000000" w:themeColor="text1" w:themeTint="80" w:sz="4" w:space="0"/>
-          <w:bottom w:val="none"/>
-          <w:right w:val="none"/>
+          <w:bottom w:val="none" w:color="000000" w:sz="4" w:space="0"/>
+          <w:right w:val="none" w:color="000000" w:sz="4" w:space="0"/>
         </w:tcBorders>
       </w:tcPr>
     </w:tblStylePr>
@@ -31388,9 +31383,9 @@
         <w:shd w:val="clear" w:color="ffffff" w:themeColor="light1" w:fill="ffffff" w:themeFill="light1"/>
         <w:tcBorders>
           <w:top w:val="single" w:color="000000" w:themeColor="text1" w:themeTint="80" w:sz="4" w:space="0"/>
-          <w:left w:val="none"/>
-          <w:bottom w:val="none"/>
-          <w:right w:val="none"/>
+          <w:left w:val="none" w:color="000000" w:sz="4" w:space="0"/>
+          <w:bottom w:val="none" w:color="000000" w:sz="4" w:space="0"/>
+          <w:right w:val="none" w:color="000000" w:sz="4" w:space="0"/>
         </w:tcBorders>
       </w:tcPr>
     </w:tblStylePr>
@@ -31465,9 +31460,9 @@
       </w:tcPr>
     </w:tblStylePr>
   </w:style>
-  <w:style w:type="table" w:styleId="110">
+  <w:style w:type="table" w:styleId="826">
     <w:name w:val="List Table 7 Colorful - Accent 1"/>
-    <w:basedOn w:val="10"/>
+    <w:basedOn w:val="726"/>
     <w:uiPriority w:val="99"/>
     <w:pPr>
       <w:pBdr/>
@@ -31566,11 +31561,11 @@
         <w:tblBorders/>
       </w:tblPr>
       <w:tcPr>
-        <w:shd w:color="ffffff"/>
+        <w:shd w:val="clear" w:color="ffffff"/>
         <w:tcBorders>
-          <w:top w:val="none"/>
-          <w:left w:val="none"/>
-          <w:bottom w:val="none"/>
+          <w:top w:val="none" w:color="000000" w:sz="4" w:space="0"/>
+          <w:left w:val="none" w:color="000000" w:sz="4" w:space="0"/>
+          <w:bottom w:val="none" w:color="000000" w:sz="4" w:space="0"/>
           <w:right w:val="single" w:color="000000" w:themeColor="accent1" w:sz="4" w:space="0"/>
         </w:tcBorders>
       </w:tcPr>
@@ -31593,10 +31588,10 @@
       <w:tcPr>
         <w:shd w:val="clear" w:color="ffffff" w:themeColor="light1" w:fill="ffffff" w:themeFill="light1"/>
         <w:tcBorders>
-          <w:top w:val="none"/>
-          <w:left w:val="none"/>
+          <w:top w:val="none" w:color="000000" w:sz="4" w:space="0"/>
+          <w:left w:val="none" w:color="000000" w:sz="4" w:space="0"/>
           <w:bottom w:val="single" w:color="000000" w:themeColor="accent1" w:sz="4" w:space="0"/>
-          <w:right w:val="none"/>
+          <w:right w:val="none" w:color="000000" w:sz="4" w:space="0"/>
         </w:tcBorders>
       </w:tcPr>
     </w:tblStylePr>
@@ -31616,12 +31611,12 @@
         <w:tblBorders/>
       </w:tblPr>
       <w:tcPr>
-        <w:shd w:color="ffffff"/>
+        <w:shd w:val="clear" w:color="ffffff"/>
         <w:tcBorders>
-          <w:top w:val="none"/>
+          <w:top w:val="none" w:color="000000" w:sz="4" w:space="0"/>
           <w:left w:val="single" w:color="000000" w:themeColor="accent1" w:sz="4" w:space="0"/>
-          <w:bottom w:val="none"/>
-          <w:right w:val="none"/>
+          <w:bottom w:val="none" w:color="000000" w:sz="4" w:space="0"/>
+          <w:right w:val="none" w:color="000000" w:sz="4" w:space="0"/>
         </w:tcBorders>
       </w:tcPr>
     </w:tblStylePr>
@@ -31644,9 +31639,9 @@
         <w:shd w:val="clear" w:color="ffffff" w:themeColor="light1" w:fill="ffffff" w:themeFill="light1"/>
         <w:tcBorders>
           <w:top w:val="single" w:color="000000" w:themeColor="accent1" w:sz="4" w:space="0"/>
-          <w:left w:val="none"/>
-          <w:bottom w:val="none"/>
-          <w:right w:val="none"/>
+          <w:left w:val="none" w:color="000000" w:sz="4" w:space="0"/>
+          <w:bottom w:val="none" w:color="000000" w:sz="4" w:space="0"/>
+          <w:right w:val="none" w:color="000000" w:sz="4" w:space="0"/>
         </w:tcBorders>
       </w:tcPr>
     </w:tblStylePr>
@@ -31721,9 +31716,9 @@
       </w:tcPr>
     </w:tblStylePr>
   </w:style>
-  <w:style w:type="table" w:styleId="111">
+  <w:style w:type="table" w:styleId="827">
     <w:name w:val="List Table 7 Colorful - Accent 2"/>
-    <w:basedOn w:val="10"/>
+    <w:basedOn w:val="726"/>
     <w:uiPriority w:val="99"/>
     <w:pPr>
       <w:pBdr/>
@@ -31822,11 +31817,11 @@
         <w:tblBorders/>
       </w:tblPr>
       <w:tcPr>
-        <w:shd w:color="ffffff"/>
+        <w:shd w:val="clear" w:color="ffffff"/>
         <w:tcBorders>
-          <w:top w:val="none"/>
-          <w:left w:val="none"/>
-          <w:bottom w:val="none"/>
+          <w:top w:val="none" w:color="000000" w:sz="4" w:space="0"/>
+          <w:left w:val="none" w:color="000000" w:sz="4" w:space="0"/>
+          <w:bottom w:val="none" w:color="000000" w:sz="4" w:space="0"/>
           <w:right w:val="single" w:color="000000" w:themeColor="accent2" w:themeTint="97" w:sz="4" w:space="0"/>
         </w:tcBorders>
       </w:tcPr>
@@ -31849,10 +31844,10 @@
       <w:tcPr>
         <w:shd w:val="clear" w:color="ffffff" w:themeColor="light1" w:fill="ffffff" w:themeFill="light1"/>
         <w:tcBorders>
-          <w:top w:val="none"/>
-          <w:left w:val="none"/>
+          <w:top w:val="none" w:color="000000" w:sz="4" w:space="0"/>
+          <w:left w:val="none" w:color="000000" w:sz="4" w:space="0"/>
           <w:bottom w:val="single" w:color="000000" w:themeColor="accent2" w:themeTint="97" w:sz="4" w:space="0"/>
-          <w:right w:val="none"/>
+          <w:right w:val="none" w:color="000000" w:sz="4" w:space="0"/>
         </w:tcBorders>
       </w:tcPr>
     </w:tblStylePr>
@@ -31872,12 +31867,12 @@
         <w:tblBorders/>
       </w:tblPr>
       <w:tcPr>
-        <w:shd w:color="ffffff"/>
+        <w:shd w:val="clear" w:color="ffffff"/>
         <w:tcBorders>
-          <w:top w:val="none"/>
+          <w:top w:val="none" w:color="000000" w:sz="4" w:space="0"/>
           <w:left w:val="single" w:color="000000" w:themeColor="accent2" w:themeTint="97" w:sz="4" w:space="0"/>
-          <w:bottom w:val="none"/>
-          <w:right w:val="none"/>
+          <w:bottom w:val="none" w:color="000000" w:sz="4" w:space="0"/>
+          <w:right w:val="none" w:color="000000" w:sz="4" w:space="0"/>
         </w:tcBorders>
       </w:tcPr>
     </w:tblStylePr>
@@ -31900,9 +31895,9 @@
         <w:shd w:val="clear" w:color="ffffff" w:themeColor="light1" w:fill="ffffff" w:themeFill="light1"/>
         <w:tcBorders>
           <w:top w:val="single" w:color="000000" w:themeColor="accent2" w:themeTint="97" w:sz="4" w:space="0"/>
-          <w:left w:val="none"/>
-          <w:bottom w:val="none"/>
-          <w:right w:val="none"/>
+          <w:left w:val="none" w:color="000000" w:sz="4" w:space="0"/>
+          <w:bottom w:val="none" w:color="000000" w:sz="4" w:space="0"/>
+          <w:right w:val="none" w:color="000000" w:sz="4" w:space="0"/>
         </w:tcBorders>
       </w:tcPr>
     </w:tblStylePr>
@@ -31977,9 +31972,9 @@
       </w:tcPr>
     </w:tblStylePr>
   </w:style>
-  <w:style w:type="table" w:styleId="112">
+  <w:style w:type="table" w:styleId="828">
     <w:name w:val="List Table 7 Colorful - Accent 3"/>
-    <w:basedOn w:val="10"/>
+    <w:basedOn w:val="726"/>
     <w:uiPriority w:val="99"/>
     <w:pPr>
       <w:pBdr/>
@@ -32078,11 +32073,11 @@
         <w:tblBorders/>
       </w:tblPr>
       <w:tcPr>
-        <w:shd w:color="ffffff"/>
+        <w:shd w:val="clear" w:color="ffffff"/>
         <w:tcBorders>
-          <w:top w:val="none"/>
-          <w:left w:val="none"/>
-          <w:bottom w:val="none"/>
+          <w:top w:val="none" w:color="000000" w:sz="4" w:space="0"/>
+          <w:left w:val="none" w:color="000000" w:sz="4" w:space="0"/>
+          <w:bottom w:val="none" w:color="000000" w:sz="4" w:space="0"/>
           <w:right w:val="single" w:color="000000" w:themeColor="accent3" w:themeTint="98" w:sz="4" w:space="0"/>
         </w:tcBorders>
       </w:tcPr>
@@ -32105,10 +32100,10 @@
       <w:tcPr>
         <w:shd w:val="clear" w:color="ffffff" w:themeColor="light1" w:fill="ffffff" w:themeFill="light1"/>
         <w:tcBorders>
-          <w:top w:val="none"/>
-          <w:left w:val="none"/>
+          <w:top w:val="none" w:color="000000" w:sz="4" w:space="0"/>
+          <w:left w:val="none" w:color="000000" w:sz="4" w:space="0"/>
           <w:bottom w:val="single" w:color="000000" w:themeColor="accent3" w:themeTint="98" w:sz="4" w:space="0"/>
-          <w:right w:val="none"/>
+          <w:right w:val="none" w:color="000000" w:sz="4" w:space="0"/>
         </w:tcBorders>
       </w:tcPr>
     </w:tblStylePr>
@@ -32128,12 +32123,12 @@
         <w:tblBorders/>
       </w:tblPr>
       <w:tcPr>
-        <w:shd w:color="ffffff"/>
+        <w:shd w:val="clear" w:color="ffffff"/>
         <w:tcBorders>
-          <w:top w:val="none"/>
+          <w:top w:val="none" w:color="000000" w:sz="4" w:space="0"/>
           <w:left w:val="single" w:color="000000" w:themeColor="accent3" w:themeTint="98" w:sz="4" w:space="0"/>
-          <w:bottom w:val="none"/>
-          <w:right w:val="none"/>
+          <w:bottom w:val="none" w:color="000000" w:sz="4" w:space="0"/>
+          <w:right w:val="none" w:color="000000" w:sz="4" w:space="0"/>
         </w:tcBorders>
       </w:tcPr>
     </w:tblStylePr>
@@ -32156,9 +32151,9 @@
         <w:shd w:val="clear" w:color="ffffff" w:themeColor="light1" w:fill="ffffff" w:themeFill="light1"/>
         <w:tcBorders>
           <w:top w:val="single" w:color="000000" w:themeColor="accent3" w:themeTint="98" w:sz="4" w:space="0"/>
-          <w:left w:val="none"/>
-          <w:bottom w:val="none"/>
-          <w:right w:val="none"/>
+          <w:left w:val="none" w:color="000000" w:sz="4" w:space="0"/>
+          <w:bottom w:val="none" w:color="000000" w:sz="4" w:space="0"/>
+          <w:right w:val="none" w:color="000000" w:sz="4" w:space="0"/>
         </w:tcBorders>
       </w:tcPr>
     </w:tblStylePr>
@@ -32233,9 +32228,9 @@
       </w:tcPr>
     </w:tblStylePr>
   </w:style>
-  <w:style w:type="table" w:styleId="113">
+  <w:style w:type="table" w:styleId="829">
     <w:name w:val="List Table 7 Colorful - Accent 4"/>
-    <w:basedOn w:val="10"/>
+    <w:basedOn w:val="726"/>
     <w:uiPriority w:val="99"/>
     <w:pPr>
       <w:pBdr/>
@@ -32334,11 +32329,11 @@
         <w:tblBorders/>
       </w:tblPr>
       <w:tcPr>
-        <w:shd w:color="ffffff"/>
+        <w:shd w:val="clear" w:color="ffffff"/>
         <w:tcBorders>
-          <w:top w:val="none"/>
-          <w:left w:val="none"/>
-          <w:bottom w:val="none"/>
+          <w:top w:val="none" w:color="000000" w:sz="4" w:space="0"/>
+          <w:left w:val="none" w:color="000000" w:sz="4" w:space="0"/>
+          <w:bottom w:val="none" w:color="000000" w:sz="4" w:space="0"/>
           <w:right w:val="single" w:color="000000" w:themeColor="accent4" w:themeTint="9A" w:sz="4" w:space="0"/>
         </w:tcBorders>
       </w:tcPr>
@@ -32361,10 +32356,10 @@
       <w:tcPr>
         <w:shd w:val="clear" w:color="ffffff" w:themeColor="light1" w:fill="ffffff" w:themeFill="light1"/>
         <w:tcBorders>
-          <w:top w:val="none"/>
-          <w:left w:val="none"/>
+          <w:top w:val="none" w:color="000000" w:sz="4" w:space="0"/>
+          <w:left w:val="none" w:color="000000" w:sz="4" w:space="0"/>
           <w:bottom w:val="single" w:color="000000" w:themeColor="accent4" w:themeTint="9A" w:sz="4" w:space="0"/>
-          <w:right w:val="none"/>
+          <w:right w:val="none" w:color="000000" w:sz="4" w:space="0"/>
         </w:tcBorders>
       </w:tcPr>
     </w:tblStylePr>
@@ -32384,12 +32379,12 @@
         <w:tblBorders/>
       </w:tblPr>
       <w:tcPr>
-        <w:shd w:color="ffffff"/>
+        <w:shd w:val="clear" w:color="ffffff"/>
         <w:tcBorders>
-          <w:top w:val="none"/>
+          <w:top w:val="none" w:color="000000" w:sz="4" w:space="0"/>
           <w:left w:val="single" w:color="000000" w:themeColor="accent4" w:themeTint="9A" w:sz="4" w:space="0"/>
-          <w:bottom w:val="none"/>
-          <w:right w:val="none"/>
+          <w:bottom w:val="none" w:color="000000" w:sz="4" w:space="0"/>
+          <w:right w:val="none" w:color="000000" w:sz="4" w:space="0"/>
         </w:tcBorders>
       </w:tcPr>
     </w:tblStylePr>
@@ -32412,9 +32407,9 @@
         <w:shd w:val="clear" w:color="ffffff" w:themeColor="light1" w:fill="ffffff" w:themeFill="light1"/>
         <w:tcBorders>
           <w:top w:val="single" w:color="000000" w:themeColor="accent4" w:themeTint="9A" w:sz="4" w:space="0"/>
-          <w:left w:val="none"/>
-          <w:bottom w:val="none"/>
-          <w:right w:val="none"/>
+          <w:left w:val="none" w:color="000000" w:sz="4" w:space="0"/>
+          <w:bottom w:val="none" w:color="000000" w:sz="4" w:space="0"/>
+          <w:right w:val="none" w:color="000000" w:sz="4" w:space="0"/>
         </w:tcBorders>
       </w:tcPr>
     </w:tblStylePr>
@@ -32489,9 +32484,9 @@
       </w:tcPr>
     </w:tblStylePr>
   </w:style>
-  <w:style w:type="table" w:styleId="114">
+  <w:style w:type="table" w:styleId="830">
     <w:name w:val="List Table 7 Colorful - Accent 5"/>
-    <w:basedOn w:val="10"/>
+    <w:basedOn w:val="726"/>
     <w:uiPriority w:val="99"/>
     <w:pPr>
       <w:pBdr/>
@@ -32590,11 +32585,11 @@
         <w:tblBorders/>
       </w:tblPr>
       <w:tcPr>
-        <w:shd w:color="ffffff"/>
+        <w:shd w:val="clear" w:color="ffffff"/>
         <w:tcBorders>
-          <w:top w:val="none"/>
-          <w:left w:val="none"/>
-          <w:bottom w:val="none"/>
+          <w:top w:val="none" w:color="000000" w:sz="4" w:space="0"/>
+          <w:left w:val="none" w:color="000000" w:sz="4" w:space="0"/>
+          <w:bottom w:val="none" w:color="000000" w:sz="4" w:space="0"/>
           <w:right w:val="single" w:color="000000" w:themeColor="accent5" w:themeTint="9A" w:sz="4" w:space="0"/>
         </w:tcBorders>
       </w:tcPr>
@@ -32617,10 +32612,10 @@
       <w:tcPr>
         <w:shd w:val="clear" w:color="ffffff" w:themeColor="light1" w:fill="ffffff" w:themeFill="light1"/>
         <w:tcBorders>
-          <w:top w:val="none"/>
-          <w:left w:val="none"/>
+          <w:top w:val="none" w:color="000000" w:sz="4" w:space="0"/>
+          <w:left w:val="none" w:color="000000" w:sz="4" w:space="0"/>
           <w:bottom w:val="single" w:color="000000" w:themeColor="accent5" w:themeTint="9A" w:sz="4" w:space="0"/>
-          <w:right w:val="none"/>
+          <w:right w:val="none" w:color="000000" w:sz="4" w:space="0"/>
         </w:tcBorders>
       </w:tcPr>
     </w:tblStylePr>
@@ -32640,12 +32635,12 @@
         <w:tblBorders/>
       </w:tblPr>
       <w:tcPr>
-        <w:shd w:color="ffffff"/>
+        <w:shd w:val="clear" w:color="ffffff"/>
         <w:tcBorders>
-          <w:top w:val="none"/>
+          <w:top w:val="none" w:color="000000" w:sz="4" w:space="0"/>
           <w:left w:val="single" w:color="000000" w:themeColor="accent5" w:themeTint="9A" w:sz="4" w:space="0"/>
-          <w:bottom w:val="none"/>
-          <w:right w:val="none"/>
+          <w:bottom w:val="none" w:color="000000" w:sz="4" w:space="0"/>
+          <w:right w:val="none" w:color="000000" w:sz="4" w:space="0"/>
         </w:tcBorders>
       </w:tcPr>
     </w:tblStylePr>
@@ -32668,9 +32663,9 @@
         <w:shd w:val="clear" w:color="ffffff" w:themeColor="light1" w:fill="ffffff" w:themeFill="light1"/>
         <w:tcBorders>
           <w:top w:val="single" w:color="000000" w:themeColor="accent5" w:themeTint="9A" w:sz="4" w:space="0"/>
-          <w:left w:val="none"/>
-          <w:bottom w:val="none"/>
-          <w:right w:val="none"/>
+          <w:left w:val="none" w:color="000000" w:sz="4" w:space="0"/>
+          <w:bottom w:val="none" w:color="000000" w:sz="4" w:space="0"/>
+          <w:right w:val="none" w:color="000000" w:sz="4" w:space="0"/>
         </w:tcBorders>
       </w:tcPr>
     </w:tblStylePr>
@@ -32745,9 +32740,9 @@
       </w:tcPr>
     </w:tblStylePr>
   </w:style>
-  <w:style w:type="table" w:styleId="115">
+  <w:style w:type="table" w:styleId="831">
     <w:name w:val="List Table 7 Colorful - Accent 6"/>
-    <w:basedOn w:val="10"/>
+    <w:basedOn w:val="726"/>
     <w:uiPriority w:val="99"/>
     <w:pPr>
       <w:pBdr/>
@@ -32846,11 +32841,11 @@
         <w:tblBorders/>
       </w:tblPr>
       <w:tcPr>
-        <w:shd w:color="ffffff"/>
+        <w:shd w:val="clear" w:color="ffffff"/>
         <w:tcBorders>
-          <w:top w:val="none"/>
-          <w:left w:val="none"/>
-          <w:bottom w:val="none"/>
+          <w:top w:val="none" w:color="000000" w:sz="4" w:space="0"/>
+          <w:left w:val="none" w:color="000000" w:sz="4" w:space="0"/>
+          <w:bottom w:val="none" w:color="000000" w:sz="4" w:space="0"/>
           <w:right w:val="single" w:color="000000" w:themeColor="accent6" w:themeTint="98" w:sz="4" w:space="0"/>
         </w:tcBorders>
       </w:tcPr>
@@ -32873,10 +32868,10 @@
       <w:tcPr>
         <w:shd w:val="clear" w:color="ffffff" w:themeColor="light1" w:fill="ffffff" w:themeFill="light1"/>
         <w:tcBorders>
-          <w:top w:val="none"/>
-          <w:left w:val="none"/>
+          <w:top w:val="none" w:color="000000" w:sz="4" w:space="0"/>
+          <w:left w:val="none" w:color="000000" w:sz="4" w:space="0"/>
           <w:bottom w:val="single" w:color="000000" w:themeColor="accent6" w:themeTint="98" w:sz="4" w:space="0"/>
-          <w:right w:val="none"/>
+          <w:right w:val="none" w:color="000000" w:sz="4" w:space="0"/>
         </w:tcBorders>
       </w:tcPr>
     </w:tblStylePr>
@@ -32896,12 +32891,12 @@
         <w:tblBorders/>
       </w:tblPr>
       <w:tcPr>
-        <w:shd w:color="ffffff"/>
+        <w:shd w:val="clear" w:color="ffffff"/>
         <w:tcBorders>
-          <w:top w:val="none"/>
+          <w:top w:val="none" w:color="000000" w:sz="4" w:space="0"/>
           <w:left w:val="single" w:color="000000" w:themeColor="accent6" w:themeTint="98" w:sz="4" w:space="0"/>
-          <w:bottom w:val="none"/>
-          <w:right w:val="none"/>
+          <w:bottom w:val="none" w:color="000000" w:sz="4" w:space="0"/>
+          <w:right w:val="none" w:color="000000" w:sz="4" w:space="0"/>
         </w:tcBorders>
       </w:tcPr>
     </w:tblStylePr>
@@ -32924,9 +32919,9 @@
         <w:shd w:val="clear" w:color="ffffff" w:themeColor="light1" w:fill="ffffff" w:themeFill="light1"/>
         <w:tcBorders>
           <w:top w:val="single" w:color="000000" w:themeColor="accent6" w:themeTint="98" w:sz="4" w:space="0"/>
-          <w:left w:val="none"/>
-          <w:bottom w:val="none"/>
-          <w:right w:val="none"/>
+          <w:left w:val="none" w:color="000000" w:sz="4" w:space="0"/>
+          <w:bottom w:val="none" w:color="000000" w:sz="4" w:space="0"/>
+          <w:right w:val="none" w:color="000000" w:sz="4" w:space="0"/>
         </w:tcBorders>
       </w:tcPr>
     </w:tblStylePr>
@@ -33001,9 +32996,9 @@
       </w:tcPr>
     </w:tblStylePr>
   </w:style>
-  <w:style w:type="table" w:styleId="116">
+  <w:style w:type="table" w:styleId="832">
     <w:name w:val="Lined - Accent"/>
-    <w:basedOn w:val="10"/>
+    <w:basedOn w:val="726"/>
     <w:uiPriority w:val="99"/>
     <w:pPr>
       <w:pBdr/>
@@ -33238,9 +33233,9 @@
       </w:tcPr>
     </w:tblStylePr>
   </w:style>
-  <w:style w:type="table" w:styleId="117">
+  <w:style w:type="table" w:styleId="833">
     <w:name w:val="Lined - Accent 1"/>
-    <w:basedOn w:val="10"/>
+    <w:basedOn w:val="726"/>
     <w:uiPriority w:val="99"/>
     <w:pPr>
       <w:pBdr/>
@@ -33475,9 +33470,9 @@
       </w:tcPr>
     </w:tblStylePr>
   </w:style>
-  <w:style w:type="table" w:styleId="118">
+  <w:style w:type="table" w:styleId="834">
     <w:name w:val="Lined - Accent 2"/>
-    <w:basedOn w:val="10"/>
+    <w:basedOn w:val="726"/>
     <w:uiPriority w:val="99"/>
     <w:pPr>
       <w:pBdr/>
@@ -33712,9 +33707,9 @@
       </w:tcPr>
     </w:tblStylePr>
   </w:style>
-  <w:style w:type="table" w:styleId="119">
+  <w:style w:type="table" w:styleId="835">
     <w:name w:val="Lined - Accent 3"/>
-    <w:basedOn w:val="10"/>
+    <w:basedOn w:val="726"/>
     <w:uiPriority w:val="99"/>
     <w:pPr>
       <w:pBdr/>
@@ -33949,9 +33944,9 @@
       </w:tcPr>
     </w:tblStylePr>
   </w:style>
-  <w:style w:type="table" w:styleId="120">
+  <w:style w:type="table" w:styleId="836">
     <w:name w:val="Lined - Accent 4"/>
-    <w:basedOn w:val="10"/>
+    <w:basedOn w:val="726"/>
     <w:uiPriority w:val="99"/>
     <w:pPr>
       <w:pBdr/>
@@ -34186,9 +34181,9 @@
       </w:tcPr>
     </w:tblStylePr>
   </w:style>
-  <w:style w:type="table" w:styleId="121">
+  <w:style w:type="table" w:styleId="837">
     <w:name w:val="Lined - Accent 5"/>
-    <w:basedOn w:val="10"/>
+    <w:basedOn w:val="726"/>
     <w:uiPriority w:val="99"/>
     <w:pPr>
       <w:pBdr/>
@@ -34423,9 +34418,9 @@
       </w:tcPr>
     </w:tblStylePr>
   </w:style>
-  <w:style w:type="table" w:styleId="122">
+  <w:style w:type="table" w:styleId="838">
     <w:name w:val="Lined - Accent 6"/>
-    <w:basedOn w:val="10"/>
+    <w:basedOn w:val="726"/>
     <w:uiPriority w:val="99"/>
     <w:pPr>
       <w:pBdr/>
@@ -34660,9 +34655,9 @@
       </w:tcPr>
     </w:tblStylePr>
   </w:style>
-  <w:style w:type="table" w:styleId="123">
+  <w:style w:type="table" w:styleId="839">
     <w:name w:val="Bordered &amp; Lined - Accent"/>
-    <w:basedOn w:val="10"/>
+    <w:basedOn w:val="726"/>
     <w:uiPriority w:val="99"/>
     <w:pPr>
       <w:pBdr/>
@@ -34904,9 +34899,9 @@
       </w:tcPr>
     </w:tblStylePr>
   </w:style>
-  <w:style w:type="table" w:styleId="124">
+  <w:style w:type="table" w:styleId="840">
     <w:name w:val="Bordered &amp; Lined - Accent 1"/>
-    <w:basedOn w:val="10"/>
+    <w:basedOn w:val="726"/>
     <w:uiPriority w:val="99"/>
     <w:pPr>
       <w:pBdr/>
@@ -35148,9 +35143,9 @@
       </w:tcPr>
     </w:tblStylePr>
   </w:style>
-  <w:style w:type="table" w:styleId="125">
+  <w:style w:type="table" w:styleId="841">
     <w:name w:val="Bordered &amp; Lined - Accent 2"/>
-    <w:basedOn w:val="10"/>
+    <w:basedOn w:val="726"/>
     <w:uiPriority w:val="99"/>
     <w:pPr>
       <w:pBdr/>
@@ -35392,9 +35387,9 @@
       </w:tcPr>
     </w:tblStylePr>
   </w:style>
-  <w:style w:type="table" w:styleId="126">
+  <w:style w:type="table" w:styleId="842">
     <w:name w:val="Bordered &amp; Lined - Accent 3"/>
-    <w:basedOn w:val="10"/>
+    <w:basedOn w:val="726"/>
     <w:uiPriority w:val="99"/>
     <w:pPr>
       <w:pBdr/>
@@ -35636,9 +35631,9 @@
       </w:tcPr>
     </w:tblStylePr>
   </w:style>
-  <w:style w:type="table" w:styleId="127">
+  <w:style w:type="table" w:styleId="843">
     <w:name w:val="Bordered &amp; Lined - Accent 4"/>
-    <w:basedOn w:val="10"/>
+    <w:basedOn w:val="726"/>
     <w:uiPriority w:val="99"/>
     <w:pPr>
       <w:pBdr/>
@@ -35880,9 +35875,9 @@
       </w:tcPr>
     </w:tblStylePr>
   </w:style>
-  <w:style w:type="table" w:styleId="128">
+  <w:style w:type="table" w:styleId="844">
     <w:name w:val="Bordered &amp; Lined - Accent 5"/>
-    <w:basedOn w:val="10"/>
+    <w:basedOn w:val="726"/>
     <w:uiPriority w:val="99"/>
     <w:pPr>
       <w:pBdr/>
@@ -36124,9 +36119,9 @@
       </w:tcPr>
     </w:tblStylePr>
   </w:style>
-  <w:style w:type="table" w:styleId="129">
+  <w:style w:type="table" w:styleId="845">
     <w:name w:val="Bordered &amp; Lined - Accent 6"/>
-    <w:basedOn w:val="10"/>
+    <w:basedOn w:val="726"/>
     <w:uiPriority w:val="99"/>
     <w:pPr>
       <w:pBdr/>
@@ -36368,9 +36363,9 @@
       </w:tcPr>
     </w:tblStylePr>
   </w:style>
-  <w:style w:type="table" w:styleId="130">
+  <w:style w:type="table" w:styleId="846">
     <w:name w:val="Bordered"/>
-    <w:basedOn w:val="10"/>
+    <w:basedOn w:val="726"/>
     <w:uiPriority w:val="99"/>
     <w:pPr>
       <w:pBdr/>
@@ -36599,9 +36594,9 @@
       </w:tcPr>
     </w:tblStylePr>
   </w:style>
-  <w:style w:type="table" w:styleId="131">
+  <w:style w:type="table" w:styleId="847">
     <w:name w:val="Bordered - Accent 1"/>
-    <w:basedOn w:val="10"/>
+    <w:basedOn w:val="726"/>
     <w:uiPriority w:val="99"/>
     <w:pPr>
       <w:pBdr/>
@@ -36830,9 +36825,9 @@
       </w:tcPr>
     </w:tblStylePr>
   </w:style>
-  <w:style w:type="table" w:styleId="132">
+  <w:style w:type="table" w:styleId="848">
     <w:name w:val="Bordered - Accent 2"/>
-    <w:basedOn w:val="10"/>
+    <w:basedOn w:val="726"/>
     <w:uiPriority w:val="99"/>
     <w:pPr>
       <w:pBdr/>
@@ -37061,9 +37056,9 @@
       </w:tcPr>
     </w:tblStylePr>
   </w:style>
-  <w:style w:type="table" w:styleId="133">
+  <w:style w:type="table" w:styleId="849">
     <w:name w:val="Bordered - Accent 3"/>
-    <w:basedOn w:val="10"/>
+    <w:basedOn w:val="726"/>
     <w:uiPriority w:val="99"/>
     <w:pPr>
       <w:pBdr/>
@@ -37292,9 +37287,9 @@
       </w:tcPr>
     </w:tblStylePr>
   </w:style>
-  <w:style w:type="table" w:styleId="134">
+  <w:style w:type="table" w:styleId="850">
     <w:name w:val="Bordered - Accent 4"/>
-    <w:basedOn w:val="10"/>
+    <w:basedOn w:val="726"/>
     <w:uiPriority w:val="99"/>
     <w:pPr>
       <w:pBdr/>
@@ -37523,9 +37518,9 @@
       </w:tcPr>
     </w:tblStylePr>
   </w:style>
-  <w:style w:type="table" w:styleId="135">
+  <w:style w:type="table" w:styleId="851">
     <w:name w:val="Bordered - Accent 5"/>
-    <w:basedOn w:val="10"/>
+    <w:basedOn w:val="726"/>
     <w:uiPriority w:val="99"/>
     <w:pPr>
       <w:pBdr/>
@@ -37754,9 +37749,9 @@
       </w:tcPr>
     </w:tblStylePr>
   </w:style>
-  <w:style w:type="table" w:styleId="136">
+  <w:style w:type="table" w:styleId="852">
     <w:name w:val="Bordered - Accent 6"/>
-    <w:basedOn w:val="10"/>
+    <w:basedOn w:val="726"/>
     <w:uiPriority w:val="99"/>
     <w:pPr>
       <w:pBdr/>
@@ -37985,7 +37980,7 @@
       </w:tcPr>
     </w:tblStylePr>
   </w:style>
-  <w:style w:type="paragraph" w:styleId="137" w:default="1">
+  <w:style w:type="paragraph" w:styleId="853" w:default="1">
     <w:name w:val="Normal"/>
     <w:qFormat/>
     <w:pPr>
@@ -37994,11 +37989,11 @@
       <w:ind/>
     </w:pPr>
   </w:style>
-  <w:style w:type="paragraph" w:styleId="144">
+  <w:style w:type="paragraph" w:styleId="854">
     <w:name w:val="Heading 7"/>
-    <w:basedOn w:val="137"/>
-    <w:next w:val="137"/>
-    <w:link w:val="155"/>
+    <w:basedOn w:val="853"/>
+    <w:next w:val="853"/>
+    <w:link w:val="865"/>
     <w:uiPriority w:val="9"/>
     <w:unhideWhenUsed/>
     <w:qFormat/>
@@ -38015,11 +38010,11 @@
       <w:color w:val="595959" w:themeColor="text1" w:themeTint="A6"/>
     </w:rPr>
   </w:style>
-  <w:style w:type="paragraph" w:styleId="145">
+  <w:style w:type="paragraph" w:styleId="855">
     <w:name w:val="Heading 8"/>
-    <w:basedOn w:val="137"/>
-    <w:next w:val="137"/>
-    <w:link w:val="156"/>
+    <w:basedOn w:val="853"/>
+    <w:next w:val="853"/>
+    <w:link w:val="866"/>
     <w:uiPriority w:val="9"/>
     <w:unhideWhenUsed/>
     <w:qFormat/>
@@ -38038,11 +38033,11 @@
       <w:color w:val="272727" w:themeColor="text1" w:themeTint="D8"/>
     </w:rPr>
   </w:style>
-  <w:style w:type="paragraph" w:styleId="146">
+  <w:style w:type="paragraph" w:styleId="856">
     <w:name w:val="Heading 9"/>
-    <w:basedOn w:val="137"/>
-    <w:next w:val="137"/>
-    <w:link w:val="157"/>
+    <w:basedOn w:val="853"/>
+    <w:next w:val="853"/>
+    <w:link w:val="867"/>
     <w:uiPriority w:val="9"/>
     <w:unhideWhenUsed/>
     <w:qFormat/>
@@ -38061,7 +38056,7 @@
       <w:color w:val="272727" w:themeColor="text1" w:themeTint="D8"/>
     </w:rPr>
   </w:style>
-  <w:style w:type="character" w:styleId="147" w:default="1">
+  <w:style w:type="character" w:styleId="857" w:default="1">
     <w:name w:val="Default Paragraph Font"/>
     <w:uiPriority w:val="1"/>
     <w:semiHidden/>
@@ -38072,7 +38067,7 @@
       <w:ind/>
     </w:pPr>
   </w:style>
-  <w:style w:type="numbering" w:styleId="148" w:default="1">
+  <w:style w:type="numbering" w:styleId="858" w:default="1">
     <w:name w:val="No List"/>
     <w:uiPriority w:val="99"/>
     <w:semiHidden/>
@@ -38083,10 +38078,10 @@
       <w:ind/>
     </w:pPr>
   </w:style>
-  <w:style w:type="character" w:styleId="149">
+  <w:style w:type="character" w:styleId="859">
     <w:name w:val="Heading 1 Char"/>
-    <w:basedOn w:val="147"/>
-    <w:link w:val="744"/>
+    <w:basedOn w:val="857"/>
+    <w:link w:val="912"/>
     <w:uiPriority w:val="9"/>
     <w:pPr>
       <w:pBdr/>
@@ -38100,10 +38095,10 @@
       <w:szCs w:val="40"/>
     </w:rPr>
   </w:style>
-  <w:style w:type="character" w:styleId="150">
+  <w:style w:type="character" w:styleId="860">
     <w:name w:val="Heading 2 Char"/>
-    <w:basedOn w:val="147"/>
-    <w:link w:val="745"/>
+    <w:basedOn w:val="857"/>
+    <w:link w:val="913"/>
     <w:uiPriority w:val="9"/>
     <w:pPr>
       <w:pBdr/>
@@ -38117,10 +38112,10 @@
       <w:szCs w:val="32"/>
     </w:rPr>
   </w:style>
-  <w:style w:type="character" w:styleId="151">
+  <w:style w:type="character" w:styleId="861">
     <w:name w:val="Heading 3 Char"/>
-    <w:basedOn w:val="147"/>
-    <w:link w:val="746"/>
+    <w:basedOn w:val="857"/>
+    <w:link w:val="914"/>
     <w:uiPriority w:val="9"/>
     <w:pPr>
       <w:pBdr/>
@@ -38134,10 +38129,10 @@
       <w:szCs w:val="28"/>
     </w:rPr>
   </w:style>
-  <w:style w:type="character" w:styleId="152">
+  <w:style w:type="character" w:styleId="862">
     <w:name w:val="Heading 4 Char"/>
-    <w:basedOn w:val="147"/>
-    <w:link w:val="732"/>
+    <w:basedOn w:val="857"/>
+    <w:link w:val="900"/>
     <w:uiPriority w:val="9"/>
     <w:pPr>
       <w:pBdr/>
@@ -38151,10 +38146,10 @@
       <w:color w:val="0f4761" w:themeColor="accent1" w:themeShade="BF"/>
     </w:rPr>
   </w:style>
-  <w:style w:type="character" w:styleId="153">
+  <w:style w:type="character" w:styleId="863">
     <w:name w:val="Heading 5 Char"/>
-    <w:basedOn w:val="147"/>
-    <w:link w:val="733"/>
+    <w:basedOn w:val="857"/>
+    <w:link w:val="901"/>
     <w:uiPriority w:val="9"/>
     <w:pPr>
       <w:pBdr/>
@@ -38166,10 +38161,10 @@
       <w:color w:val="0f4761" w:themeColor="accent1" w:themeShade="BF"/>
     </w:rPr>
   </w:style>
-  <w:style w:type="character" w:styleId="154">
+  <w:style w:type="character" w:styleId="864">
     <w:name w:val="Heading 6 Char"/>
-    <w:basedOn w:val="147"/>
-    <w:link w:val="734"/>
+    <w:basedOn w:val="857"/>
+    <w:link w:val="902"/>
     <w:uiPriority w:val="9"/>
     <w:pPr>
       <w:pBdr/>
@@ -38183,10 +38178,10 @@
       <w:color w:val="595959" w:themeColor="text1" w:themeTint="A6"/>
     </w:rPr>
   </w:style>
-  <w:style w:type="character" w:styleId="155">
+  <w:style w:type="character" w:styleId="865">
     <w:name w:val="Heading 7 Char"/>
-    <w:basedOn w:val="147"/>
-    <w:link w:val="144"/>
+    <w:basedOn w:val="857"/>
+    <w:link w:val="854"/>
     <w:uiPriority w:val="9"/>
     <w:pPr>
       <w:pBdr/>
@@ -38198,10 +38193,10 @@
       <w:color w:val="595959" w:themeColor="text1" w:themeTint="A6"/>
     </w:rPr>
   </w:style>
-  <w:style w:type="character" w:styleId="156">
+  <w:style w:type="character" w:styleId="866">
     <w:name w:val="Heading 8 Char"/>
-    <w:basedOn w:val="147"/>
-    <w:link w:val="145"/>
+    <w:basedOn w:val="857"/>
+    <w:link w:val="855"/>
     <w:uiPriority w:val="9"/>
     <w:pPr>
       <w:pBdr/>
@@ -38215,10 +38210,10 @@
       <w:color w:val="272727" w:themeColor="text1" w:themeTint="D8"/>
     </w:rPr>
   </w:style>
-  <w:style w:type="character" w:styleId="157">
+  <w:style w:type="character" w:styleId="867">
     <w:name w:val="Heading 9 Char"/>
-    <w:basedOn w:val="147"/>
-    <w:link w:val="146"/>
+    <w:basedOn w:val="857"/>
+    <w:link w:val="856"/>
     <w:uiPriority w:val="9"/>
     <w:pPr>
       <w:pBdr/>
@@ -38232,10 +38227,10 @@
       <w:color w:val="272727" w:themeColor="text1" w:themeTint="D8"/>
     </w:rPr>
   </w:style>
-  <w:style w:type="character" w:styleId="159">
+  <w:style w:type="character" w:styleId="868">
     <w:name w:val="Title Char"/>
-    <w:basedOn w:val="147"/>
-    <w:link w:val="728"/>
+    <w:basedOn w:val="857"/>
+    <w:link w:val="899"/>
     <w:uiPriority w:val="10"/>
     <w:pPr>
       <w:pBdr/>
@@ -38249,11 +38244,11 @@
       <w:szCs w:val="56"/>
     </w:rPr>
   </w:style>
-  <w:style w:type="paragraph" w:styleId="160">
+  <w:style w:type="paragraph" w:styleId="869">
     <w:name w:val="Subtitle"/>
-    <w:basedOn w:val="137"/>
-    <w:next w:val="137"/>
-    <w:link w:val="161"/>
+    <w:basedOn w:val="853"/>
+    <w:next w:val="853"/>
+    <w:link w:val="870"/>
     <w:uiPriority w:val="11"/>
     <w:qFormat/>
     <w:pPr>
@@ -38271,10 +38266,10 @@
       <w:szCs w:val="28"/>
     </w:rPr>
   </w:style>
-  <w:style w:type="character" w:styleId="161">
+  <w:style w:type="character" w:styleId="870">
     <w:name w:val="Subtitle Char"/>
-    <w:basedOn w:val="147"/>
-    <w:link w:val="160"/>
+    <w:basedOn w:val="857"/>
+    <w:link w:val="869"/>
     <w:uiPriority w:val="11"/>
     <w:pPr>
       <w:pBdr/>
@@ -38288,11 +38283,11 @@
       <w:szCs w:val="28"/>
     </w:rPr>
   </w:style>
-  <w:style w:type="paragraph" w:styleId="162">
+  <w:style w:type="paragraph" w:styleId="871">
     <w:name w:val="Quote"/>
-    <w:basedOn w:val="137"/>
-    <w:next w:val="137"/>
-    <w:link w:val="163"/>
+    <w:basedOn w:val="853"/>
+    <w:next w:val="853"/>
+    <w:link w:val="872"/>
     <w:uiPriority w:val="29"/>
     <w:qFormat/>
     <w:pPr>
@@ -38307,10 +38302,10 @@
       <w:color w:val="404040" w:themeColor="text1" w:themeTint="BF"/>
     </w:rPr>
   </w:style>
-  <w:style w:type="character" w:styleId="163">
+  <w:style w:type="character" w:styleId="872">
     <w:name w:val="Quote Char"/>
-    <w:basedOn w:val="147"/>
-    <w:link w:val="162"/>
+    <w:basedOn w:val="857"/>
+    <w:link w:val="871"/>
     <w:uiPriority w:val="29"/>
     <w:pPr>
       <w:pBdr/>
@@ -38323,9 +38318,9 @@
       <w:color w:val="404040" w:themeColor="text1" w:themeTint="BF"/>
     </w:rPr>
   </w:style>
-  <w:style w:type="character" w:styleId="165">
+  <w:style w:type="character" w:styleId="873">
     <w:name w:val="Intense Emphasis"/>
-    <w:basedOn w:val="147"/>
+    <w:basedOn w:val="857"/>
     <w:uiPriority w:val="21"/>
     <w:qFormat/>
     <w:pPr>
@@ -38339,11 +38334,11 @@
       <w:color w:val="0f4761" w:themeColor="accent1" w:themeShade="BF"/>
     </w:rPr>
   </w:style>
-  <w:style w:type="paragraph" w:styleId="166">
+  <w:style w:type="paragraph" w:styleId="874">
     <w:name w:val="Intense Quote"/>
-    <w:basedOn w:val="137"/>
-    <w:next w:val="137"/>
-    <w:link w:val="167"/>
+    <w:basedOn w:val="853"/>
+    <w:next w:val="853"/>
+    <w:link w:val="875"/>
     <w:uiPriority w:val="30"/>
     <w:qFormat/>
     <w:pPr>
@@ -38361,10 +38356,10 @@
       <w:color w:val="0f4761" w:themeColor="accent1" w:themeShade="BF"/>
     </w:rPr>
   </w:style>
-  <w:style w:type="character" w:styleId="167">
+  <w:style w:type="character" w:styleId="875">
     <w:name w:val="Intense Quote Char"/>
-    <w:basedOn w:val="147"/>
-    <w:link w:val="166"/>
+    <w:basedOn w:val="857"/>
+    <w:link w:val="874"/>
     <w:uiPriority w:val="30"/>
     <w:pPr>
       <w:pBdr/>
@@ -38377,9 +38372,9 @@
       <w:color w:val="0f4761" w:themeColor="accent1" w:themeShade="BF"/>
     </w:rPr>
   </w:style>
-  <w:style w:type="character" w:styleId="168">
+  <w:style w:type="character" w:styleId="876">
     <w:name w:val="Intense Reference"/>
-    <w:basedOn w:val="147"/>
+    <w:basedOn w:val="857"/>
     <w:uiPriority w:val="32"/>
     <w:qFormat/>
     <w:pPr>
@@ -38395,9 +38390,9 @@
       <w:spacing w:val="5"/>
     </w:rPr>
   </w:style>
-  <w:style w:type="paragraph" w:styleId="169">
+  <w:style w:type="paragraph" w:styleId="877">
     <w:name w:val="No Spacing"/>
-    <w:basedOn w:val="137"/>
+    <w:basedOn w:val="853"/>
     <w:uiPriority w:val="1"/>
     <w:qFormat/>
     <w:pPr>
@@ -38406,9 +38401,9 @@
       <w:ind/>
     </w:pPr>
   </w:style>
-  <w:style w:type="character" w:styleId="170">
+  <w:style w:type="character" w:styleId="878">
     <w:name w:val="Subtle Emphasis"/>
-    <w:basedOn w:val="147"/>
+    <w:basedOn w:val="857"/>
     <w:uiPriority w:val="19"/>
     <w:qFormat/>
     <w:pPr>
@@ -38422,9 +38417,9 @@
       <w:color w:val="404040" w:themeColor="text1" w:themeTint="BF"/>
     </w:rPr>
   </w:style>
-  <w:style w:type="character" w:styleId="171">
+  <w:style w:type="character" w:styleId="879">
     <w:name w:val="Emphasis"/>
-    <w:basedOn w:val="147"/>
+    <w:basedOn w:val="857"/>
     <w:uiPriority w:val="20"/>
     <w:qFormat/>
     <w:pPr>
@@ -38437,9 +38432,9 @@
       <w:iCs/>
     </w:rPr>
   </w:style>
-  <w:style w:type="character" w:styleId="173">
+  <w:style w:type="character" w:styleId="880">
     <w:name w:val="Subtle Reference"/>
-    <w:basedOn w:val="147"/>
+    <w:basedOn w:val="857"/>
     <w:uiPriority w:val="31"/>
     <w:qFormat/>
     <w:pPr>
@@ -38452,9 +38447,9 @@
       <w:color w:val="5a5a5a" w:themeColor="text1" w:themeTint="A5"/>
     </w:rPr>
   </w:style>
-  <w:style w:type="character" w:styleId="174">
+  <w:style w:type="character" w:styleId="881">
     <w:name w:val="Book Title"/>
-    <w:basedOn w:val="147"/>
+    <w:basedOn w:val="857"/>
     <w:uiPriority w:val="33"/>
     <w:qFormat/>
     <w:pPr>
@@ -38470,10 +38465,10 @@
       <w:spacing w:val="5"/>
     </w:rPr>
   </w:style>
-  <w:style w:type="paragraph" w:styleId="175">
+  <w:style w:type="paragraph" w:styleId="882">
     <w:name w:val="Header"/>
-    <w:basedOn w:val="137"/>
-    <w:link w:val="176"/>
+    <w:basedOn w:val="853"/>
+    <w:link w:val="883"/>
     <w:uiPriority w:val="99"/>
     <w:unhideWhenUsed/>
     <w:pPr>
@@ -38486,10 +38481,10 @@
       <w:ind/>
     </w:pPr>
   </w:style>
-  <w:style w:type="character" w:styleId="176">
+  <w:style w:type="character" w:styleId="883">
     <w:name w:val="Header Char"/>
-    <w:basedOn w:val="147"/>
-    <w:link w:val="175"/>
+    <w:basedOn w:val="857"/>
+    <w:link w:val="882"/>
     <w:uiPriority w:val="99"/>
     <w:pPr>
       <w:pBdr/>
@@ -38497,10 +38492,10 @@
       <w:ind/>
     </w:pPr>
   </w:style>
-  <w:style w:type="paragraph" w:styleId="177">
+  <w:style w:type="paragraph" w:styleId="884">
     <w:name w:val="Footer"/>
-    <w:basedOn w:val="137"/>
-    <w:link w:val="178"/>
+    <w:basedOn w:val="853"/>
+    <w:link w:val="885"/>
     <w:uiPriority w:val="99"/>
     <w:unhideWhenUsed/>
     <w:pPr>
@@ -38513,10 +38508,10 @@
       <w:ind/>
     </w:pPr>
   </w:style>
-  <w:style w:type="character" w:styleId="178">
+  <w:style w:type="character" w:styleId="885">
     <w:name w:val="Footer Char"/>
-    <w:basedOn w:val="147"/>
-    <w:link w:val="177"/>
+    <w:basedOn w:val="857"/>
+    <w:link w:val="884"/>
     <w:uiPriority w:val="99"/>
     <w:pPr>
       <w:pBdr/>
@@ -38524,10 +38519,10 @@
       <w:ind/>
     </w:pPr>
   </w:style>
-  <w:style w:type="paragraph" w:styleId="179">
+  <w:style w:type="paragraph" w:styleId="886">
     <w:name w:val="Caption"/>
-    <w:basedOn w:val="137"/>
-    <w:next w:val="137"/>
+    <w:basedOn w:val="853"/>
+    <w:next w:val="853"/>
     <w:uiPriority w:val="35"/>
     <w:unhideWhenUsed/>
     <w:qFormat/>
@@ -38544,9 +38539,9 @@
       <w:szCs w:val="18"/>
     </w:rPr>
   </w:style>
-  <w:style w:type="character" w:styleId="187">
+  <w:style w:type="character" w:styleId="887">
     <w:name w:val="FollowedHyperlink"/>
-    <w:basedOn w:val="147"/>
+    <w:basedOn w:val="857"/>
     <w:uiPriority w:val="99"/>
     <w:semiHidden/>
     <w:unhideWhenUsed/>
@@ -38560,10 +38555,10 @@
       <w:u w:val="single"/>
     </w:rPr>
   </w:style>
-  <w:style w:type="paragraph" w:styleId="188">
+  <w:style w:type="paragraph" w:styleId="888">
     <w:name w:val="toc 1"/>
-    <w:basedOn w:val="137"/>
-    <w:next w:val="137"/>
+    <w:basedOn w:val="853"/>
+    <w:next w:val="853"/>
     <w:uiPriority w:val="39"/>
     <w:unhideWhenUsed/>
     <w:pPr>
@@ -38572,10 +38567,10 @@
       <w:ind/>
     </w:pPr>
   </w:style>
-  <w:style w:type="paragraph" w:styleId="189">
+  <w:style w:type="paragraph" w:styleId="889">
     <w:name w:val="toc 2"/>
-    <w:basedOn w:val="137"/>
-    <w:next w:val="137"/>
+    <w:basedOn w:val="853"/>
+    <w:next w:val="853"/>
     <w:uiPriority w:val="39"/>
     <w:unhideWhenUsed/>
     <w:pPr>
@@ -38584,10 +38579,10 @@
       <w:ind w:left="220"/>
     </w:pPr>
   </w:style>
-  <w:style w:type="paragraph" w:styleId="190">
+  <w:style w:type="paragraph" w:styleId="890">
     <w:name w:val="toc 3"/>
-    <w:basedOn w:val="137"/>
-    <w:next w:val="137"/>
+    <w:basedOn w:val="853"/>
+    <w:next w:val="853"/>
     <w:uiPriority w:val="39"/>
     <w:unhideWhenUsed/>
     <w:pPr>
@@ -38596,10 +38591,10 @@
       <w:ind w:left="440"/>
     </w:pPr>
   </w:style>
-  <w:style w:type="paragraph" w:styleId="191">
+  <w:style w:type="paragraph" w:styleId="891">
     <w:name w:val="toc 4"/>
-    <w:basedOn w:val="137"/>
-    <w:next w:val="137"/>
+    <w:basedOn w:val="853"/>
+    <w:next w:val="853"/>
     <w:uiPriority w:val="39"/>
     <w:unhideWhenUsed/>
     <w:pPr>
@@ -38608,10 +38603,10 @@
       <w:ind w:left="660"/>
     </w:pPr>
   </w:style>
-  <w:style w:type="paragraph" w:styleId="192">
+  <w:style w:type="paragraph" w:styleId="892">
     <w:name w:val="toc 5"/>
-    <w:basedOn w:val="137"/>
-    <w:next w:val="137"/>
+    <w:basedOn w:val="853"/>
+    <w:next w:val="853"/>
     <w:uiPriority w:val="39"/>
     <w:unhideWhenUsed/>
     <w:pPr>
@@ -38620,10 +38615,10 @@
       <w:ind w:left="880"/>
     </w:pPr>
   </w:style>
-  <w:style w:type="paragraph" w:styleId="193">
+  <w:style w:type="paragraph" w:styleId="893">
     <w:name w:val="toc 6"/>
-    <w:basedOn w:val="137"/>
-    <w:next w:val="137"/>
+    <w:basedOn w:val="853"/>
+    <w:next w:val="853"/>
     <w:uiPriority w:val="39"/>
     <w:unhideWhenUsed/>
     <w:pPr>
@@ -38632,10 +38627,10 @@
       <w:ind w:left="1100"/>
     </w:pPr>
   </w:style>
-  <w:style w:type="paragraph" w:styleId="194">
+  <w:style w:type="paragraph" w:styleId="894">
     <w:name w:val="toc 7"/>
-    <w:basedOn w:val="137"/>
-    <w:next w:val="137"/>
+    <w:basedOn w:val="853"/>
+    <w:next w:val="853"/>
     <w:uiPriority w:val="39"/>
     <w:unhideWhenUsed/>
     <w:pPr>
@@ -38644,10 +38639,10 @@
       <w:ind w:left="1320"/>
     </w:pPr>
   </w:style>
-  <w:style w:type="paragraph" w:styleId="195">
+  <w:style w:type="paragraph" w:styleId="895">
     <w:name w:val="toc 8"/>
-    <w:basedOn w:val="137"/>
-    <w:next w:val="137"/>
+    <w:basedOn w:val="853"/>
+    <w:next w:val="853"/>
     <w:uiPriority w:val="39"/>
     <w:unhideWhenUsed/>
     <w:pPr>
@@ -38656,10 +38651,10 @@
       <w:ind w:left="1540"/>
     </w:pPr>
   </w:style>
-  <w:style w:type="paragraph" w:styleId="196">
+  <w:style w:type="paragraph" w:styleId="896">
     <w:name w:val="toc 9"/>
-    <w:basedOn w:val="137"/>
-    <w:next w:val="137"/>
+    <w:basedOn w:val="853"/>
+    <w:next w:val="853"/>
     <w:uiPriority w:val="39"/>
     <w:unhideWhenUsed/>
     <w:pPr>
@@ -38668,7 +38663,7 @@
       <w:ind w:left="1760"/>
     </w:pPr>
   </w:style>
-  <w:style w:type="paragraph" w:styleId="206">
+  <w:style w:type="paragraph" w:styleId="897">
     <w:name w:val="TOC Heading"/>
     <w:uiPriority w:val="39"/>
     <w:unhideWhenUsed/>
@@ -38678,10 +38673,10 @@
       <w:ind/>
     </w:pPr>
   </w:style>
-  <w:style w:type="paragraph" w:styleId="207">
+  <w:style w:type="paragraph" w:styleId="898">
     <w:name w:val="table of figures"/>
-    <w:basedOn w:val="137"/>
-    <w:next w:val="137"/>
+    <w:basedOn w:val="853"/>
+    <w:next w:val="853"/>
     <w:uiPriority w:val="99"/>
     <w:unhideWhenUsed/>
     <w:pPr>
@@ -38690,7 +38685,7 @@
       <w:ind/>
     </w:pPr>
   </w:style>
-  <w:style w:type="paragraph" w:styleId="728">
+  <w:style w:type="paragraph" w:styleId="899">
     <w:name w:val="Title"/>
     <w:qFormat/>
     <w:pPr>
@@ -38703,7 +38698,7 @@
       <w:szCs w:val="56"/>
     </w:rPr>
   </w:style>
-  <w:style w:type="paragraph" w:styleId="732">
+  <w:style w:type="paragraph" w:styleId="900">
     <w:name w:val="Heading 4"/>
     <w:qFormat/>
     <w:pPr>
@@ -38717,7 +38712,7 @@
       <w:color w:val="2e74b5"/>
     </w:rPr>
   </w:style>
-  <w:style w:type="paragraph" w:styleId="733">
+  <w:style w:type="paragraph" w:styleId="901">
     <w:name w:val="Heading 5"/>
     <w:qFormat/>
     <w:pPr>
@@ -38729,7 +38724,7 @@
       <w:color w:val="2e74b5"/>
     </w:rPr>
   </w:style>
-  <w:style w:type="paragraph" w:styleId="734">
+  <w:style w:type="paragraph" w:styleId="902">
     <w:name w:val="Heading 6"/>
     <w:qFormat/>
     <w:pPr>
@@ -38741,7 +38736,7 @@
       <w:color w:val="1f4d78"/>
     </w:rPr>
   </w:style>
-  <w:style w:type="paragraph" w:styleId="735">
+  <w:style w:type="paragraph" w:styleId="903">
     <w:name w:val="Strong"/>
     <w:qFormat/>
     <w:pPr>
@@ -38754,7 +38749,7 @@
       <w:bCs/>
     </w:rPr>
   </w:style>
-  <w:style w:type="paragraph" w:styleId="736">
+  <w:style w:type="paragraph" w:styleId="904">
     <w:name w:val="List Paragraph"/>
     <w:qFormat/>
     <w:pPr>
@@ -38763,7 +38758,7 @@
       <w:ind/>
     </w:pPr>
   </w:style>
-  <w:style w:type="character" w:styleId="737">
+  <w:style w:type="character" w:styleId="905">
     <w:name w:val="Hyperlink"/>
     <w:uiPriority w:val="99"/>
     <w:unhideWhenUsed/>
@@ -38777,7 +38772,7 @@
       <w:u w:val="single"/>
     </w:rPr>
   </w:style>
-  <w:style w:type="character" w:styleId="738">
+  <w:style w:type="character" w:styleId="906">
     <w:name w:val="footnote reference"/>
     <w:uiPriority w:val="99"/>
     <w:semiHidden/>
@@ -38791,9 +38786,9 @@
       <w:vertAlign w:val="superscript"/>
     </w:rPr>
   </w:style>
-  <w:style w:type="paragraph" w:styleId="739">
+  <w:style w:type="paragraph" w:styleId="907">
     <w:name w:val="footnote text"/>
-    <w:link w:val="740"/>
+    <w:link w:val="908"/>
     <w:uiPriority w:val="99"/>
     <w:semiHidden/>
     <w:unhideWhenUsed/>
@@ -38807,9 +38802,9 @@
       <w:szCs w:val="20"/>
     </w:rPr>
   </w:style>
-  <w:style w:type="character" w:styleId="740">
+  <w:style w:type="character" w:styleId="908">
     <w:name w:val="Footnote Text Char"/>
-    <w:link w:val="739"/>
+    <w:link w:val="907"/>
     <w:uiPriority w:val="99"/>
     <w:semiHidden/>
     <w:unhideWhenUsed/>
@@ -38823,7 +38818,7 @@
       <w:szCs w:val="20"/>
     </w:rPr>
   </w:style>
-  <w:style w:type="character" w:styleId="741">
+  <w:style w:type="character" w:styleId="909">
     <w:name w:val="endnote reference"/>
     <w:uiPriority w:val="99"/>
     <w:semiHidden/>
@@ -38837,9 +38832,9 @@
       <w:vertAlign w:val="superscript"/>
     </w:rPr>
   </w:style>
-  <w:style w:type="paragraph" w:styleId="742">
+  <w:style w:type="paragraph" w:styleId="910">
     <w:name w:val="endnote text"/>
-    <w:link w:val="743"/>
+    <w:link w:val="911"/>
     <w:uiPriority w:val="99"/>
     <w:semiHidden/>
     <w:unhideWhenUsed/>
@@ -38853,9 +38848,9 @@
       <w:szCs w:val="20"/>
     </w:rPr>
   </w:style>
-  <w:style w:type="character" w:styleId="743">
+  <w:style w:type="character" w:styleId="911">
     <w:name w:val="Endnote Text Char"/>
-    <w:link w:val="742"/>
+    <w:link w:val="910"/>
     <w:uiPriority w:val="99"/>
     <w:semiHidden/>
     <w:unhideWhenUsed/>
@@ -38869,7 +38864,7 @@
       <w:szCs w:val="20"/>
     </w:rPr>
   </w:style>
-  <w:style w:type="paragraph" w:styleId="744">
+  <w:style w:type="paragraph" w:styleId="912">
     <w:name w:val="Heading 1"/>
     <w:qFormat/>
     <w:pPr>
@@ -38887,7 +38882,7 @@
       <w:szCs w:val="32"/>
     </w:rPr>
   </w:style>
-  <w:style w:type="paragraph" w:styleId="745">
+  <w:style w:type="paragraph" w:styleId="913">
     <w:name w:val="Heading 2"/>
     <w:qFormat/>
     <w:pPr>
@@ -38905,7 +38900,7 @@
       <w:szCs w:val="26"/>
     </w:rPr>
   </w:style>
-  <w:style w:type="paragraph" w:styleId="746">
+  <w:style w:type="paragraph" w:styleId="914">
     <w:name w:val="Heading 3"/>
     <w:qFormat/>
     <w:pPr>
